--- a/docs/Etapa 2/Informe_Tecnico_Etapa2_Grupo2.docx
+++ b/docs/Etapa 2/Informe_Tecnico_Etapa2_Grupo2.docx
@@ -67,7 +67,7 @@
           <w:szCs w:val="26"/>
           <w:rtl w:val="0"/>
         </w:rPr>
-        <w:t xml:space="preserve">Baseline, LLM como Juez y Optimización del Prompt con DSPy GEPA</w:t>
+        <w:t xml:space="preserve">Baseline, LLM como Juez, DSPy GEPA y Mejora de la Recuperación</w:t>
       </w:r>
     </w:p>
     <w:p>
@@ -272,6 +272,49 @@
           <w:rtl w:val="0"/>
         </w:rPr>
         <w:t xml:space="preserve">Tarea 3: Optimizar la instrucción de respuesta con DSPy GEPA, usando el juez como métrica.</w:t>
+      </w:r>
+    </w:p>
+    <w:p>
+      <w:pPr>
+        <w:keepNext w:val="0"/>
+        <w:keepLines w:val="0"/>
+        <w:pageBreakBefore w:val="0"/>
+        <w:widowControl w:val="1"/>
+        <w:numPr>
+          <w:ilvl w:val="0"/>
+          <w:numId w:val="1"/>
+        </w:numPr>
+        <w:pBdr>
+          <w:top w:space="0" w:sz="0" w:val="nil"/>
+          <w:left w:space="0" w:sz="0" w:val="nil"/>
+          <w:bottom w:space="0" w:sz="0" w:val="nil"/>
+          <w:right w:space="0" w:sz="0" w:val="nil"/>
+          <w:between w:space="0" w:sz="0" w:val="nil"/>
+        </w:pBdr>
+        <w:shd w:fill="auto" w:val="clear"/>
+        <w:spacing w:after="0" w:before="0" w:line="240" w:lineRule="auto"/>
+        <w:ind w:left="720" w:right="0" w:hanging="360"/>
+        <w:jc w:val="left"/>
+        <w:rPr/>
+      </w:pPr>
+      <w:r>
+        <w:rPr>
+          <w:rFonts w:ascii="Arial Unicode MS" w:cs="Arial Unicode MS" w:eastAsia="Arial Unicode MS" w:hAnsi="Arial Unicode MS"/>
+          <w:b w:val="0"/>
+          <w:bCs w:val="0"/>
+          <w:i w:val="0"/>
+          <w:iCs w:val="0"/>
+          <w:smallCaps w:val="0"/>
+          <w:strike w:val="0"/>
+          <w:color w:val="000000"/>
+          <w:sz w:val="22"/>
+          <w:szCs w:val="22"/>
+          <w:u w:val="none"/>
+          <w:shd w:fill="auto" w:val="clear"/>
+          <w:vertAlign w:val="baseline"/>
+          <w:rtl w:val="0"/>
+        </w:rPr>
+        <w:t xml:space="preserve">Tarea 4: Mejorar la recuperación (chunking y búsqueda), que GEPA identificó como el límite del sistema.</w:t>
       </w:r>
     </w:p>
     <w:p>
@@ -359,7 +402,7 @@
       </w:tblGrid>
       <w:tr>
         <w:trPr>
-          <w:cantSplit w:val="0"/>
+          <w:cantSplit w:val="1"/>
           <w:tblHeader w:val="1"/>
         </w:trPr>
         <w:tc>
@@ -458,7 +501,7 @@
       </w:tr>
       <w:tr>
         <w:trPr>
-          <w:cantSplit w:val="0"/>
+          <w:cantSplit w:val="1"/>
           <w:tblHeader w:val="0"/>
         </w:trPr>
         <w:tc>
@@ -548,7 +591,7 @@
       </w:tr>
       <w:tr>
         <w:trPr>
-          <w:cantSplit w:val="0"/>
+          <w:cantSplit w:val="1"/>
           <w:tblHeader w:val="0"/>
         </w:trPr>
         <w:tc>
@@ -638,7 +681,7 @@
       </w:tr>
       <w:tr>
         <w:trPr>
-          <w:cantSplit w:val="0"/>
+          <w:cantSplit w:val="1"/>
           <w:tblHeader w:val="0"/>
         </w:trPr>
         <w:tc>
@@ -986,7 +1029,7 @@
       </w:tblGrid>
       <w:tr>
         <w:trPr>
-          <w:cantSplit w:val="0"/>
+          <w:cantSplit w:val="1"/>
           <w:tblHeader w:val="1"/>
         </w:trPr>
         <w:tc>
@@ -1085,7 +1128,7 @@
       </w:tr>
       <w:tr>
         <w:trPr>
-          <w:cantSplit w:val="0"/>
+          <w:cantSplit w:val="1"/>
           <w:tblHeader w:val="0"/>
         </w:trPr>
         <w:tc>
@@ -1175,7 +1218,7 @@
       </w:tr>
       <w:tr>
         <w:trPr>
-          <w:cantSplit w:val="0"/>
+          <w:cantSplit w:val="1"/>
           <w:tblHeader w:val="0"/>
         </w:trPr>
         <w:tc>
@@ -1265,7 +1308,7 @@
       </w:tr>
       <w:tr>
         <w:trPr>
-          <w:cantSplit w:val="0"/>
+          <w:cantSplit w:val="1"/>
           <w:tblHeader w:val="0"/>
         </w:trPr>
         <w:tc>
@@ -1692,7 +1735,7 @@
       </w:tblGrid>
       <w:tr>
         <w:trPr>
-          <w:cantSplit w:val="0"/>
+          <w:cantSplit w:val="1"/>
           <w:tblHeader w:val="1"/>
         </w:trPr>
         <w:tc>
@@ -1791,7 +1834,7 @@
       </w:tr>
       <w:tr>
         <w:trPr>
-          <w:cantSplit w:val="0"/>
+          <w:cantSplit w:val="1"/>
           <w:tblHeader w:val="0"/>
         </w:trPr>
         <w:tc>
@@ -1881,7 +1924,7 @@
       </w:tr>
       <w:tr>
         <w:trPr>
-          <w:cantSplit w:val="0"/>
+          <w:cantSplit w:val="1"/>
           <w:tblHeader w:val="0"/>
         </w:trPr>
         <w:tc>
@@ -1971,7 +2014,7 @@
       </w:tr>
       <w:tr>
         <w:trPr>
-          <w:cantSplit w:val="0"/>
+          <w:cantSplit w:val="1"/>
           <w:tblHeader w:val="0"/>
         </w:trPr>
         <w:tc>
@@ -2061,7 +2104,7 @@
       </w:tr>
       <w:tr>
         <w:trPr>
-          <w:cantSplit w:val="0"/>
+          <w:cantSplit w:val="1"/>
           <w:tblHeader w:val="0"/>
         </w:trPr>
         <w:tc>
@@ -2257,7 +2300,7 @@
       </w:tblGrid>
       <w:tr>
         <w:trPr>
-          <w:cantSplit w:val="0"/>
+          <w:cantSplit w:val="1"/>
           <w:tblHeader w:val="1"/>
         </w:trPr>
         <w:tc>
@@ -2356,7 +2399,7 @@
       </w:tr>
       <w:tr>
         <w:trPr>
-          <w:cantSplit w:val="0"/>
+          <w:cantSplit w:val="1"/>
           <w:tblHeader w:val="0"/>
         </w:trPr>
         <w:tc>
@@ -2446,7 +2489,7 @@
       </w:tr>
       <w:tr>
         <w:trPr>
-          <w:cantSplit w:val="0"/>
+          <w:cantSplit w:val="1"/>
           <w:tblHeader w:val="0"/>
         </w:trPr>
         <w:tc>
@@ -2536,7 +2579,7 @@
       </w:tr>
       <w:tr>
         <w:trPr>
-          <w:cantSplit w:val="0"/>
+          <w:cantSplit w:val="1"/>
           <w:tblHeader w:val="0"/>
         </w:trPr>
         <w:tc>
@@ -2626,7 +2669,7 @@
       </w:tr>
       <w:tr>
         <w:trPr>
-          <w:cantSplit w:val="0"/>
+          <w:cantSplit w:val="1"/>
           <w:tblHeader w:val="0"/>
         </w:trPr>
         <w:tc>
@@ -2939,7 +2982,7 @@
       </w:tblGrid>
       <w:tr>
         <w:trPr>
-          <w:cantSplit w:val="0"/>
+          <w:cantSplit w:val="1"/>
           <w:tblHeader w:val="1"/>
         </w:trPr>
         <w:tc>
@@ -3069,7 +3112,7 @@
       </w:tr>
       <w:tr>
         <w:trPr>
-          <w:cantSplit w:val="0"/>
+          <w:cantSplit w:val="1"/>
           <w:tblHeader w:val="0"/>
         </w:trPr>
         <w:tc>
@@ -3187,7 +3230,7 @@
       </w:tr>
       <w:tr>
         <w:trPr>
-          <w:cantSplit w:val="0"/>
+          <w:cantSplit w:val="1"/>
           <w:tblHeader w:val="0"/>
         </w:trPr>
         <w:tc>
@@ -3305,7 +3348,7 @@
       </w:tr>
       <w:tr>
         <w:trPr>
-          <w:cantSplit w:val="0"/>
+          <w:cantSplit w:val="1"/>
           <w:tblHeader w:val="0"/>
         </w:trPr>
         <w:tc>
@@ -3423,7 +3466,7 @@
       </w:tr>
       <w:tr>
         <w:trPr>
-          <w:cantSplit w:val="0"/>
+          <w:cantSplit w:val="1"/>
           <w:tblHeader w:val="0"/>
         </w:trPr>
         <w:tc>
@@ -3541,7 +3584,7 @@
       </w:tr>
       <w:tr>
         <w:trPr>
-          <w:cantSplit w:val="0"/>
+          <w:cantSplit w:val="1"/>
           <w:tblHeader w:val="0"/>
         </w:trPr>
         <w:tc>
@@ -3659,7 +3702,7 @@
       </w:tr>
       <w:tr>
         <w:trPr>
-          <w:cantSplit w:val="0"/>
+          <w:cantSplit w:val="1"/>
           <w:tblHeader w:val="0"/>
         </w:trPr>
         <w:tc>
@@ -3888,7 +3931,7 @@
       </w:tblGrid>
       <w:tr>
         <w:trPr>
-          <w:cantSplit w:val="0"/>
+          <w:cantSplit w:val="1"/>
           <w:tblHeader w:val="1"/>
         </w:trPr>
         <w:tc>
@@ -3956,7 +3999,7 @@
       </w:tr>
       <w:tr>
         <w:trPr>
-          <w:cantSplit w:val="0"/>
+          <w:cantSplit w:val="1"/>
           <w:tblHeader w:val="0"/>
         </w:trPr>
         <w:tc>
@@ -4018,7 +4061,7 @@
       </w:tr>
       <w:tr>
         <w:trPr>
-          <w:cantSplit w:val="0"/>
+          <w:cantSplit w:val="1"/>
           <w:tblHeader w:val="0"/>
         </w:trPr>
         <w:tc>
@@ -4080,7 +4123,7 @@
       </w:tr>
       <w:tr>
         <w:trPr>
-          <w:cantSplit w:val="0"/>
+          <w:cantSplit w:val="1"/>
           <w:tblHeader w:val="0"/>
         </w:trPr>
         <w:tc>
@@ -4142,7 +4185,7 @@
       </w:tr>
       <w:tr>
         <w:trPr>
-          <w:cantSplit w:val="0"/>
+          <w:cantSplit w:val="1"/>
           <w:tblHeader w:val="0"/>
         </w:trPr>
         <w:tc>
@@ -4204,7 +4247,7 @@
       </w:tr>
       <w:tr>
         <w:trPr>
-          <w:cantSplit w:val="0"/>
+          <w:cantSplit w:val="1"/>
           <w:tblHeader w:val="0"/>
         </w:trPr>
         <w:tc>
@@ -4266,7 +4309,7 @@
       </w:tr>
       <w:tr>
         <w:trPr>
-          <w:cantSplit w:val="0"/>
+          <w:cantSplit w:val="1"/>
           <w:tblHeader w:val="0"/>
         </w:trPr>
         <w:tc>
@@ -4328,7 +4371,7 @@
       </w:tr>
       <w:tr>
         <w:trPr>
-          <w:cantSplit w:val="0"/>
+          <w:cantSplit w:val="1"/>
           <w:tblHeader w:val="0"/>
         </w:trPr>
         <w:tc>
@@ -4750,7 +4793,7 @@
       </w:tblGrid>
       <w:tr>
         <w:trPr>
-          <w:cantSplit w:val="0"/>
+          <w:cantSplit w:val="1"/>
           <w:tblHeader w:val="1"/>
         </w:trPr>
         <w:tc>
@@ -4818,7 +4861,7 @@
       </w:tr>
       <w:tr>
         <w:trPr>
-          <w:cantSplit w:val="0"/>
+          <w:cantSplit w:val="1"/>
           <w:tblHeader w:val="0"/>
         </w:trPr>
         <w:tc>
@@ -4884,7 +4927,7 @@
       </w:tr>
       <w:tr>
         <w:trPr>
-          <w:cantSplit w:val="0"/>
+          <w:cantSplit w:val="1"/>
           <w:tblHeader w:val="0"/>
         </w:trPr>
         <w:tc>
@@ -4946,7 +4989,7 @@
       </w:tr>
       <w:tr>
         <w:trPr>
-          <w:cantSplit w:val="0"/>
+          <w:cantSplit w:val="1"/>
           <w:tblHeader w:val="0"/>
         </w:trPr>
         <w:tc>
@@ -5008,7 +5051,7 @@
       </w:tr>
       <w:tr>
         <w:trPr>
-          <w:cantSplit w:val="0"/>
+          <w:cantSplit w:val="1"/>
           <w:tblHeader w:val="0"/>
         </w:trPr>
         <w:tc>
@@ -5070,7 +5113,7 @@
       </w:tr>
       <w:tr>
         <w:trPr>
-          <w:cantSplit w:val="0"/>
+          <w:cantSplit w:val="1"/>
           <w:tblHeader w:val="0"/>
         </w:trPr>
         <w:tc>
@@ -5132,7 +5175,7 @@
       </w:tr>
       <w:tr>
         <w:trPr>
-          <w:cantSplit w:val="0"/>
+          <w:cantSplit w:val="1"/>
           <w:tblHeader w:val="0"/>
         </w:trPr>
         <w:tc>
@@ -5194,7 +5237,7 @@
       </w:tr>
       <w:tr>
         <w:trPr>
-          <w:cantSplit w:val="0"/>
+          <w:cantSplit w:val="1"/>
           <w:tblHeader w:val="0"/>
         </w:trPr>
         <w:tc>
@@ -5449,7 +5492,7 @@
           <w:rFonts w:ascii="Arial Unicode MS" w:cs="Arial Unicode MS" w:eastAsia="Arial Unicode MS" w:hAnsi="Arial Unicode MS"/>
           <w:rtl w:val="0"/>
         </w:rPr>
-        <w:t xml:space="preserve">.</w:t>
+        <w:t xml:space="preserve">, y el trabajo siguiente se concentró en la recuperación (sección 6). Con la recuperación nueva, la #30 saca 1.00.</w:t>
       </w:r>
     </w:p>
     <w:p>
@@ -5461,7 +5504,7 @@
         <w:rPr>
           <w:rtl w:val="0"/>
         </w:rPr>
-        <w:t xml:space="preserve">6. Limitaciones: Preguntas que Siguen Fallando</w:t>
+        <w:t xml:space="preserve">6. Tarea 4: Mejora de la Recuperación</w:t>
       </w:r>
     </w:p>
     <w:p>
@@ -5474,7 +5517,1065 @@
           <w:rFonts w:ascii="Arial Unicode MS" w:cs="Arial Unicode MS" w:eastAsia="Arial Unicode MS" w:hAnsi="Arial Unicode MS"/>
           <w:rtl w:val="0"/>
         </w:rPr>
-        <w:t xml:space="preserve">Las 6 preguntas con puntaje global menor a 0.6 en el baseline v2 fallan por recuperación, no por el prompt: el fragmento con la respuesta no llega al modelo, o llega cortado.</w:t>
+        <w:t xml:space="preserve">Las 6 preguntas con puntaje global menor a 0.6 en el baseline v2 fallaban por recuperación, no por el prompt: el fragmento con la respuesta no llegaba al modelo, o llegaba cortado. La recuperación se mejoró en cuatro pasos, cada uno medido con una corrida completa del baseline y del juez (v3 a v6).</w:t>
+      </w:r>
+    </w:p>
+    <w:p>
+      <w:pPr>
+        <w:pStyle w:val="Heading2"/>
+        <w:rPr/>
+      </w:pPr>
+      <w:r>
+        <w:rPr>
+          <w:rtl w:val="0"/>
+        </w:rPr>
+        <w:t xml:space="preserve">6.1 Chunking por Oraciones, Fichas y Secciones (v3 y v4)</w:t>
+      </w:r>
+    </w:p>
+    <w:p>
+      <w:pPr>
+        <w:spacing w:after="160" w:lineRule="auto"/>
+        <w:rPr/>
+      </w:pPr>
+      <w:r>
+        <w:rPr>
+          <w:rFonts w:ascii="Arial Unicode MS" w:cs="Arial Unicode MS" w:eastAsia="Arial Unicode MS" w:hAnsi="Arial Unicode MS"/>
+          <w:rtl w:val="0"/>
+        </w:rPr>
+        <w:t xml:space="preserve">Antes, cada página se cortaba cada 500 caracteres sin mirar el contenido. El corte caía a mitad de oración o de lista ("Por el número de prolongaciones p" | "ueden ser: unipolares…"), y la respuesta quedaba repartida entre dos fragmentos. El módulo nuevo </w:t>
+      </w:r>
+      <w:r>
+        <w:rPr>
+          <w:rFonts w:ascii="Consolas" w:cs="Consolas" w:eastAsia="Consolas" w:hAnsi="Consolas"/>
+          <w:sz w:val="20"/>
+          <w:szCs w:val="20"/>
+          <w:rtl w:val="0"/>
+        </w:rPr>
+        <w:t xml:space="preserve">src/chunking.py</w:t>
+      </w:r>
+      <w:r>
+        <w:rPr>
+          <w:rFonts w:ascii="Arial Unicode MS" w:cs="Arial Unicode MS" w:eastAsia="Arial Unicode MS" w:hAnsi="Arial Unicode MS"/>
+          <w:rtl w:val="0"/>
+        </w:rPr>
+        <w:t xml:space="preserve"> agrupa las líneas de cada página en segmentos que no conviene partir (una oración, un ítem de lista, una línea de ficha como "Laminilla No: Laringe 43") y arma los fragmentos con segmentos enteros:</w:t>
+      </w:r>
+    </w:p>
+    <w:p>
+      <w:pPr>
+        <w:keepNext w:val="0"/>
+        <w:keepLines w:val="0"/>
+        <w:pageBreakBefore w:val="0"/>
+        <w:widowControl w:val="1"/>
+        <w:numPr>
+          <w:ilvl w:val="0"/>
+          <w:numId w:val="1"/>
+        </w:numPr>
+        <w:pBdr>
+          <w:top w:space="0" w:sz="0" w:val="nil"/>
+          <w:left w:space="0" w:sz="0" w:val="nil"/>
+          <w:bottom w:space="0" w:sz="0" w:val="nil"/>
+          <w:right w:space="0" w:sz="0" w:val="nil"/>
+          <w:between w:space="0" w:sz="0" w:val="nil"/>
+        </w:pBdr>
+        <w:shd w:fill="auto" w:val="clear"/>
+        <w:spacing w:after="0" w:before="0" w:line="240" w:lineRule="auto"/>
+        <w:ind w:left="720" w:right="0" w:hanging="360"/>
+        <w:jc w:val="left"/>
+        <w:rPr/>
+      </w:pPr>
+      <w:r>
+        <w:rPr>
+          <w:rFonts w:ascii="Arial Unicode MS" w:cs="Arial Unicode MS" w:eastAsia="Arial Unicode MS" w:hAnsi="Arial Unicode MS"/>
+          <w:b w:val="0"/>
+          <w:bCs w:val="0"/>
+          <w:i w:val="0"/>
+          <w:iCs w:val="0"/>
+          <w:smallCaps w:val="0"/>
+          <w:strike w:val="0"/>
+          <w:color w:val="000000"/>
+          <w:sz w:val="22"/>
+          <w:szCs w:val="22"/>
+          <w:u w:val="none"/>
+          <w:shd w:fill="auto" w:val="clear"/>
+          <w:vertAlign w:val="baseline"/>
+          <w:rtl w:val="0"/>
+        </w:rPr>
+        <w:t xml:space="preserve">Cada fragmento apunta a 650 caracteres y nunca pasa de 850, porque MiniLM lee hasta 256 tokens (unos 750 caracteres de español). Uno de menos de 300 caracteres no se cierra: se le suma el segmento siguiente.</w:t>
+      </w:r>
+    </w:p>
+    <w:p>
+      <w:pPr>
+        <w:keepNext w:val="0"/>
+        <w:keepLines w:val="0"/>
+        <w:pageBreakBefore w:val="0"/>
+        <w:widowControl w:val="1"/>
+        <w:numPr>
+          <w:ilvl w:val="0"/>
+          <w:numId w:val="1"/>
+        </w:numPr>
+        <w:pBdr>
+          <w:top w:space="0" w:sz="0" w:val="nil"/>
+          <w:left w:space="0" w:sz="0" w:val="nil"/>
+          <w:bottom w:space="0" w:sz="0" w:val="nil"/>
+          <w:right w:space="0" w:sz="0" w:val="nil"/>
+          <w:between w:space="0" w:sz="0" w:val="nil"/>
+        </w:pBdr>
+        <w:shd w:fill="auto" w:val="clear"/>
+        <w:spacing w:after="0" w:before="0" w:line="240" w:lineRule="auto"/>
+        <w:ind w:left="720" w:right="0" w:hanging="360"/>
+        <w:jc w:val="left"/>
+        <w:rPr/>
+      </w:pPr>
+      <w:r>
+        <w:rPr>
+          <w:rFonts w:ascii="Arial Unicode MS" w:cs="Arial Unicode MS" w:eastAsia="Arial Unicode MS" w:hAnsi="Arial Unicode MS"/>
+          <w:b w:val="0"/>
+          <w:bCs w:val="0"/>
+          <w:i w:val="0"/>
+          <w:iCs w:val="0"/>
+          <w:smallCaps w:val="0"/>
+          <w:strike w:val="0"/>
+          <w:color w:val="000000"/>
+          <w:sz w:val="22"/>
+          <w:szCs w:val="22"/>
+          <w:u w:val="none"/>
+          <w:shd w:fill="auto" w:val="clear"/>
+          <w:vertAlign w:val="baseline"/>
+          <w:rtl w:val="0"/>
+        </w:rPr>
+        <w:t xml:space="preserve">"Imagen N" y "Práctica N" empiezan un fragmento nuevo, y los fragmentos que siguen a una ficha o práctica repiten su título.</w:t>
+      </w:r>
+    </w:p>
+    <w:p>
+      <w:pPr>
+        <w:keepNext w:val="0"/>
+        <w:keepLines w:val="0"/>
+        <w:pageBreakBefore w:val="0"/>
+        <w:widowControl w:val="1"/>
+        <w:numPr>
+          <w:ilvl w:val="0"/>
+          <w:numId w:val="1"/>
+        </w:numPr>
+        <w:pBdr>
+          <w:top w:space="0" w:sz="0" w:val="nil"/>
+          <w:left w:space="0" w:sz="0" w:val="nil"/>
+          <w:bottom w:space="0" w:sz="0" w:val="nil"/>
+          <w:right w:space="0" w:sz="0" w:val="nil"/>
+          <w:between w:space="0" w:sz="0" w:val="nil"/>
+        </w:pBdr>
+        <w:shd w:fill="auto" w:val="clear"/>
+        <w:spacing w:after="0" w:before="0" w:line="240" w:lineRule="auto"/>
+        <w:ind w:left="720" w:right="0" w:hanging="360"/>
+        <w:jc w:val="left"/>
+        <w:rPr/>
+      </w:pPr>
+      <w:r>
+        <w:rPr>
+          <w:rFonts w:ascii="Arial Unicode MS" w:cs="Arial Unicode MS" w:eastAsia="Arial Unicode MS" w:hAnsi="Arial Unicode MS"/>
+          <w:b w:val="0"/>
+          <w:bCs w:val="0"/>
+          <w:i w:val="0"/>
+          <w:iCs w:val="0"/>
+          <w:smallCaps w:val="0"/>
+          <w:strike w:val="0"/>
+          <w:color w:val="000000"/>
+          <w:sz w:val="22"/>
+          <w:szCs w:val="22"/>
+          <w:u w:val="none"/>
+          <w:shd w:fill="auto" w:val="clear"/>
+          <w:vertAlign w:val="baseline"/>
+          <w:rtl w:val="0"/>
+        </w:rPr>
+        <w:t xml:space="preserve">Los encabezados de la plantilla de práctica (Objetivos, Fundamento teórico, Materiales, Procedimiento, Resultados) también empiezan un fragmento (v4). Así una definición no comparte fragmento, ni embedding, con la lista de materiales.</w:t>
+      </w:r>
+    </w:p>
+    <w:p>
+      <w:pPr>
+        <w:keepNext w:val="0"/>
+        <w:keepLines w:val="0"/>
+        <w:pageBreakBefore w:val="0"/>
+        <w:widowControl w:val="1"/>
+        <w:numPr>
+          <w:ilvl w:val="0"/>
+          <w:numId w:val="1"/>
+        </w:numPr>
+        <w:pBdr>
+          <w:top w:space="0" w:sz="0" w:val="nil"/>
+          <w:left w:space="0" w:sz="0" w:val="nil"/>
+          <w:bottom w:space="0" w:sz="0" w:val="nil"/>
+          <w:right w:space="0" w:sz="0" w:val="nil"/>
+          <w:between w:space="0" w:sz="0" w:val="nil"/>
+        </w:pBdr>
+        <w:shd w:fill="auto" w:val="clear"/>
+        <w:spacing w:after="0" w:before="0" w:line="240" w:lineRule="auto"/>
+        <w:ind w:left="720" w:right="0" w:hanging="360"/>
+        <w:jc w:val="left"/>
+        <w:rPr/>
+      </w:pPr>
+      <w:r>
+        <w:rPr>
+          <w:rFonts w:ascii="Arial Unicode MS" w:cs="Arial Unicode MS" w:eastAsia="Arial Unicode MS" w:hAnsi="Arial Unicode MS"/>
+          <w:b w:val="0"/>
+          <w:bCs w:val="0"/>
+          <w:i w:val="0"/>
+          <w:iCs w:val="0"/>
+          <w:smallCaps w:val="0"/>
+          <w:strike w:val="0"/>
+          <w:color w:val="000000"/>
+          <w:sz w:val="22"/>
+          <w:szCs w:val="22"/>
+          <w:u w:val="none"/>
+          <w:shd w:fill="auto" w:val="clear"/>
+          <w:vertAlign w:val="baseline"/>
+          <w:rtl w:val="0"/>
+        </w:rPr>
+        <w:t xml:space="preserve">Una frase que presenta una lista ("cada lobulillo está compuesto por:") o un encabezado corto ("Oligodendrocitos.") nunca cierra un fragmento: va con lo que sigue.</w:t>
+      </w:r>
+    </w:p>
+    <w:p>
+      <w:pPr>
+        <w:rPr/>
+      </w:pPr>
+    </w:p>
+    <w:p>
+      <w:pPr>
+        <w:spacing w:after="160" w:lineRule="auto"/>
+        <w:rPr/>
+      </w:pPr>
+      <w:r>
+        <w:rPr>
+          <w:rFonts w:ascii="Arial Unicode MS" w:cs="Arial Unicode MS" w:eastAsia="Arial Unicode MS" w:hAnsi="Arial Unicode MS"/>
+          <w:rtl w:val="0"/>
+        </w:rPr>
+        <w:t xml:space="preserve">El contexto que recibe el modelo pasó de 4.000 a 6.000 caracteres (</w:t>
+      </w:r>
+      <w:r>
+        <w:rPr>
+          <w:rFonts w:ascii="Consolas" w:cs="Consolas" w:eastAsia="Consolas" w:hAnsi="Consolas"/>
+          <w:sz w:val="20"/>
+          <w:szCs w:val="20"/>
+          <w:rtl w:val="0"/>
+        </w:rPr>
+        <w:t xml:space="preserve">MAX_CONTEXTO_PROMPT</w:t>
+      </w:r>
+      <w:r>
+        <w:rPr>
+          <w:rFonts w:ascii="Arial Unicode MS" w:cs="Arial Unicode MS" w:eastAsia="Arial Unicode MS" w:hAnsi="Arial Unicode MS"/>
+          <w:rtl w:val="0"/>
+        </w:rPr>
+        <w:t xml:space="preserve">), para que entren 6 fragmentos completos. La marca de indexación guarda la versión del chunking (</w:t>
+      </w:r>
+      <w:r>
+        <w:rPr>
+          <w:rFonts w:ascii="Consolas" w:cs="Consolas" w:eastAsia="Consolas" w:hAnsi="Consolas"/>
+          <w:sz w:val="20"/>
+          <w:szCs w:val="20"/>
+          <w:rtl w:val="0"/>
+        </w:rPr>
+        <w:t xml:space="preserve">CHUNKING_VERSION</w:t>
+      </w:r>
+      <w:r>
+        <w:rPr>
+          <w:rFonts w:ascii="Arial Unicode MS" w:cs="Arial Unicode MS" w:eastAsia="Arial Unicode MS" w:hAnsi="Arial Unicode MS"/>
+          <w:rtl w:val="0"/>
+        </w:rPr>
+        <w:t xml:space="preserve">): si cambia, el próximo arranque vacía la colección de fragmentos y reindexa, sin costo de LLM.</w:t>
+      </w:r>
+    </w:p>
+    <w:p>
+      <w:pPr>
+        <w:spacing w:after="160" w:lineRule="auto"/>
+        <w:rPr/>
+      </w:pPr>
+      <w:r>
+        <w:rPr>
+          <w:rFonts w:ascii="Arial Unicode MS" w:cs="Arial Unicode MS" w:eastAsia="Arial Unicode MS" w:hAnsi="Arial Unicode MS"/>
+          <w:rtl w:val="0"/>
+        </w:rPr>
+        <w:t xml:space="preserve">El v3 resolvió las tres preguntas cuyo fragmento se cortaba: #27 (0.00 → 0.89), #30 (0.54 → 1.00) y #31 (0.10 → 0.96). El recall no cambió (0.867), porque la página correcta ya se recuperaba; lo que cambió es que el fragmento recuperado contiene la respuesta entera.</w:t>
+      </w:r>
+    </w:p>
+    <w:p>
+      <w:pPr>
+        <w:pStyle w:val="Heading2"/>
+        <w:rPr/>
+      </w:pPr>
+      <w:r>
+        <w:rPr>
+          <w:rtl w:val="0"/>
+        </w:rPr>
+        <w:t xml:space="preserve">6.2 Diagnóstico por Pregunta</w:t>
+      </w:r>
+    </w:p>
+    <w:p>
+      <w:pPr>
+        <w:spacing w:after="160" w:lineRule="auto"/>
+        <w:rPr/>
+      </w:pPr>
+      <w:r>
+        <w:rPr>
+          <w:rFonts w:ascii="Arial Unicode MS" w:cs="Arial Unicode MS" w:eastAsia="Arial Unicode MS" w:hAnsi="Arial Unicode MS"/>
+          <w:rtl w:val="0"/>
+        </w:rPr>
+        <w:t xml:space="preserve">El v4 bajó el puntaje global del juez respecto del v3, casi todo por la pregunta #1 (lámina elástica interna), que pasó de 1.00 a 0.10 con el mismo recall. Para saber si un error es de recuperación o de generación se agregó </w:t>
+      </w:r>
+      <w:r>
+        <w:rPr>
+          <w:rFonts w:ascii="Consolas" w:cs="Consolas" w:eastAsia="Consolas" w:hAnsi="Consolas"/>
+          <w:sz w:val="20"/>
+          <w:szCs w:val="20"/>
+          <w:rtl w:val="0"/>
+        </w:rPr>
+        <w:t xml:space="preserve">optimizacion/inspeccionar.py</w:t>
+      </w:r>
+      <w:r>
+        <w:rPr>
+          <w:rFonts w:ascii="Arial Unicode MS" w:cs="Arial Unicode MS" w:eastAsia="Arial Unicode MS" w:hAnsi="Arial Unicode MS"/>
+          <w:rtl w:val="0"/>
+        </w:rPr>
+        <w:t xml:space="preserve">. Sin llamar a ningún modelo, muestra por pregunta los fragmentos que llegaron al modelo (fuente, página, puntaje y comienzo del texto), qué fracción de las palabras de la referencia está en el contexto, la respuesta y la justificación del juez.</w:t>
+      </w:r>
+    </w:p>
+    <w:p>
+      <w:pPr>
+        <w:spacing w:after="160" w:lineRule="auto"/>
+        <w:rPr/>
+      </w:pPr>
+      <w:r>
+        <w:rPr>
+          <w:rFonts w:ascii="Arial Unicode MS" w:cs="Arial Unicode MS" w:eastAsia="Arial Unicode MS" w:hAnsi="Arial Unicode MS"/>
+          <w:rtl w:val="0"/>
+        </w:rPr>
+        <w:t xml:space="preserve">En la #1, solo 3 de las 16 palabras de la referencia estaban en el contexto: el único fragmento que contiene "lámina elástica interna" no había llegado. Qwen respondió bien que el manual no lo describía, a partir de lo que recibió. El problema estaba en la búsqueda.</w:t>
+      </w:r>
+    </w:p>
+    <w:p>
+      <w:pPr>
+        <w:pStyle w:val="Heading2"/>
+        <w:rPr/>
+      </w:pPr>
+      <w:r>
+        <w:rPr>
+          <w:rtl w:val="0"/>
+        </w:rPr>
+        <w:t xml:space="preserve">6.3 Búsqueda Coseno + BM25 (v5)</w:t>
+      </w:r>
+    </w:p>
+    <w:p>
+      <w:pPr>
+        <w:spacing w:after="160" w:lineRule="auto"/>
+        <w:rPr/>
+      </w:pPr>
+      <w:r>
+        <w:rPr>
+          <w:rFonts w:ascii="Arial Unicode MS" w:cs="Arial Unicode MS" w:eastAsia="Arial Unicode MS" w:hAnsi="Arial Unicode MS"/>
+          <w:rtl w:val="0"/>
+        </w:rPr>
+        <w:t xml:space="preserve">La búsqueda de texto sumaba los puntajes de tres listas de 10 resultados: la vectorial, la de entidades (que devuelve los primeros 10 fragmentos que coinciden, sin ningún orden) y la de palabras clave, que solo se activaba con términos de varias palabras o con resultados vectoriales flojos. Un fragmento que aparecía en una sola lista perdía siempre contra los que aparecían en dos. En la #1, el fragmento exacto sumaba 0.95 por palabras clave y los de arriba alrededor de 1.5. En la #15 (laringe 43) y la #21 (osteona), la búsqueda por palabras clave ni se activaba.</w:t>
+      </w:r>
+    </w:p>
+    <w:p>
+      <w:pPr>
+        <w:spacing w:after="160" w:lineRule="auto"/>
+        <w:rPr/>
+      </w:pPr>
+      <w:r>
+        <w:rPr>
+          <w:rFonts w:ascii="Arial Unicode MS" w:cs="Arial Unicode MS" w:eastAsia="Arial Unicode MS" w:hAnsi="Arial Unicode MS"/>
+          <w:rtl w:val="0"/>
+        </w:rPr>
+        <w:t xml:space="preserve">En las consultas sin imagen, la búsqueda nueva puntúa todos los fragmentos del manual (unos cien) con dos señales:</w:t>
+      </w:r>
+    </w:p>
+    <w:p>
+      <w:pPr>
+        <w:spacing w:after="60" w:before="60" w:lineRule="auto"/>
+        <w:rPr/>
+      </w:pPr>
+      <w:r>
+        <w:rPr>
+          <w:rFonts w:ascii="Consolas" w:cs="Consolas" w:eastAsia="Consolas" w:hAnsi="Consolas"/>
+          <w:sz w:val="20"/>
+          <w:szCs w:val="20"/>
+          <w:rtl w:val="0"/>
+        </w:rPr>
+        <w:t xml:space="preserve">puntaje = peso · coseno(MiniLM) + (1 − peso) · BM25 / BM25 del mejor fragmento</w:t>
+      </w:r>
+    </w:p>
+    <w:p>
+      <w:pPr>
+        <w:rPr/>
+      </w:pPr>
+    </w:p>
+    <w:p>
+      <w:pPr>
+        <w:spacing w:after="160" w:lineRule="auto"/>
+        <w:rPr/>
+      </w:pPr>
+      <w:r>
+        <w:rPr>
+          <w:rFonts w:ascii="Arial Unicode MS" w:cs="Arial Unicode MS" w:eastAsia="Arial Unicode MS" w:hAnsi="Arial Unicode MS"/>
+          <w:rtl w:val="0"/>
+        </w:rPr>
+        <w:t xml:space="preserve">BM25 (</w:t>
+      </w:r>
+      <w:r>
+        <w:rPr>
+          <w:rFonts w:ascii="Consolas" w:cs="Consolas" w:eastAsia="Consolas" w:hAnsi="Consolas"/>
+          <w:sz w:val="20"/>
+          <w:szCs w:val="20"/>
+          <w:rtl w:val="0"/>
+        </w:rPr>
+        <w:t xml:space="preserve">src/lexico.py</w:t>
+      </w:r>
+      <w:r>
+        <w:rPr>
+          <w:rFonts w:ascii="Arial Unicode MS" w:cs="Arial Unicode MS" w:eastAsia="Arial Unicode MS" w:hAnsi="Arial Unicode MS"/>
+          <w:rtl w:val="0"/>
+        </w:rPr>
+        <w:t xml:space="preserve">) pesa cada término por su rareza en el manual: "osteona", "laringe" o "43" deciden el orden, y "tejido" o "arteria" casi no suman. Busca con la pregunta original y con la reescrita, porque la reescritura a veces pierde un término puntual. Como se calcula sobre todos los fragmentos, ninguno pierde por aparecer en una sola búsqueda. La búsqueda multimodal (con imagen) no cambió.</w:t>
+      </w:r>
+    </w:p>
+    <w:p>
+      <w:pPr>
+        <w:spacing w:after="160" w:lineRule="auto"/>
+        <w:rPr/>
+      </w:pPr>
+      <w:r>
+        <w:rPr>
+          <w:rFonts w:ascii="Arial Unicode MS" w:cs="Arial Unicode MS" w:eastAsia="Arial Unicode MS" w:hAnsi="Arial Unicode MS"/>
+          <w:rtl w:val="0"/>
+        </w:rPr>
+        <w:t xml:space="preserve">El peso se eligió con </w:t>
+      </w:r>
+      <w:r>
+        <w:rPr>
+          <w:rFonts w:ascii="Consolas" w:cs="Consolas" w:eastAsia="Consolas" w:hAnsi="Consolas"/>
+          <w:sz w:val="20"/>
+          <w:szCs w:val="20"/>
+          <w:rtl w:val="0"/>
+        </w:rPr>
+        <w:t xml:space="preserve">optimizacion/recuperacion.py</w:t>
+      </w:r>
+      <w:r>
+        <w:rPr>
+          <w:rFonts w:ascii="Arial Unicode MS" w:cs="Arial Unicode MS" w:eastAsia="Arial Unicode MS" w:hAnsi="Arial Unicode MS"/>
+          <w:rtl w:val="0"/>
+        </w:rPr>
+        <w:t xml:space="preserve">, que mide el recall de la búsqueda sola con distintos pesos y los embeddings reales, sin llamar a ningún LLM:</w:t>
+      </w:r>
+    </w:p>
+    <w:tbl>
+      <w:tblPr>
+        <w:tblStyle w:val="Table1"/>
+        <w:tblW w:w="9360.0" w:type="dxa"/>
+        <w:jc w:val="left"/>
+        <w:tblBorders>
+          <w:top w:color="000000" w:space="0" w:sz="4" w:val="single"/>
+          <w:left w:color="000000" w:space="0" w:sz="4" w:val="single"/>
+          <w:bottom w:color="000000" w:space="0" w:sz="4" w:val="single"/>
+          <w:right w:color="000000" w:space="0" w:sz="4" w:val="single"/>
+          <w:insideH w:color="000000" w:space="0" w:sz="4" w:val="single"/>
+          <w:insideV w:color="000000" w:space="0" w:sz="4" w:val="single"/>
+        </w:tblBorders>
+        <w:tblLayout w:type="fixed"/>
+        <w:tblLook w:val="0000"/>
+      </w:tblPr>
+      <w:tblGrid>
+        <w:gridCol w:w="2340"/>
+        <w:gridCol w:w="1755"/>
+        <w:gridCol w:w="1755"/>
+        <w:gridCol w:w="1755"/>
+        <w:gridCol w:w="1755"/>
+        <w:tblGridChange w:id="0">
+          <w:tblGrid>
+            <w:gridCol w:w="2340"/>
+            <w:gridCol w:w="1755"/>
+            <w:gridCol w:w="1755"/>
+            <w:gridCol w:w="1755"/>
+            <w:gridCol w:w="1755"/>
+          </w:tblGrid>
+        </w:tblGridChange>
+      </w:tblGrid>
+      <w:tr>
+        <w:trPr>
+          <w:cantSplit w:val="1"/>
+          <w:tblHeader w:val="1"/>
+        </w:trPr>
+        <w:tc>
+          <w:tcPr>
+            <w:tcW w:w="2340" w:type="dxa"/>
+            <w:tcBorders>
+              <w:top w:color="999999" w:space="0" w:sz="4" w:val="single"/>
+              <w:left w:color="999999" w:space="0" w:sz="4" w:val="single"/>
+              <w:bottom w:color="999999" w:space="0" w:sz="4" w:val="single"/>
+              <w:right w:color="999999" w:space="0" w:sz="4" w:val="single"/>
+            </w:tcBorders>
+            <w:shd w:fill="d5e8f0" w:val="clear"/>
+            <w:tcMar>
+              <w:top w:w="100.0" w:type="dxa"/>
+              <w:left w:w="140.0" w:type="dxa"/>
+              <w:bottom w:w="100.0" w:type="dxa"/>
+              <w:right w:w="140.0" w:type="dxa"/>
+            </w:tcMar>
+          </w:tcPr>
+          <w:p>
+            <w:pPr>
+              <w:rPr/>
+            </w:pPr>
+            <w:r>
+              <w:rPr>
+                <w:b w:val="1"/>
+                <w:bCs w:val="1"/>
+                <w:rtl w:val="0"/>
+              </w:rPr>
+              <w:t xml:space="preserve">Peso del coseno</w:t>
+            </w:r>
+          </w:p>
+        </w:tc>
+        <w:tc>
+          <w:tcPr>
+            <w:tcW w:w="1755" w:type="dxa"/>
+            <w:tcBorders>
+              <w:top w:color="999999" w:space="0" w:sz="4" w:val="single"/>
+              <w:left w:color="999999" w:space="0" w:sz="4" w:val="single"/>
+              <w:bottom w:color="999999" w:space="0" w:sz="4" w:val="single"/>
+              <w:right w:color="999999" w:space="0" w:sz="4" w:val="single"/>
+            </w:tcBorders>
+            <w:shd w:fill="d5e8f0" w:val="clear"/>
+            <w:tcMar>
+              <w:top w:w="100.0" w:type="dxa"/>
+              <w:left w:w="140.0" w:type="dxa"/>
+              <w:bottom w:w="100.0" w:type="dxa"/>
+              <w:right w:w="140.0" w:type="dxa"/>
+            </w:tcMar>
+          </w:tcPr>
+          <w:p>
+            <w:pPr>
+              <w:rPr/>
+            </w:pPr>
+            <w:r>
+              <w:rPr>
+                <w:b w:val="1"/>
+                <w:bCs w:val="1"/>
+                <w:rtl w:val="0"/>
+              </w:rPr>
+              <w:t xml:space="preserve">Total</w:t>
+            </w:r>
+          </w:p>
+        </w:tc>
+        <w:tc>
+          <w:tcPr>
+            <w:tcW w:w="1755" w:type="dxa"/>
+            <w:tcBorders>
+              <w:top w:color="999999" w:space="0" w:sz="4" w:val="single"/>
+              <w:left w:color="999999" w:space="0" w:sz="4" w:val="single"/>
+              <w:bottom w:color="999999" w:space="0" w:sz="4" w:val="single"/>
+              <w:right w:color="999999" w:space="0" w:sz="4" w:val="single"/>
+            </w:tcBorders>
+            <w:shd w:fill="d5e8f0" w:val="clear"/>
+            <w:tcMar>
+              <w:top w:w="100.0" w:type="dxa"/>
+              <w:left w:w="140.0" w:type="dxa"/>
+              <w:bottom w:w="100.0" w:type="dxa"/>
+              <w:right w:w="140.0" w:type="dxa"/>
+            </w:tcMar>
+          </w:tcPr>
+          <w:p>
+            <w:pPr>
+              <w:rPr/>
+            </w:pPr>
+            <w:r>
+              <w:rPr>
+                <w:b w:val="1"/>
+                <w:bCs w:val="1"/>
+                <w:rtl w:val="0"/>
+              </w:rPr>
+              <w:t xml:space="preserve">arch2</w:t>
+            </w:r>
+          </w:p>
+        </w:tc>
+        <w:tc>
+          <w:tcPr>
+            <w:tcW w:w="1755" w:type="dxa"/>
+            <w:tcBorders>
+              <w:top w:color="999999" w:space="0" w:sz="4" w:val="single"/>
+              <w:left w:color="999999" w:space="0" w:sz="4" w:val="single"/>
+              <w:bottom w:color="999999" w:space="0" w:sz="4" w:val="single"/>
+              <w:right w:color="999999" w:space="0" w:sz="4" w:val="single"/>
+            </w:tcBorders>
+            <w:shd w:fill="d5e8f0" w:val="clear"/>
+            <w:tcMar>
+              <w:top w:w="100.0" w:type="dxa"/>
+              <w:left w:w="140.0" w:type="dxa"/>
+              <w:bottom w:w="100.0" w:type="dxa"/>
+              <w:right w:w="140.0" w:type="dxa"/>
+            </w:tcMar>
+          </w:tcPr>
+          <w:p>
+            <w:pPr>
+              <w:rPr/>
+            </w:pPr>
+            <w:r>
+              <w:rPr>
+                <w:b w:val="1"/>
+                <w:bCs w:val="1"/>
+                <w:rtl w:val="0"/>
+              </w:rPr>
+              <w:t xml:space="preserve">arch3</w:t>
+            </w:r>
+          </w:p>
+        </w:tc>
+        <w:tc>
+          <w:tcPr>
+            <w:tcW w:w="1755" w:type="dxa"/>
+            <w:tcBorders>
+              <w:top w:color="999999" w:space="0" w:sz="4" w:val="single"/>
+              <w:left w:color="999999" w:space="0" w:sz="4" w:val="single"/>
+              <w:bottom w:color="999999" w:space="0" w:sz="4" w:val="single"/>
+              <w:right w:color="999999" w:space="0" w:sz="4" w:val="single"/>
+            </w:tcBorders>
+            <w:shd w:fill="d5e8f0" w:val="clear"/>
+            <w:tcMar>
+              <w:top w:w="100.0" w:type="dxa"/>
+              <w:left w:w="140.0" w:type="dxa"/>
+              <w:bottom w:w="100.0" w:type="dxa"/>
+              <w:right w:w="140.0" w:type="dxa"/>
+            </w:tcMar>
+          </w:tcPr>
+          <w:p>
+            <w:pPr>
+              <w:rPr/>
+            </w:pPr>
+            <w:r>
+              <w:rPr>
+                <w:b w:val="1"/>
+                <w:bCs w:val="1"/>
+                <w:rtl w:val="0"/>
+              </w:rPr>
+              <w:t xml:space="preserve">arch4</w:t>
+            </w:r>
+          </w:p>
+        </w:tc>
+      </w:tr>
+      <w:tr>
+        <w:trPr>
+          <w:cantSplit w:val="1"/>
+          <w:tblHeader w:val="0"/>
+        </w:trPr>
+        <w:tc>
+          <w:tcPr>
+            <w:tcW w:w="2340" w:type="dxa"/>
+            <w:tcBorders>
+              <w:top w:color="999999" w:space="0" w:sz="4" w:val="single"/>
+              <w:left w:color="999999" w:space="0" w:sz="4" w:val="single"/>
+              <w:bottom w:color="999999" w:space="0" w:sz="4" w:val="single"/>
+              <w:right w:color="999999" w:space="0" w:sz="4" w:val="single"/>
+            </w:tcBorders>
+            <w:tcMar>
+              <w:top w:w="100.0" w:type="dxa"/>
+              <w:left w:w="140.0" w:type="dxa"/>
+              <w:bottom w:w="100.0" w:type="dxa"/>
+              <w:right w:w="140.0" w:type="dxa"/>
+            </w:tcMar>
+          </w:tcPr>
+          <w:p>
+            <w:pPr>
+              <w:rPr/>
+            </w:pPr>
+            <w:r>
+              <w:rPr>
+                <w:rtl w:val="0"/>
+              </w:rPr>
+              <w:t xml:space="preserve">1.0 (solo embeddings)</w:t>
+            </w:r>
+          </w:p>
+        </w:tc>
+        <w:tc>
+          <w:tcPr>
+            <w:tcW w:w="1755" w:type="dxa"/>
+            <w:tcBorders>
+              <w:top w:color="999999" w:space="0" w:sz="4" w:val="single"/>
+              <w:left w:color="999999" w:space="0" w:sz="4" w:val="single"/>
+              <w:bottom w:color="999999" w:space="0" w:sz="4" w:val="single"/>
+              <w:right w:color="999999" w:space="0" w:sz="4" w:val="single"/>
+            </w:tcBorders>
+            <w:tcMar>
+              <w:top w:w="100.0" w:type="dxa"/>
+              <w:left w:w="140.0" w:type="dxa"/>
+              <w:bottom w:w="100.0" w:type="dxa"/>
+              <w:right w:w="140.0" w:type="dxa"/>
+            </w:tcMar>
+          </w:tcPr>
+          <w:p>
+            <w:pPr>
+              <w:rPr/>
+            </w:pPr>
+            <w:r>
+              <w:rPr>
+                <w:rtl w:val="0"/>
+              </w:rPr>
+              <w:t xml:space="preserve">0.727</w:t>
+            </w:r>
+          </w:p>
+        </w:tc>
+        <w:tc>
+          <w:tcPr>
+            <w:tcW w:w="1755" w:type="dxa"/>
+            <w:tcBorders>
+              <w:top w:color="999999" w:space="0" w:sz="4" w:val="single"/>
+              <w:left w:color="999999" w:space="0" w:sz="4" w:val="single"/>
+              <w:bottom w:color="999999" w:space="0" w:sz="4" w:val="single"/>
+              <w:right w:color="999999" w:space="0" w:sz="4" w:val="single"/>
+            </w:tcBorders>
+            <w:tcMar>
+              <w:top w:w="100.0" w:type="dxa"/>
+              <w:left w:w="140.0" w:type="dxa"/>
+              <w:bottom w:w="100.0" w:type="dxa"/>
+              <w:right w:w="140.0" w:type="dxa"/>
+            </w:tcMar>
+          </w:tcPr>
+          <w:p>
+            <w:pPr>
+              <w:rPr/>
+            </w:pPr>
+            <w:r>
+              <w:rPr>
+                <w:rtl w:val="0"/>
+              </w:rPr>
+              <w:t xml:space="preserve">0.825</w:t>
+            </w:r>
+          </w:p>
+        </w:tc>
+        <w:tc>
+          <w:tcPr>
+            <w:tcW w:w="1755" w:type="dxa"/>
+            <w:tcBorders>
+              <w:top w:color="999999" w:space="0" w:sz="4" w:val="single"/>
+              <w:left w:color="999999" w:space="0" w:sz="4" w:val="single"/>
+              <w:bottom w:color="999999" w:space="0" w:sz="4" w:val="single"/>
+              <w:right w:color="999999" w:space="0" w:sz="4" w:val="single"/>
+            </w:tcBorders>
+            <w:tcMar>
+              <w:top w:w="100.0" w:type="dxa"/>
+              <w:left w:w="140.0" w:type="dxa"/>
+              <w:bottom w:w="100.0" w:type="dxa"/>
+              <w:right w:w="140.0" w:type="dxa"/>
+            </w:tcMar>
+          </w:tcPr>
+          <w:p>
+            <w:pPr>
+              <w:rPr/>
+            </w:pPr>
+            <w:r>
+              <w:rPr>
+                <w:rtl w:val="0"/>
+              </w:rPr>
+              <w:t xml:space="preserve">0.417</w:t>
+            </w:r>
+          </w:p>
+        </w:tc>
+        <w:tc>
+          <w:tcPr>
+            <w:tcW w:w="1755" w:type="dxa"/>
+            <w:tcBorders>
+              <w:top w:color="999999" w:space="0" w:sz="4" w:val="single"/>
+              <w:left w:color="999999" w:space="0" w:sz="4" w:val="single"/>
+              <w:bottom w:color="999999" w:space="0" w:sz="4" w:val="single"/>
+              <w:right w:color="999999" w:space="0" w:sz="4" w:val="single"/>
+            </w:tcBorders>
+            <w:tcMar>
+              <w:top w:w="100.0" w:type="dxa"/>
+              <w:left w:w="140.0" w:type="dxa"/>
+              <w:bottom w:w="100.0" w:type="dxa"/>
+              <w:right w:w="140.0" w:type="dxa"/>
+            </w:tcMar>
+          </w:tcPr>
+          <w:p>
+            <w:pPr>
+              <w:rPr/>
+            </w:pPr>
+            <w:r>
+              <w:rPr>
+                <w:rtl w:val="0"/>
+              </w:rPr>
+              <w:t xml:space="preserve">0.667</w:t>
+            </w:r>
+          </w:p>
+        </w:tc>
+      </w:tr>
+      <w:tr>
+        <w:trPr>
+          <w:cantSplit w:val="1"/>
+          <w:tblHeader w:val="0"/>
+        </w:trPr>
+        <w:tc>
+          <w:tcPr>
+            <w:tcW w:w="2340" w:type="dxa"/>
+            <w:tcBorders>
+              <w:top w:color="999999" w:space="0" w:sz="4" w:val="single"/>
+              <w:left w:color="999999" w:space="0" w:sz="4" w:val="single"/>
+              <w:bottom w:color="999999" w:space="0" w:sz="4" w:val="single"/>
+              <w:right w:color="999999" w:space="0" w:sz="4" w:val="single"/>
+            </w:tcBorders>
+            <w:tcMar>
+              <w:top w:w="100.0" w:type="dxa"/>
+              <w:left w:w="140.0" w:type="dxa"/>
+              <w:bottom w:w="100.0" w:type="dxa"/>
+              <w:right w:w="140.0" w:type="dxa"/>
+            </w:tcMar>
+          </w:tcPr>
+          <w:p>
+            <w:pPr>
+              <w:rPr/>
+            </w:pPr>
+            <w:r>
+              <w:rPr>
+                <w:rtl w:val="0"/>
+              </w:rPr>
+              <w:t xml:space="preserve">0.0 a 0.7</w:t>
+            </w:r>
+          </w:p>
+        </w:tc>
+        <w:tc>
+          <w:tcPr>
+            <w:tcW w:w="1755" w:type="dxa"/>
+            <w:tcBorders>
+              <w:top w:color="999999" w:space="0" w:sz="4" w:val="single"/>
+              <w:left w:color="999999" w:space="0" w:sz="4" w:val="single"/>
+              <w:bottom w:color="999999" w:space="0" w:sz="4" w:val="single"/>
+              <w:right w:color="999999" w:space="0" w:sz="4" w:val="single"/>
+            </w:tcBorders>
+            <w:tcMar>
+              <w:top w:w="100.0" w:type="dxa"/>
+              <w:left w:w="140.0" w:type="dxa"/>
+              <w:bottom w:w="100.0" w:type="dxa"/>
+              <w:right w:w="140.0" w:type="dxa"/>
+            </w:tcMar>
+          </w:tcPr>
+          <w:p>
+            <w:pPr>
+              <w:rPr/>
+            </w:pPr>
+            <w:r>
+              <w:rPr>
+                <w:rtl w:val="0"/>
+              </w:rPr>
+              <w:t xml:space="preserve">0.927</w:t>
+            </w:r>
+          </w:p>
+        </w:tc>
+        <w:tc>
+          <w:tcPr>
+            <w:tcW w:w="1755" w:type="dxa"/>
+            <w:tcBorders>
+              <w:top w:color="999999" w:space="0" w:sz="4" w:val="single"/>
+              <w:left w:color="999999" w:space="0" w:sz="4" w:val="single"/>
+              <w:bottom w:color="999999" w:space="0" w:sz="4" w:val="single"/>
+              <w:right w:color="999999" w:space="0" w:sz="4" w:val="single"/>
+            </w:tcBorders>
+            <w:tcMar>
+              <w:top w:w="100.0" w:type="dxa"/>
+              <w:left w:w="140.0" w:type="dxa"/>
+              <w:bottom w:w="100.0" w:type="dxa"/>
+              <w:right w:w="140.0" w:type="dxa"/>
+            </w:tcMar>
+          </w:tcPr>
+          <w:p>
+            <w:pPr>
+              <w:rPr/>
+            </w:pPr>
+            <w:r>
+              <w:rPr>
+                <w:rtl w:val="0"/>
+              </w:rPr>
+              <w:t xml:space="preserve">0.983</w:t>
+            </w:r>
+          </w:p>
+        </w:tc>
+        <w:tc>
+          <w:tcPr>
+            <w:tcW w:w="1755" w:type="dxa"/>
+            <w:tcBorders>
+              <w:top w:color="999999" w:space="0" w:sz="4" w:val="single"/>
+              <w:left w:color="999999" w:space="0" w:sz="4" w:val="single"/>
+              <w:bottom w:color="999999" w:space="0" w:sz="4" w:val="single"/>
+              <w:right w:color="999999" w:space="0" w:sz="4" w:val="single"/>
+            </w:tcBorders>
+            <w:tcMar>
+              <w:top w:w="100.0" w:type="dxa"/>
+              <w:left w:w="140.0" w:type="dxa"/>
+              <w:bottom w:w="100.0" w:type="dxa"/>
+              <w:right w:w="140.0" w:type="dxa"/>
+            </w:tcMar>
+          </w:tcPr>
+          <w:p>
+            <w:pPr>
+              <w:rPr/>
+            </w:pPr>
+            <w:r>
+              <w:rPr>
+                <w:rtl w:val="0"/>
+              </w:rPr>
+              <w:t xml:space="preserve">0.767</w:t>
+            </w:r>
+          </w:p>
+        </w:tc>
+        <w:tc>
+          <w:tcPr>
+            <w:tcW w:w="1755" w:type="dxa"/>
+            <w:tcBorders>
+              <w:top w:color="999999" w:space="0" w:sz="4" w:val="single"/>
+              <w:left w:color="999999" w:space="0" w:sz="4" w:val="single"/>
+              <w:bottom w:color="999999" w:space="0" w:sz="4" w:val="single"/>
+              <w:right w:color="999999" w:space="0" w:sz="4" w:val="single"/>
+            </w:tcBorders>
+            <w:tcMar>
+              <w:top w:w="100.0" w:type="dxa"/>
+              <w:left w:w="140.0" w:type="dxa"/>
+              <w:bottom w:w="100.0" w:type="dxa"/>
+              <w:right w:w="140.0" w:type="dxa"/>
+            </w:tcMar>
+          </w:tcPr>
+          <w:p>
+            <w:pPr>
+              <w:rPr/>
+            </w:pPr>
+            <w:r>
+              <w:rPr>
+                <w:rtl w:val="0"/>
+              </w:rPr>
+              <w:t xml:space="preserve">0.881</w:t>
+            </w:r>
+          </w:p>
+        </w:tc>
+      </w:tr>
+    </w:tbl>
+    <w:p>
+      <w:pPr>
+        <w:rPr/>
+      </w:pPr>
+    </w:p>
+    <w:p>
+      <w:pPr>
+        <w:spacing w:after="160" w:lineRule="auto"/>
+        <w:rPr/>
+      </w:pPr>
+      <w:r>
+        <w:rPr>
+          <w:rFonts w:ascii="Arial Unicode MS" w:cs="Arial Unicode MS" w:eastAsia="Arial Unicode MS" w:hAnsi="Arial Unicode MS"/>
+          <w:rtl w:val="0"/>
+        </w:rPr>
+        <w:t xml:space="preserve">Entre 0.0 y 0.7 el recall es el mismo: MiniLM está entrenado en inglés y en español el coseno varía poco de un fragmento a otro, así que BM25 decide el orden y el coseno desempata. Se dejó 0.5 (</w:t>
+      </w:r>
+      <w:r>
+        <w:rPr>
+          <w:rFonts w:ascii="Consolas" w:cs="Consolas" w:eastAsia="Consolas" w:hAnsi="Consolas"/>
+          <w:sz w:val="20"/>
+          <w:szCs w:val="20"/>
+          <w:rtl w:val="0"/>
+        </w:rPr>
+        <w:t xml:space="preserve">HIBRIDA_PESO_VECTOR</w:t>
+      </w:r>
+      <w:r>
+        <w:rPr>
+          <w:rFonts w:ascii="Arial Unicode MS" w:cs="Arial Unicode MS" w:eastAsia="Arial Unicode MS" w:hAnsi="Arial Unicode MS"/>
+          <w:rtl w:val="0"/>
+        </w:rPr>
+        <w:t xml:space="preserve">), en el medio de ese rango: el golden set usa el vocabulario del manual, y un estudiante que pregunte con otras palabras solo cuenta con el coseno.</w:t>
+      </w:r>
+    </w:p>
+    <w:p>
+      <w:pPr>
+        <w:spacing w:after="160" w:lineRule="auto"/>
+        <w:rPr/>
+      </w:pPr>
+      <w:r>
+        <w:rPr>
+          <w:rFonts w:ascii="Arial Unicode MS" w:cs="Arial Unicode MS" w:eastAsia="Arial Unicode MS" w:hAnsi="Arial Unicode MS"/>
+          <w:rtl w:val="0"/>
+        </w:rPr>
+        <w:t xml:space="preserve">El v5 subió el puntaje global del juez +0.10 sobre el v4. Las preguntas que más subieron son las que fallaban por búsqueda: #0 (0.14 → 1.00), #1 (0.10 → 1.00), #5 (0.40 → 0.93) y #15 (0.10 → 0.89).</w:t>
+      </w:r>
+    </w:p>
+    <w:p>
+      <w:pPr>
+        <w:pStyle w:val="Heading2"/>
+        <w:rPr/>
+      </w:pPr>
+      <w:r>
+        <w:rPr>
+          <w:rtl w:val="0"/>
+        </w:rPr>
+        <w:t xml:space="preserve">6.4 Encabezados entre Páginas (v6)</w:t>
+      </w:r>
+    </w:p>
+    <w:p>
+      <w:pPr>
+        <w:spacing w:after="160" w:lineRule="auto"/>
+        <w:rPr/>
+      </w:pPr>
+      <w:r>
+        <w:rPr>
+          <w:rFonts w:ascii="Arial Unicode MS" w:cs="Arial Unicode MS" w:eastAsia="Arial Unicode MS" w:hAnsi="Arial Unicode MS"/>
+          <w:rtl w:val="0"/>
+        </w:rPr>
+        <w:t xml:space="preserve">Cada página se divide por separado, porque cada fragmento guarda su página. Pero el texto sigue de una página a otra: la lista "Hueso compacto: Células." empieza en la página 8 de arch2 y los osteocitos y osteoclastos quedan en la 9, sin esas palabras. En la #20 (tipos de células del hueso compacto), BM25 prefería tres fichas de imagen que repiten "hueso compacto".</w:t>
+      </w:r>
+    </w:p>
+    <w:p>
+      <w:pPr>
+        <w:spacing w:after="160" w:lineRule="auto"/>
+        <w:rPr/>
+      </w:pPr>
+      <w:r>
+        <w:rPr>
+          <w:rFonts w:ascii="Arial Unicode MS" w:cs="Arial Unicode MS" w:eastAsia="Arial Unicode MS" w:hAnsi="Arial Unicode MS"/>
+          <w:rtl w:val="0"/>
+        </w:rPr>
+        <w:t xml:space="preserve">Ahora, cuando una página continúa la anterior, sus fragmentos arrancan con el título de la práctica y, si sigue una lista, con su encabezado. En el v6 la página 9 entra cuarta y la #20 sube de 0.47 a 1.00. El resto de las preguntas queda igual dentro del ruido.</w:t>
+      </w:r>
+    </w:p>
+    <w:p>
+      <w:pPr>
+        <w:pStyle w:val="Heading2"/>
+        <w:rPr/>
+      </w:pPr>
+      <w:r>
+        <w:rPr>
+          <w:rtl w:val="0"/>
+        </w:rPr>
+        <w:t xml:space="preserve">6.5 Corrección del Golden Set</w:t>
+      </w:r>
+    </w:p>
+    <w:p>
+      <w:pPr>
+        <w:spacing w:after="160" w:lineRule="auto"/>
+        <w:rPr/>
+      </w:pPr>
+      <w:r>
+        <w:rPr>
+          <w:rFonts w:ascii="Arial Unicode MS" w:cs="Arial Unicode MS" w:eastAsia="Arial Unicode MS" w:hAnsi="Arial Unicode MS"/>
+          <w:rtl w:val="0"/>
+        </w:rPr>
+        <w:t xml:space="preserve">Con la recuperación resuelta, </w:t>
+      </w:r>
+      <w:r>
+        <w:rPr>
+          <w:rFonts w:ascii="Consolas" w:cs="Consolas" w:eastAsia="Consolas" w:hAnsi="Consolas"/>
+          <w:sz w:val="20"/>
+          <w:szCs w:val="20"/>
+          <w:rtl w:val="0"/>
+        </w:rPr>
+        <w:t xml:space="preserve">inspeccionar.py</w:t>
+      </w:r>
+      <w:r>
+        <w:rPr>
+          <w:rFonts w:ascii="Arial Unicode MS" w:cs="Arial Unicode MS" w:eastAsia="Arial Unicode MS" w:hAnsi="Arial Unicode MS"/>
+          <w:rtl w:val="0"/>
+        </w:rPr>
+        <w:t xml:space="preserve"> mostró que 4 respuestas de referencia no salían del manual: venían de un libro de texto o lo contradecían. Una respuesta fiel al manual sacaba un puntaje bajo:</w:t>
       </w:r>
     </w:p>
     <w:tbl>
@@ -5495,21 +6596,19 @@
       </w:tblPr>
       <w:tblGrid>
         <w:gridCol w:w="700"/>
-        <w:gridCol w:w="3200"/>
-        <w:gridCol w:w="1100"/>
-        <w:gridCol w:w="4360"/>
+        <w:gridCol w:w="2600"/>
+        <w:gridCol w:w="6060"/>
         <w:tblGridChange w:id="0">
           <w:tblGrid>
             <w:gridCol w:w="700"/>
-            <w:gridCol w:w="3200"/>
-            <w:gridCol w:w="1100"/>
-            <w:gridCol w:w="4360"/>
+            <w:gridCol w:w="2600"/>
+            <w:gridCol w:w="6060"/>
           </w:tblGrid>
         </w:tblGridChange>
       </w:tblGrid>
       <w:tr>
         <w:trPr>
-          <w:cantSplit w:val="0"/>
+          <w:cantSplit w:val="1"/>
           <w:tblHeader w:val="1"/>
         </w:trPr>
         <w:tc>
@@ -5545,7 +6644,7 @@
         </w:tc>
         <w:tc>
           <w:tcPr>
-            <w:tcW w:w="3200" w:type="dxa"/>
+            <w:tcW w:w="2600" w:type="dxa"/>
             <w:tcBorders>
               <w:top w:color="999999" w:space="0" w:sz="4" w:val="single"/>
               <w:left w:color="999999" w:space="0" w:sz="4" w:val="single"/>
@@ -5576,7 +6675,7 @@
         </w:tc>
         <w:tc>
           <w:tcPr>
-            <w:tcW w:w="1100" w:type="dxa"/>
+            <w:tcW w:w="6060" w:type="dxa"/>
             <w:tcBorders>
               <w:top w:color="999999" w:space="0" w:sz="4" w:val="single"/>
               <w:left w:color="999999" w:space="0" w:sz="4" w:val="single"/>
@@ -5601,45 +6700,14 @@
                 <w:bCs w:val="1"/>
                 <w:rtl w:val="0"/>
               </w:rPr>
-              <w:t xml:space="preserve">Global v2</w:t>
-            </w:r>
-          </w:p>
-        </w:tc>
-        <w:tc>
-          <w:tcPr>
-            <w:tcW w:w="4360" w:type="dxa"/>
-            <w:tcBorders>
-              <w:top w:color="999999" w:space="0" w:sz="4" w:val="single"/>
-              <w:left w:color="999999" w:space="0" w:sz="4" w:val="single"/>
-              <w:bottom w:color="999999" w:space="0" w:sz="4" w:val="single"/>
-              <w:right w:color="999999" w:space="0" w:sz="4" w:val="single"/>
-            </w:tcBorders>
-            <w:shd w:fill="d5e8f0" w:val="clear"/>
-            <w:tcMar>
-              <w:top w:w="100.0" w:type="dxa"/>
-              <w:left w:w="140.0" w:type="dxa"/>
-              <w:bottom w:w="100.0" w:type="dxa"/>
-              <w:right w:w="140.0" w:type="dxa"/>
-            </w:tcMar>
-          </w:tcPr>
-          <w:p>
-            <w:pPr>
-              <w:rPr/>
-            </w:pPr>
-            <w:r>
-              <w:rPr>
-                <w:b w:val="1"/>
-                <w:bCs w:val="1"/>
-                <w:rtl w:val="0"/>
-              </w:rPr>
-              <w:t xml:space="preserve">Causa probable</w:t>
+              <w:t xml:space="preserve">Problema de la referencia anterior</w:t>
             </w:r>
           </w:p>
         </w:tc>
       </w:tr>
       <w:tr>
         <w:trPr>
-          <w:cantSplit w:val="0"/>
+          <w:cantSplit w:val="1"/>
           <w:tblHeader w:val="0"/>
         </w:trPr>
         <w:tc>
@@ -5666,98 +6734,70 @@
               <w:rPr>
                 <w:rtl w:val="0"/>
               </w:rPr>
-              <w:t xml:space="preserve">27</w:t>
-            </w:r>
-          </w:p>
-        </w:tc>
-        <w:tc>
-          <w:tcPr>
-            <w:tcW w:w="3200" w:type="dxa"/>
-            <w:tcBorders>
-              <w:top w:color="999999" w:space="0" w:sz="4" w:val="single"/>
-              <w:left w:color="999999" w:space="0" w:sz="4" w:val="single"/>
-              <w:bottom w:color="999999" w:space="0" w:sz="4" w:val="single"/>
-              <w:right w:color="999999" w:space="0" w:sz="4" w:val="single"/>
-            </w:tcBorders>
-            <w:tcMar>
-              <w:top w:w="100.0" w:type="dxa"/>
-              <w:left w:w="140.0" w:type="dxa"/>
-              <w:bottom w:w="100.0" w:type="dxa"/>
-              <w:right w:w="140.0" w:type="dxa"/>
-            </w:tcMar>
-          </w:tcPr>
-          <w:p>
-            <w:pPr>
-              <w:rPr/>
-            </w:pPr>
-            <w:r>
-              <w:rPr>
-                <w:rtl w:val="0"/>
-              </w:rPr>
-              <w:t xml:space="preserve">Clasificación de neuronas por número de prolongaciones</w:t>
-            </w:r>
-          </w:p>
-        </w:tc>
-        <w:tc>
-          <w:tcPr>
-            <w:tcW w:w="1100" w:type="dxa"/>
-            <w:tcBorders>
-              <w:top w:color="999999" w:space="0" w:sz="4" w:val="single"/>
-              <w:left w:color="999999" w:space="0" w:sz="4" w:val="single"/>
-              <w:bottom w:color="999999" w:space="0" w:sz="4" w:val="single"/>
-              <w:right w:color="999999" w:space="0" w:sz="4" w:val="single"/>
-            </w:tcBorders>
-            <w:tcMar>
-              <w:top w:w="100.0" w:type="dxa"/>
-              <w:left w:w="140.0" w:type="dxa"/>
-              <w:bottom w:w="100.0" w:type="dxa"/>
-              <w:right w:w="140.0" w:type="dxa"/>
-            </w:tcMar>
-          </w:tcPr>
-          <w:p>
-            <w:pPr>
-              <w:rPr/>
-            </w:pPr>
-            <w:r>
-              <w:rPr>
-                <w:rtl w:val="0"/>
-              </w:rPr>
-              <w:t xml:space="preserve">0.00</w:t>
-            </w:r>
-          </w:p>
-        </w:tc>
-        <w:tc>
-          <w:tcPr>
-            <w:tcW w:w="4360" w:type="dxa"/>
-            <w:tcBorders>
-              <w:top w:color="999999" w:space="0" w:sz="4" w:val="single"/>
-              <w:left w:color="999999" w:space="0" w:sz="4" w:val="single"/>
-              <w:bottom w:color="999999" w:space="0" w:sz="4" w:val="single"/>
-              <w:right w:color="999999" w:space="0" w:sz="4" w:val="single"/>
-            </w:tcBorders>
-            <w:tcMar>
-              <w:top w:w="100.0" w:type="dxa"/>
-              <w:left w:w="140.0" w:type="dxa"/>
-              <w:bottom w:w="100.0" w:type="dxa"/>
-              <w:right w:w="140.0" w:type="dxa"/>
-            </w:tcMar>
-          </w:tcPr>
-          <w:p>
-            <w:pPr>
-              <w:rPr/>
-            </w:pPr>
-            <w:r>
-              <w:rPr>
-                <w:rtl w:val="0"/>
-              </w:rPr>
-              <w:t xml:space="preserve">El fragmento se corta en "Por el número de prolongaciones p…", antes de la lista</w:t>
+              <w:t xml:space="preserve">9</w:t>
+            </w:r>
+          </w:p>
+        </w:tc>
+        <w:tc>
+          <w:tcPr>
+            <w:tcW w:w="2600" w:type="dxa"/>
+            <w:tcBorders>
+              <w:top w:color="999999" w:space="0" w:sz="4" w:val="single"/>
+              <w:left w:color="999999" w:space="0" w:sz="4" w:val="single"/>
+              <w:bottom w:color="999999" w:space="0" w:sz="4" w:val="single"/>
+              <w:right w:color="999999" w:space="0" w:sz="4" w:val="single"/>
+            </w:tcBorders>
+            <w:tcMar>
+              <w:top w:w="100.0" w:type="dxa"/>
+              <w:left w:w="140.0" w:type="dxa"/>
+              <w:bottom w:w="100.0" w:type="dxa"/>
+              <w:right w:w="140.0" w:type="dxa"/>
+            </w:tcMar>
+          </w:tcPr>
+          <w:p>
+            <w:pPr>
+              <w:rPr/>
+            </w:pPr>
+            <w:r>
+              <w:rPr>
+                <w:rtl w:val="0"/>
+              </w:rPr>
+              <w:t xml:space="preserve">Espermatogonia A oscura</w:t>
+            </w:r>
+          </w:p>
+        </w:tc>
+        <w:tc>
+          <w:tcPr>
+            <w:tcW w:w="6060" w:type="dxa"/>
+            <w:tcBorders>
+              <w:top w:color="999999" w:space="0" w:sz="4" w:val="single"/>
+              <w:left w:color="999999" w:space="0" w:sz="4" w:val="single"/>
+              <w:bottom w:color="999999" w:space="0" w:sz="4" w:val="single"/>
+              <w:right w:color="999999" w:space="0" w:sz="4" w:val="single"/>
+            </w:tcBorders>
+            <w:tcMar>
+              <w:top w:w="100.0" w:type="dxa"/>
+              <w:left w:w="140.0" w:type="dxa"/>
+              <w:bottom w:w="100.0" w:type="dxa"/>
+              <w:right w:w="140.0" w:type="dxa"/>
+            </w:tcMar>
+          </w:tcPr>
+          <w:p>
+            <w:pPr>
+              <w:rPr/>
+            </w:pPr>
+            <w:r>
+              <w:rPr>
+                <w:rtl w:val="0"/>
+              </w:rPr>
+              <w:t xml:space="preserve">Decía "cromatina más condensada u oscura"; el manual describe una rarefacción de la cromatina en el centro del núcleo</w:t>
             </w:r>
           </w:p>
         </w:tc>
       </w:tr>
       <w:tr>
         <w:trPr>
-          <w:cantSplit w:val="0"/>
+          <w:cantSplit w:val="1"/>
           <w:tblHeader w:val="0"/>
         </w:trPr>
         <w:tc>
@@ -5784,98 +6824,70 @@
               <w:rPr>
                 <w:rtl w:val="0"/>
               </w:rPr>
-              <w:t xml:space="preserve">31</w:t>
-            </w:r>
-          </w:p>
-        </w:tc>
-        <w:tc>
-          <w:tcPr>
-            <w:tcW w:w="3200" w:type="dxa"/>
-            <w:tcBorders>
-              <w:top w:color="999999" w:space="0" w:sz="4" w:val="single"/>
-              <w:left w:color="999999" w:space="0" w:sz="4" w:val="single"/>
-              <w:bottom w:color="999999" w:space="0" w:sz="4" w:val="single"/>
-              <w:right w:color="999999" w:space="0" w:sz="4" w:val="single"/>
-            </w:tcBorders>
-            <w:tcMar>
-              <w:top w:w="100.0" w:type="dxa"/>
-              <w:left w:w="140.0" w:type="dxa"/>
-              <w:bottom w:w="100.0" w:type="dxa"/>
-              <w:right w:w="140.0" w:type="dxa"/>
-            </w:tcMar>
-          </w:tcPr>
-          <w:p>
-            <w:pPr>
-              <w:rPr/>
-            </w:pPr>
-            <w:r>
-              <w:rPr>
-                <w:rtl w:val="0"/>
-              </w:rPr>
-              <w:t xml:space="preserve">Células ependimarias</w:t>
-            </w:r>
-          </w:p>
-        </w:tc>
-        <w:tc>
-          <w:tcPr>
-            <w:tcW w:w="1100" w:type="dxa"/>
-            <w:tcBorders>
-              <w:top w:color="999999" w:space="0" w:sz="4" w:val="single"/>
-              <w:left w:color="999999" w:space="0" w:sz="4" w:val="single"/>
-              <w:bottom w:color="999999" w:space="0" w:sz="4" w:val="single"/>
-              <w:right w:color="999999" w:space="0" w:sz="4" w:val="single"/>
-            </w:tcBorders>
-            <w:tcMar>
-              <w:top w:w="100.0" w:type="dxa"/>
-              <w:left w:w="140.0" w:type="dxa"/>
-              <w:bottom w:w="100.0" w:type="dxa"/>
-              <w:right w:w="140.0" w:type="dxa"/>
-            </w:tcMar>
-          </w:tcPr>
-          <w:p>
-            <w:pPr>
-              <w:rPr/>
-            </w:pPr>
-            <w:r>
-              <w:rPr>
-                <w:rtl w:val="0"/>
-              </w:rPr>
-              <w:t xml:space="preserve">0.10</w:t>
-            </w:r>
-          </w:p>
-        </w:tc>
-        <w:tc>
-          <w:tcPr>
-            <w:tcW w:w="4360" w:type="dxa"/>
-            <w:tcBorders>
-              <w:top w:color="999999" w:space="0" w:sz="4" w:val="single"/>
-              <w:left w:color="999999" w:space="0" w:sz="4" w:val="single"/>
-              <w:bottom w:color="999999" w:space="0" w:sz="4" w:val="single"/>
-              <w:right w:color="999999" w:space="0" w:sz="4" w:val="single"/>
-            </w:tcBorders>
-            <w:tcMar>
-              <w:top w:w="100.0" w:type="dxa"/>
-              <w:left w:w="140.0" w:type="dxa"/>
-              <w:bottom w:w="100.0" w:type="dxa"/>
-              <w:right w:w="140.0" w:type="dxa"/>
-            </w:tcMar>
-          </w:tcPr>
-          <w:p>
-            <w:pPr>
-              <w:rPr/>
-            </w:pPr>
-            <w:r>
-              <w:rPr>
-                <w:rtl w:val="0"/>
-              </w:rPr>
-              <w:t xml:space="preserve">Solo se recupera el epígrafe de la Imagen 15.5, no el párrafo que las define</w:t>
+              <w:t xml:space="preserve">10</w:t>
+            </w:r>
+          </w:p>
+        </w:tc>
+        <w:tc>
+          <w:tcPr>
+            <w:tcW w:w="2600" w:type="dxa"/>
+            <w:tcBorders>
+              <w:top w:color="999999" w:space="0" w:sz="4" w:val="single"/>
+              <w:left w:color="999999" w:space="0" w:sz="4" w:val="single"/>
+              <w:bottom w:color="999999" w:space="0" w:sz="4" w:val="single"/>
+              <w:right w:color="999999" w:space="0" w:sz="4" w:val="single"/>
+            </w:tcBorders>
+            <w:tcMar>
+              <w:top w:w="100.0" w:type="dxa"/>
+              <w:left w:w="140.0" w:type="dxa"/>
+              <w:bottom w:w="100.0" w:type="dxa"/>
+              <w:right w:w="140.0" w:type="dxa"/>
+            </w:tcMar>
+          </w:tcPr>
+          <w:p>
+            <w:pPr>
+              <w:rPr/>
+            </w:pPr>
+            <w:r>
+              <w:rPr>
+                <w:rtl w:val="0"/>
+              </w:rPr>
+              <w:t xml:space="preserve">Células peritubulares o mioides</w:t>
+            </w:r>
+          </w:p>
+        </w:tc>
+        <w:tc>
+          <w:tcPr>
+            <w:tcW w:w="6060" w:type="dxa"/>
+            <w:tcBorders>
+              <w:top w:color="999999" w:space="0" w:sz="4" w:val="single"/>
+              <w:left w:color="999999" w:space="0" w:sz="4" w:val="single"/>
+              <w:bottom w:color="999999" w:space="0" w:sz="4" w:val="single"/>
+              <w:right w:color="999999" w:space="0" w:sz="4" w:val="single"/>
+            </w:tcBorders>
+            <w:tcMar>
+              <w:top w:w="100.0" w:type="dxa"/>
+              <w:left w:w="140.0" w:type="dxa"/>
+              <w:bottom w:w="100.0" w:type="dxa"/>
+              <w:right w:w="140.0" w:type="dxa"/>
+            </w:tcMar>
+          </w:tcPr>
+          <w:p>
+            <w:pPr>
+              <w:rPr/>
+            </w:pPr>
+            <w:r>
+              <w:rPr>
+                <w:rtl w:val="0"/>
+              </w:rPr>
+              <w:t xml:space="preserve">Agregaba filamentos de actina y miosina y capacidad contráctil, que no están en el manual</w:t>
             </w:r>
           </w:p>
         </w:tc>
       </w:tr>
       <w:tr>
         <w:trPr>
-          <w:cantSplit w:val="0"/>
+          <w:cantSplit w:val="1"/>
           <w:tblHeader w:val="0"/>
         </w:trPr>
         <w:tc>
@@ -5902,98 +6914,70 @@
               <w:rPr>
                 <w:rtl w:val="0"/>
               </w:rPr>
-              <w:t xml:space="preserve">0</w:t>
-            </w:r>
-          </w:p>
-        </w:tc>
-        <w:tc>
-          <w:tcPr>
-            <w:tcW w:w="3200" w:type="dxa"/>
-            <w:tcBorders>
-              <w:top w:color="999999" w:space="0" w:sz="4" w:val="single"/>
-              <w:left w:color="999999" w:space="0" w:sz="4" w:val="single"/>
-              <w:bottom w:color="999999" w:space="0" w:sz="4" w:val="single"/>
-              <w:right w:color="999999" w:space="0" w:sz="4" w:val="single"/>
-            </w:tcBorders>
-            <w:tcMar>
-              <w:top w:w="100.0" w:type="dxa"/>
-              <w:left w:w="140.0" w:type="dxa"/>
-              <w:bottom w:w="100.0" w:type="dxa"/>
-              <w:right w:w="140.0" w:type="dxa"/>
-            </w:tcMar>
-          </w:tcPr>
-          <w:p>
-            <w:pPr>
-              <w:rPr/>
-            </w:pPr>
-            <w:r>
-              <w:rPr>
-                <w:rtl w:val="0"/>
-              </w:rPr>
-              <w:t xml:space="preserve">Capas de la arteria muscular</w:t>
-            </w:r>
-          </w:p>
-        </w:tc>
-        <w:tc>
-          <w:tcPr>
-            <w:tcW w:w="1100" w:type="dxa"/>
-            <w:tcBorders>
-              <w:top w:color="999999" w:space="0" w:sz="4" w:val="single"/>
-              <w:left w:color="999999" w:space="0" w:sz="4" w:val="single"/>
-              <w:bottom w:color="999999" w:space="0" w:sz="4" w:val="single"/>
-              <w:right w:color="999999" w:space="0" w:sz="4" w:val="single"/>
-            </w:tcBorders>
-            <w:tcMar>
-              <w:top w:w="100.0" w:type="dxa"/>
-              <w:left w:w="140.0" w:type="dxa"/>
-              <w:bottom w:w="100.0" w:type="dxa"/>
-              <w:right w:w="140.0" w:type="dxa"/>
-            </w:tcMar>
-          </w:tcPr>
-          <w:p>
-            <w:pPr>
-              <w:rPr/>
-            </w:pPr>
-            <w:r>
-              <w:rPr>
-                <w:rtl w:val="0"/>
-              </w:rPr>
-              <w:t xml:space="preserve">0.35</w:t>
-            </w:r>
-          </w:p>
-        </w:tc>
-        <w:tc>
-          <w:tcPr>
-            <w:tcW w:w="4360" w:type="dxa"/>
-            <w:tcBorders>
-              <w:top w:color="999999" w:space="0" w:sz="4" w:val="single"/>
-              <w:left w:color="999999" w:space="0" w:sz="4" w:val="single"/>
-              <w:bottom w:color="999999" w:space="0" w:sz="4" w:val="single"/>
-              <w:right w:color="999999" w:space="0" w:sz="4" w:val="single"/>
-            </w:tcBorders>
-            <w:tcMar>
-              <w:top w:w="100.0" w:type="dxa"/>
-              <w:left w:w="140.0" w:type="dxa"/>
-              <w:bottom w:w="100.0" w:type="dxa"/>
-              <w:right w:w="140.0" w:type="dxa"/>
-            </w:tcMar>
-          </w:tcPr>
-          <w:p>
-            <w:pPr>
-              <w:rPr/>
-            </w:pPr>
-            <w:r>
-              <w:rPr>
-                <w:rtl w:val="0"/>
-              </w:rPr>
-              <w:t xml:space="preserve">Se recuperan encabezados de imágenes en vez del texto que describe las túnicas</w:t>
+              <w:t xml:space="preserve">11</w:t>
+            </w:r>
+          </w:p>
+        </w:tc>
+        <w:tc>
+          <w:tcPr>
+            <w:tcW w:w="2600" w:type="dxa"/>
+            <w:tcBorders>
+              <w:top w:color="999999" w:space="0" w:sz="4" w:val="single"/>
+              <w:left w:color="999999" w:space="0" w:sz="4" w:val="single"/>
+              <w:bottom w:color="999999" w:space="0" w:sz="4" w:val="single"/>
+              <w:right w:color="999999" w:space="0" w:sz="4" w:val="single"/>
+            </w:tcBorders>
+            <w:tcMar>
+              <w:top w:w="100.0" w:type="dxa"/>
+              <w:left w:w="140.0" w:type="dxa"/>
+              <w:bottom w:w="100.0" w:type="dxa"/>
+              <w:right w:w="140.0" w:type="dxa"/>
+            </w:tcMar>
+          </w:tcPr>
+          <w:p>
+            <w:pPr>
+              <w:rPr/>
+            </w:pPr>
+            <w:r>
+              <w:rPr>
+                <w:rtl w:val="0"/>
+              </w:rPr>
+              <w:t xml:space="preserve">Intersticio testicular</w:t>
+            </w:r>
+          </w:p>
+        </w:tc>
+        <w:tc>
+          <w:tcPr>
+            <w:tcW w:w="6060" w:type="dxa"/>
+            <w:tcBorders>
+              <w:top w:color="999999" w:space="0" w:sz="4" w:val="single"/>
+              <w:left w:color="999999" w:space="0" w:sz="4" w:val="single"/>
+              <w:bottom w:color="999999" w:space="0" w:sz="4" w:val="single"/>
+              <w:right w:color="999999" w:space="0" w:sz="4" w:val="single"/>
+            </w:tcBorders>
+            <w:tcMar>
+              <w:top w:w="100.0" w:type="dxa"/>
+              <w:left w:w="140.0" w:type="dxa"/>
+              <w:bottom w:w="100.0" w:type="dxa"/>
+              <w:right w:w="140.0" w:type="dxa"/>
+            </w:tcMar>
+          </w:tcPr>
+          <w:p>
+            <w:pPr>
+              <w:rPr/>
+            </w:pPr>
+            <w:r>
+              <w:rPr>
+                <w:rtl w:val="0"/>
+              </w:rPr>
+              <w:t xml:space="preserve">Incluía vasos sanguíneos, que no figuran en arch4</w:t>
             </w:r>
           </w:p>
         </w:tc>
       </w:tr>
       <w:tr>
         <w:trPr>
-          <w:cantSplit w:val="0"/>
+          <w:cantSplit w:val="1"/>
           <w:tblHeader w:val="0"/>
         </w:trPr>
         <w:tc>
@@ -6020,35 +7004,233 @@
               <w:rPr>
                 <w:rtl w:val="0"/>
               </w:rPr>
-              <w:t xml:space="preserve">15</w:t>
-            </w:r>
-          </w:p>
-        </w:tc>
-        <w:tc>
-          <w:tcPr>
-            <w:tcW w:w="3200" w:type="dxa"/>
-            <w:tcBorders>
-              <w:top w:color="999999" w:space="0" w:sz="4" w:val="single"/>
-              <w:left w:color="999999" w:space="0" w:sz="4" w:val="single"/>
-              <w:bottom w:color="999999" w:space="0" w:sz="4" w:val="single"/>
-              <w:right w:color="999999" w:space="0" w:sz="4" w:val="single"/>
-            </w:tcBorders>
-            <w:tcMar>
-              <w:top w:w="100.0" w:type="dxa"/>
-              <w:left w:w="140.0" w:type="dxa"/>
-              <w:bottom w:w="100.0" w:type="dxa"/>
-              <w:right w:w="140.0" w:type="dxa"/>
-            </w:tcMar>
-          </w:tcPr>
-          <w:p>
-            <w:pPr>
-              <w:rPr/>
-            </w:pPr>
-            <w:r>
-              <w:rPr>
-                <w:rtl w:val="0"/>
-              </w:rPr>
-              <w:t xml:space="preserve">Estructuras de la lámina de laringe 43</w:t>
+              <w:t xml:space="preserve">21</w:t>
+            </w:r>
+          </w:p>
+        </w:tc>
+        <w:tc>
+          <w:tcPr>
+            <w:tcW w:w="2600" w:type="dxa"/>
+            <w:tcBorders>
+              <w:top w:color="999999" w:space="0" w:sz="4" w:val="single"/>
+              <w:left w:color="999999" w:space="0" w:sz="4" w:val="single"/>
+              <w:bottom w:color="999999" w:space="0" w:sz="4" w:val="single"/>
+              <w:right w:color="999999" w:space="0" w:sz="4" w:val="single"/>
+            </w:tcBorders>
+            <w:tcMar>
+              <w:top w:w="100.0" w:type="dxa"/>
+              <w:left w:w="140.0" w:type="dxa"/>
+              <w:bottom w:w="100.0" w:type="dxa"/>
+              <w:right w:w="140.0" w:type="dxa"/>
+            </w:tcMar>
+          </w:tcPr>
+          <w:p>
+            <w:pPr>
+              <w:rPr/>
+            </w:pPr>
+            <w:r>
+              <w:rPr>
+                <w:rtl w:val="0"/>
+              </w:rPr>
+              <w:t xml:space="preserve">Osteona</w:t>
+            </w:r>
+          </w:p>
+        </w:tc>
+        <w:tc>
+          <w:tcPr>
+            <w:tcW w:w="6060" w:type="dxa"/>
+            <w:tcBorders>
+              <w:top w:color="999999" w:space="0" w:sz="4" w:val="single"/>
+              <w:left w:color="999999" w:space="0" w:sz="4" w:val="single"/>
+              <w:bottom w:color="999999" w:space="0" w:sz="4" w:val="single"/>
+              <w:right w:color="999999" w:space="0" w:sz="4" w:val="single"/>
+            </w:tcBorders>
+            <w:tcMar>
+              <w:top w:w="100.0" w:type="dxa"/>
+              <w:left w:w="140.0" w:type="dxa"/>
+              <w:bottom w:w="100.0" w:type="dxa"/>
+              <w:right w:w="140.0" w:type="dxa"/>
+            </w:tcMar>
+          </w:tcPr>
+          <w:p>
+            <w:pPr>
+              <w:rPr/>
+            </w:pPr>
+            <w:r>
+              <w:rPr>
+                <w:rtl w:val="0"/>
+              </w:rPr>
+              <w:t xml:space="preserve">Daba una definición que el manual no tiene; el manual solo la nombra como estructura a identificar</w:t>
+            </w:r>
+          </w:p>
+        </w:tc>
+      </w:tr>
+    </w:tbl>
+    <w:p>
+      <w:pPr>
+        <w:rPr/>
+      </w:pPr>
+    </w:p>
+    <w:p>
+      <w:pPr>
+        <w:spacing w:after="160" w:lineRule="auto"/>
+        <w:rPr/>
+      </w:pPr>
+      <w:r>
+        <w:rPr>
+          <w:rFonts w:ascii="Arial Unicode MS" w:cs="Arial Unicode MS" w:eastAsia="Arial Unicode MS" w:hAnsi="Arial Unicode MS"/>
+          <w:rtl w:val="0"/>
+        </w:rPr>
+        <w:t xml:space="preserve">Las referencias se reescribieron con lo que dice el manual, y las páginas esperadas incluyen ahora la página con la descripción, no solo el rótulo de la imagen. Para que las corridas anteriores sigan siendo comparables, </w:t>
+      </w:r>
+      <w:r>
+        <w:rPr>
+          <w:rFonts w:ascii="Consolas" w:cs="Consolas" w:eastAsia="Consolas" w:hAnsi="Consolas"/>
+          <w:sz w:val="20"/>
+          <w:szCs w:val="20"/>
+          <w:rtl w:val="0"/>
+        </w:rPr>
+        <w:t xml:space="preserve">juez.py --referencias-actuales</w:t>
+      </w:r>
+      <w:r>
+        <w:rPr>
+          <w:rFonts w:ascii="Arial Unicode MS" w:cs="Arial Unicode MS" w:eastAsia="Arial Unicode MS" w:hAnsi="Arial Unicode MS"/>
+          <w:rtl w:val="0"/>
+        </w:rPr>
+        <w:t xml:space="preserve"> vuelve a juzgar solo las preguntas cuya referencia cambió (4 llamadas por corrida) y copia los demás juicios, y </w:t>
+      </w:r>
+      <w:r>
+        <w:rPr>
+          <w:rFonts w:ascii="Consolas" w:cs="Consolas" w:eastAsia="Consolas" w:hAnsi="Consolas"/>
+          <w:sz w:val="20"/>
+          <w:szCs w:val="20"/>
+          <w:rtl w:val="0"/>
+        </w:rPr>
+        <w:t xml:space="preserve">baseline.py --recalcular-recall</w:t>
+      </w:r>
+      <w:r>
+        <w:rPr>
+          <w:rFonts w:ascii="Arial Unicode MS" w:cs="Arial Unicode MS" w:eastAsia="Arial Unicode MS" w:hAnsi="Arial Unicode MS"/>
+          <w:rtl w:val="0"/>
+        </w:rPr>
+        <w:t xml:space="preserve"> recalcula el recall con las páginas nuevas sin correr el pipeline.</w:t>
+      </w:r>
+    </w:p>
+    <w:p>
+      <w:pPr>
+        <w:pStyle w:val="Heading2"/>
+        <w:rPr/>
+      </w:pPr>
+      <w:r>
+        <w:rPr>
+          <w:rtl w:val="0"/>
+        </w:rPr>
+        <w:t xml:space="preserve">6.6 Resultados</w:t>
+      </w:r>
+    </w:p>
+    <w:p>
+      <w:pPr>
+        <w:spacing w:after="160" w:lineRule="auto"/>
+        <w:rPr/>
+      </w:pPr>
+      <w:r>
+        <w:rPr>
+          <w:rFonts w:ascii="Arial Unicode MS" w:cs="Arial Unicode MS" w:eastAsia="Arial Unicode MS" w:hAnsi="Arial Unicode MS"/>
+          <w:rtl w:val="0"/>
+        </w:rPr>
+        <w:t xml:space="preserve">Todas las corridas, medidas con las referencias y páginas corregidas:</w:t>
+      </w:r>
+    </w:p>
+    <w:tbl>
+      <w:tblPr>
+        <w:tblStyle w:val="Table1"/>
+        <w:tblW w:w="9360.0" w:type="dxa"/>
+        <w:jc w:val="left"/>
+        <w:tblBorders>
+          <w:top w:color="000000" w:space="0" w:sz="4" w:val="single"/>
+          <w:left w:color="000000" w:space="0" w:sz="4" w:val="single"/>
+          <w:bottom w:color="000000" w:space="0" w:sz="4" w:val="single"/>
+          <w:right w:color="000000" w:space="0" w:sz="4" w:val="single"/>
+          <w:insideH w:color="000000" w:space="0" w:sz="4" w:val="single"/>
+          <w:insideV w:color="000000" w:space="0" w:sz="4" w:val="single"/>
+        </w:tblBorders>
+        <w:tblLayout w:type="fixed"/>
+        <w:tblLook w:val="0000"/>
+      </w:tblPr>
+      <w:tblGrid>
+        <w:gridCol w:w="700"/>
+        <w:gridCol w:w="3360"/>
+        <w:gridCol w:w="1100"/>
+        <w:gridCol w:w="1300"/>
+        <w:gridCol w:w="1450"/>
+        <w:gridCol w:w="1450"/>
+        <w:tblGridChange w:id="0">
+          <w:tblGrid>
+            <w:gridCol w:w="700"/>
+            <w:gridCol w:w="3360"/>
+            <w:gridCol w:w="1100"/>
+            <w:gridCol w:w="1300"/>
+            <w:gridCol w:w="1450"/>
+            <w:gridCol w:w="1450"/>
+          </w:tblGrid>
+        </w:tblGridChange>
+      </w:tblGrid>
+      <w:tr>
+        <w:trPr>
+          <w:cantSplit w:val="1"/>
+          <w:tblHeader w:val="1"/>
+        </w:trPr>
+        <w:tc>
+          <w:tcPr>
+            <w:tcW w:w="700" w:type="dxa"/>
+            <w:tcBorders>
+              <w:top w:color="999999" w:space="0" w:sz="4" w:val="single"/>
+              <w:left w:color="999999" w:space="0" w:sz="4" w:val="single"/>
+              <w:bottom w:color="999999" w:space="0" w:sz="4" w:val="single"/>
+              <w:right w:color="999999" w:space="0" w:sz="4" w:val="single"/>
+            </w:tcBorders>
+            <w:shd w:fill="d5e8f0" w:val="clear"/>
+            <w:tcMar>
+              <w:top w:w="100.0" w:type="dxa"/>
+              <w:left w:w="140.0" w:type="dxa"/>
+              <w:bottom w:w="100.0" w:type="dxa"/>
+              <w:right w:w="140.0" w:type="dxa"/>
+            </w:tcMar>
+          </w:tcPr>
+          <w:p>
+            <w:pPr>
+              <w:rPr/>
+            </w:pPr>
+          </w:p>
+        </w:tc>
+        <w:tc>
+          <w:tcPr>
+            <w:tcW w:w="3360" w:type="dxa"/>
+            <w:tcBorders>
+              <w:top w:color="999999" w:space="0" w:sz="4" w:val="single"/>
+              <w:left w:color="999999" w:space="0" w:sz="4" w:val="single"/>
+              <w:bottom w:color="999999" w:space="0" w:sz="4" w:val="single"/>
+              <w:right w:color="999999" w:space="0" w:sz="4" w:val="single"/>
+            </w:tcBorders>
+            <w:shd w:fill="d5e8f0" w:val="clear"/>
+            <w:tcMar>
+              <w:top w:w="100.0" w:type="dxa"/>
+              <w:left w:w="140.0" w:type="dxa"/>
+              <w:bottom w:w="100.0" w:type="dxa"/>
+              <w:right w:w="140.0" w:type="dxa"/>
+            </w:tcMar>
+          </w:tcPr>
+          <w:p>
+            <w:pPr>
+              <w:rPr/>
+            </w:pPr>
+            <w:r>
+              <w:rPr>
+                <w:b w:val="1"/>
+                <w:bCs w:val="1"/>
+                <w:rtl w:val="0"/>
+              </w:rPr>
+              <w:t xml:space="preserve">Cambio</w:t>
             </w:r>
           </w:p>
         </w:tc>
@@ -6061,57 +7243,125 @@
               <w:bottom w:color="999999" w:space="0" w:sz="4" w:val="single"/>
               <w:right w:color="999999" w:space="0" w:sz="4" w:val="single"/>
             </w:tcBorders>
-            <w:tcMar>
-              <w:top w:w="100.0" w:type="dxa"/>
-              <w:left w:w="140.0" w:type="dxa"/>
-              <w:bottom w:w="100.0" w:type="dxa"/>
-              <w:right w:w="140.0" w:type="dxa"/>
-            </w:tcMar>
-          </w:tcPr>
-          <w:p>
-            <w:pPr>
-              <w:rPr/>
-            </w:pPr>
-            <w:r>
-              <w:rPr>
-                <w:rtl w:val="0"/>
-              </w:rPr>
-              <w:t xml:space="preserve">0.49</w:t>
-            </w:r>
-          </w:p>
-        </w:tc>
-        <w:tc>
-          <w:tcPr>
-            <w:tcW w:w="4360" w:type="dxa"/>
-            <w:tcBorders>
-              <w:top w:color="999999" w:space="0" w:sz="4" w:val="single"/>
-              <w:left w:color="999999" w:space="0" w:sz="4" w:val="single"/>
-              <w:bottom w:color="999999" w:space="0" w:sz="4" w:val="single"/>
-              <w:right w:color="999999" w:space="0" w:sz="4" w:val="single"/>
-            </w:tcBorders>
-            <w:tcMar>
-              <w:top w:w="100.0" w:type="dxa"/>
-              <w:left w:w="140.0" w:type="dxa"/>
-              <w:bottom w:w="100.0" w:type="dxa"/>
-              <w:right w:w="140.0" w:type="dxa"/>
-            </w:tcMar>
-          </w:tcPr>
-          <w:p>
-            <w:pPr>
-              <w:rPr/>
-            </w:pPr>
-            <w:r>
-              <w:rPr>
-                <w:rtl w:val="0"/>
-              </w:rPr>
-              <w:t xml:space="preserve">No se recupera el fragmento de la Imagen 11.2 (Laringe 43)</w:t>
+            <w:shd w:fill="d5e8f0" w:val="clear"/>
+            <w:tcMar>
+              <w:top w:w="100.0" w:type="dxa"/>
+              <w:left w:w="140.0" w:type="dxa"/>
+              <w:bottom w:w="100.0" w:type="dxa"/>
+              <w:right w:w="140.0" w:type="dxa"/>
+            </w:tcMar>
+          </w:tcPr>
+          <w:p>
+            <w:pPr>
+              <w:rPr/>
+            </w:pPr>
+            <w:r>
+              <w:rPr>
+                <w:b w:val="1"/>
+                <w:bCs w:val="1"/>
+                <w:rtl w:val="0"/>
+              </w:rPr>
+              <w:t xml:space="preserve">Recall @5</w:t>
+            </w:r>
+          </w:p>
+        </w:tc>
+        <w:tc>
+          <w:tcPr>
+            <w:tcW w:w="1300" w:type="dxa"/>
+            <w:tcBorders>
+              <w:top w:color="999999" w:space="0" w:sz="4" w:val="single"/>
+              <w:left w:color="999999" w:space="0" w:sz="4" w:val="single"/>
+              <w:bottom w:color="999999" w:space="0" w:sz="4" w:val="single"/>
+              <w:right w:color="999999" w:space="0" w:sz="4" w:val="single"/>
+            </w:tcBorders>
+            <w:shd w:fill="d5e8f0" w:val="clear"/>
+            <w:tcMar>
+              <w:top w:w="100.0" w:type="dxa"/>
+              <w:left w:w="140.0" w:type="dxa"/>
+              <w:bottom w:w="100.0" w:type="dxa"/>
+              <w:right w:w="140.0" w:type="dxa"/>
+            </w:tcMar>
+          </w:tcPr>
+          <w:p>
+            <w:pPr>
+              <w:rPr/>
+            </w:pPr>
+            <w:r>
+              <w:rPr>
+                <w:b w:val="1"/>
+                <w:bCs w:val="1"/>
+                <w:rtl w:val="0"/>
+              </w:rPr>
+              <w:t xml:space="preserve">Juez global</w:t>
+            </w:r>
+          </w:p>
+        </w:tc>
+        <w:tc>
+          <w:tcPr>
+            <w:tcW w:w="1450" w:type="dxa"/>
+            <w:tcBorders>
+              <w:top w:color="999999" w:space="0" w:sz="4" w:val="single"/>
+              <w:left w:color="999999" w:space="0" w:sz="4" w:val="single"/>
+              <w:bottom w:color="999999" w:space="0" w:sz="4" w:val="single"/>
+              <w:right w:color="999999" w:space="0" w:sz="4" w:val="single"/>
+            </w:tcBorders>
+            <w:shd w:fill="d5e8f0" w:val="clear"/>
+            <w:tcMar>
+              <w:top w:w="100.0" w:type="dxa"/>
+              <w:left w:w="140.0" w:type="dxa"/>
+              <w:bottom w:w="100.0" w:type="dxa"/>
+              <w:right w:w="140.0" w:type="dxa"/>
+            </w:tcMar>
+          </w:tcPr>
+          <w:p>
+            <w:pPr>
+              <w:rPr/>
+            </w:pPr>
+            <w:r>
+              <w:rPr>
+                <w:b w:val="1"/>
+                <w:bCs w:val="1"/>
+                <w:rtl w:val="0"/>
+              </w:rPr>
+              <w:t xml:space="preserve">Corrección</w:t>
+            </w:r>
+          </w:p>
+        </w:tc>
+        <w:tc>
+          <w:tcPr>
+            <w:tcW w:w="1450" w:type="dxa"/>
+            <w:tcBorders>
+              <w:top w:color="999999" w:space="0" w:sz="4" w:val="single"/>
+              <w:left w:color="999999" w:space="0" w:sz="4" w:val="single"/>
+              <w:bottom w:color="999999" w:space="0" w:sz="4" w:val="single"/>
+              <w:right w:color="999999" w:space="0" w:sz="4" w:val="single"/>
+            </w:tcBorders>
+            <w:shd w:fill="d5e8f0" w:val="clear"/>
+            <w:tcMar>
+              <w:top w:w="100.0" w:type="dxa"/>
+              <w:left w:w="140.0" w:type="dxa"/>
+              <w:bottom w:w="100.0" w:type="dxa"/>
+              <w:right w:w="140.0" w:type="dxa"/>
+            </w:tcMar>
+          </w:tcPr>
+          <w:p>
+            <w:pPr>
+              <w:rPr/>
+            </w:pPr>
+            <w:r>
+              <w:rPr>
+                <w:b w:val="1"/>
+                <w:bCs w:val="1"/>
+                <w:rtl w:val="0"/>
+              </w:rPr>
+              <w:t xml:space="preserve">Fidelidad</w:t>
             </w:r>
           </w:p>
         </w:tc>
       </w:tr>
       <w:tr>
         <w:trPr>
-          <w:cantSplit w:val="0"/>
+          <w:cantSplit w:val="1"/>
           <w:tblHeader w:val="0"/>
         </w:trPr>
         <w:tc>
@@ -6138,35 +7388,35 @@
               <w:rPr>
                 <w:rtl w:val="0"/>
               </w:rPr>
-              <w:t xml:space="preserve">23</w:t>
-            </w:r>
-          </w:p>
-        </w:tc>
-        <w:tc>
-          <w:tcPr>
-            <w:tcW w:w="3200" w:type="dxa"/>
-            <w:tcBorders>
-              <w:top w:color="999999" w:space="0" w:sz="4" w:val="single"/>
-              <w:left w:color="999999" w:space="0" w:sz="4" w:val="single"/>
-              <w:bottom w:color="999999" w:space="0" w:sz="4" w:val="single"/>
-              <w:right w:color="999999" w:space="0" w:sz="4" w:val="single"/>
-            </w:tcBorders>
-            <w:tcMar>
-              <w:top w:w="100.0" w:type="dxa"/>
-              <w:left w:w="140.0" w:type="dxa"/>
-              <w:bottom w:w="100.0" w:type="dxa"/>
-              <w:right w:w="140.0" w:type="dxa"/>
-            </w:tcMar>
-          </w:tcPr>
-          <w:p>
-            <w:pPr>
-              <w:rPr/>
-            </w:pPr>
-            <w:r>
-              <w:rPr>
-                <w:rtl w:val="0"/>
-              </w:rPr>
-              <w:t xml:space="preserve">Función y ubicación de los osteoclastos</w:t>
+              <w:t xml:space="preserve">v2</w:t>
+            </w:r>
+          </w:p>
+        </w:tc>
+        <w:tc>
+          <w:tcPr>
+            <w:tcW w:w="3360" w:type="dxa"/>
+            <w:tcBorders>
+              <w:top w:color="999999" w:space="0" w:sz="4" w:val="single"/>
+              <w:left w:color="999999" w:space="0" w:sz="4" w:val="single"/>
+              <w:bottom w:color="999999" w:space="0" w:sz="4" w:val="single"/>
+              <w:right w:color="999999" w:space="0" w:sz="4" w:val="single"/>
+            </w:tcBorders>
+            <w:tcMar>
+              <w:top w:w="100.0" w:type="dxa"/>
+              <w:left w:w="140.0" w:type="dxa"/>
+              <w:bottom w:w="100.0" w:type="dxa"/>
+              <w:right w:w="140.0" w:type="dxa"/>
+            </w:tcMar>
+          </w:tcPr>
+          <w:p>
+            <w:pPr>
+              <w:rPr/>
+            </w:pPr>
+            <w:r>
+              <w:rPr>
+                <w:rtl w:val="0"/>
+              </w:rPr>
+              <w:t xml:space="preserve">Chunking fijo de 500 caracteres</w:t>
             </w:r>
           </w:p>
         </w:tc>
@@ -6194,42 +7444,98 @@
               <w:rPr>
                 <w:rtl w:val="0"/>
               </w:rPr>
-              <w:t xml:space="preserve">0.54</w:t>
-            </w:r>
-          </w:p>
-        </w:tc>
-        <w:tc>
-          <w:tcPr>
-            <w:tcW w:w="4360" w:type="dxa"/>
-            <w:tcBorders>
-              <w:top w:color="999999" w:space="0" w:sz="4" w:val="single"/>
-              <w:left w:color="999999" w:space="0" w:sz="4" w:val="single"/>
-              <w:bottom w:color="999999" w:space="0" w:sz="4" w:val="single"/>
-              <w:right w:color="999999" w:space="0" w:sz="4" w:val="single"/>
-            </w:tcBorders>
-            <w:tcMar>
-              <w:top w:w="100.0" w:type="dxa"/>
-              <w:left w:w="140.0" w:type="dxa"/>
-              <w:bottom w:w="100.0" w:type="dxa"/>
-              <w:right w:w="140.0" w:type="dxa"/>
-            </w:tcMar>
-          </w:tcPr>
-          <w:p>
-            <w:pPr>
-              <w:rPr/>
-            </w:pPr>
-            <w:r>
-              <w:rPr>
-                <w:rtl w:val="0"/>
-              </w:rPr>
-              <w:t xml:space="preserve">No se recupera el fragmento de osteoclastos y lagunas de Howship</w:t>
+              <w:t xml:space="preserve">0.867</w:t>
+            </w:r>
+          </w:p>
+        </w:tc>
+        <w:tc>
+          <w:tcPr>
+            <w:tcW w:w="1300" w:type="dxa"/>
+            <w:tcBorders>
+              <w:top w:color="999999" w:space="0" w:sz="4" w:val="single"/>
+              <w:left w:color="999999" w:space="0" w:sz="4" w:val="single"/>
+              <w:bottom w:color="999999" w:space="0" w:sz="4" w:val="single"/>
+              <w:right w:color="999999" w:space="0" w:sz="4" w:val="single"/>
+            </w:tcBorders>
+            <w:tcMar>
+              <w:top w:w="100.0" w:type="dxa"/>
+              <w:left w:w="140.0" w:type="dxa"/>
+              <w:bottom w:w="100.0" w:type="dxa"/>
+              <w:right w:w="140.0" w:type="dxa"/>
+            </w:tcMar>
+          </w:tcPr>
+          <w:p>
+            <w:pPr>
+              <w:rPr/>
+            </w:pPr>
+            <w:r>
+              <w:rPr>
+                <w:rtl w:val="0"/>
+              </w:rPr>
+              <w:t xml:space="preserve">0.776</w:t>
+            </w:r>
+          </w:p>
+        </w:tc>
+        <w:tc>
+          <w:tcPr>
+            <w:tcW w:w="1450" w:type="dxa"/>
+            <w:tcBorders>
+              <w:top w:color="999999" w:space="0" w:sz="4" w:val="single"/>
+              <w:left w:color="999999" w:space="0" w:sz="4" w:val="single"/>
+              <w:bottom w:color="999999" w:space="0" w:sz="4" w:val="single"/>
+              <w:right w:color="999999" w:space="0" w:sz="4" w:val="single"/>
+            </w:tcBorders>
+            <w:tcMar>
+              <w:top w:w="100.0" w:type="dxa"/>
+              <w:left w:w="140.0" w:type="dxa"/>
+              <w:bottom w:w="100.0" w:type="dxa"/>
+              <w:right w:w="140.0" w:type="dxa"/>
+            </w:tcMar>
+          </w:tcPr>
+          <w:p>
+            <w:pPr>
+              <w:rPr/>
+            </w:pPr>
+            <w:r>
+              <w:rPr>
+                <w:rtl w:val="0"/>
+              </w:rPr>
+              <w:t xml:space="preserve">3.75</w:t>
+            </w:r>
+          </w:p>
+        </w:tc>
+        <w:tc>
+          <w:tcPr>
+            <w:tcW w:w="1450" w:type="dxa"/>
+            <w:tcBorders>
+              <w:top w:color="999999" w:space="0" w:sz="4" w:val="single"/>
+              <w:left w:color="999999" w:space="0" w:sz="4" w:val="single"/>
+              <w:bottom w:color="999999" w:space="0" w:sz="4" w:val="single"/>
+              <w:right w:color="999999" w:space="0" w:sz="4" w:val="single"/>
+            </w:tcBorders>
+            <w:tcMar>
+              <w:top w:w="100.0" w:type="dxa"/>
+              <w:left w:w="140.0" w:type="dxa"/>
+              <w:bottom w:w="100.0" w:type="dxa"/>
+              <w:right w:w="140.0" w:type="dxa"/>
+            </w:tcMar>
+          </w:tcPr>
+          <w:p>
+            <w:pPr>
+              <w:rPr/>
+            </w:pPr>
+            <w:r>
+              <w:rPr>
+                <w:rtl w:val="0"/>
+              </w:rPr>
+              <w:t xml:space="preserve">4.47</w:t>
             </w:r>
           </w:p>
         </w:tc>
       </w:tr>
       <w:tr>
         <w:trPr>
-          <w:cantSplit w:val="0"/>
+          <w:cantSplit w:val="1"/>
           <w:tblHeader w:val="0"/>
         </w:trPr>
         <w:tc>
@@ -6256,35 +7562,35 @@
               <w:rPr>
                 <w:rtl w:val="0"/>
               </w:rPr>
-              <w:t xml:space="preserve">30</w:t>
-            </w:r>
-          </w:p>
-        </w:tc>
-        <w:tc>
-          <w:tcPr>
-            <w:tcW w:w="3200" w:type="dxa"/>
-            <w:tcBorders>
-              <w:top w:color="999999" w:space="0" w:sz="4" w:val="single"/>
-              <w:left w:color="999999" w:space="0" w:sz="4" w:val="single"/>
-              <w:bottom w:color="999999" w:space="0" w:sz="4" w:val="single"/>
-              <w:right w:color="999999" w:space="0" w:sz="4" w:val="single"/>
-            </w:tcBorders>
-            <w:tcMar>
-              <w:top w:w="100.0" w:type="dxa"/>
-              <w:left w:w="140.0" w:type="dxa"/>
-              <w:bottom w:w="100.0" w:type="dxa"/>
-              <w:right w:w="140.0" w:type="dxa"/>
-            </w:tcMar>
-          </w:tcPr>
-          <w:p>
-            <w:pPr>
-              <w:rPr/>
-            </w:pPr>
-            <w:r>
-              <w:rPr>
-                <w:rtl w:val="0"/>
-              </w:rPr>
-              <w:t xml:space="preserve">Función de los oligodendrocitos</w:t>
+              <w:t xml:space="preserve">v3</w:t>
+            </w:r>
+          </w:p>
+        </w:tc>
+        <w:tc>
+          <w:tcPr>
+            <w:tcW w:w="3360" w:type="dxa"/>
+            <w:tcBorders>
+              <w:top w:color="999999" w:space="0" w:sz="4" w:val="single"/>
+              <w:left w:color="999999" w:space="0" w:sz="4" w:val="single"/>
+              <w:bottom w:color="999999" w:space="0" w:sz="4" w:val="single"/>
+              <w:right w:color="999999" w:space="0" w:sz="4" w:val="single"/>
+            </w:tcBorders>
+            <w:tcMar>
+              <w:top w:w="100.0" w:type="dxa"/>
+              <w:left w:w="140.0" w:type="dxa"/>
+              <w:bottom w:w="100.0" w:type="dxa"/>
+              <w:right w:w="140.0" w:type="dxa"/>
+            </w:tcMar>
+          </w:tcPr>
+          <w:p>
+            <w:pPr>
+              <w:rPr/>
+            </w:pPr>
+            <w:r>
+              <w:rPr>
+                <w:rtl w:val="0"/>
+              </w:rPr>
+              <w:t xml:space="preserve">Chunking por oraciones y fichas</w:t>
             </w:r>
           </w:p>
         </w:tc>
@@ -6312,35 +7618,625 @@
               <w:rPr>
                 <w:rtl w:val="0"/>
               </w:rPr>
-              <w:t xml:space="preserve">0.54</w:t>
-            </w:r>
-          </w:p>
-        </w:tc>
-        <w:tc>
-          <w:tcPr>
-            <w:tcW w:w="4360" w:type="dxa"/>
-            <w:tcBorders>
-              <w:top w:color="999999" w:space="0" w:sz="4" w:val="single"/>
-              <w:left w:color="999999" w:space="0" w:sz="4" w:val="single"/>
-              <w:bottom w:color="999999" w:space="0" w:sz="4" w:val="single"/>
-              <w:right w:color="999999" w:space="0" w:sz="4" w:val="single"/>
-            </w:tcBorders>
-            <w:tcMar>
-              <w:top w:w="100.0" w:type="dxa"/>
-              <w:left w:w="140.0" w:type="dxa"/>
-              <w:bottom w:w="100.0" w:type="dxa"/>
-              <w:right w:w="140.0" w:type="dxa"/>
-            </w:tcMar>
-          </w:tcPr>
-          <w:p>
-            <w:pPr>
-              <w:rPr/>
-            </w:pPr>
-            <w:r>
-              <w:rPr>
-                <w:rtl w:val="0"/>
-              </w:rPr>
-              <w:t xml:space="preserve">El fragmento se corta antes de la función (formación de mielina)</w:t>
+              <w:t xml:space="preserve">0.867</w:t>
+            </w:r>
+          </w:p>
+        </w:tc>
+        <w:tc>
+          <w:tcPr>
+            <w:tcW w:w="1300" w:type="dxa"/>
+            <w:tcBorders>
+              <w:top w:color="999999" w:space="0" w:sz="4" w:val="single"/>
+              <w:left w:color="999999" w:space="0" w:sz="4" w:val="single"/>
+              <w:bottom w:color="999999" w:space="0" w:sz="4" w:val="single"/>
+              <w:right w:color="999999" w:space="0" w:sz="4" w:val="single"/>
+            </w:tcBorders>
+            <w:tcMar>
+              <w:top w:w="100.0" w:type="dxa"/>
+              <w:left w:w="140.0" w:type="dxa"/>
+              <w:bottom w:w="100.0" w:type="dxa"/>
+              <w:right w:w="140.0" w:type="dxa"/>
+            </w:tcMar>
+          </w:tcPr>
+          <w:p>
+            <w:pPr>
+              <w:rPr/>
+            </w:pPr>
+            <w:r>
+              <w:rPr>
+                <w:rtl w:val="0"/>
+              </w:rPr>
+              <w:t xml:space="preserve">0.819</w:t>
+            </w:r>
+          </w:p>
+        </w:tc>
+        <w:tc>
+          <w:tcPr>
+            <w:tcW w:w="1450" w:type="dxa"/>
+            <w:tcBorders>
+              <w:top w:color="999999" w:space="0" w:sz="4" w:val="single"/>
+              <w:left w:color="999999" w:space="0" w:sz="4" w:val="single"/>
+              <w:bottom w:color="999999" w:space="0" w:sz="4" w:val="single"/>
+              <w:right w:color="999999" w:space="0" w:sz="4" w:val="single"/>
+            </w:tcBorders>
+            <w:tcMar>
+              <w:top w:w="100.0" w:type="dxa"/>
+              <w:left w:w="140.0" w:type="dxa"/>
+              <w:bottom w:w="100.0" w:type="dxa"/>
+              <w:right w:w="140.0" w:type="dxa"/>
+            </w:tcMar>
+          </w:tcPr>
+          <w:p>
+            <w:pPr>
+              <w:rPr/>
+            </w:pPr>
+            <w:r>
+              <w:rPr>
+                <w:rtl w:val="0"/>
+              </w:rPr>
+              <w:t xml:space="preserve">4.03</w:t>
+            </w:r>
+          </w:p>
+        </w:tc>
+        <w:tc>
+          <w:tcPr>
+            <w:tcW w:w="1450" w:type="dxa"/>
+            <w:tcBorders>
+              <w:top w:color="999999" w:space="0" w:sz="4" w:val="single"/>
+              <w:left w:color="999999" w:space="0" w:sz="4" w:val="single"/>
+              <w:bottom w:color="999999" w:space="0" w:sz="4" w:val="single"/>
+              <w:right w:color="999999" w:space="0" w:sz="4" w:val="single"/>
+            </w:tcBorders>
+            <w:tcMar>
+              <w:top w:w="100.0" w:type="dxa"/>
+              <w:left w:w="140.0" w:type="dxa"/>
+              <w:bottom w:w="100.0" w:type="dxa"/>
+              <w:right w:w="140.0" w:type="dxa"/>
+            </w:tcMar>
+          </w:tcPr>
+          <w:p>
+            <w:pPr>
+              <w:rPr/>
+            </w:pPr>
+            <w:r>
+              <w:rPr>
+                <w:rtl w:val="0"/>
+              </w:rPr>
+              <w:t xml:space="preserve">4.66</w:t>
+            </w:r>
+          </w:p>
+        </w:tc>
+      </w:tr>
+      <w:tr>
+        <w:trPr>
+          <w:cantSplit w:val="1"/>
+          <w:tblHeader w:val="0"/>
+        </w:trPr>
+        <w:tc>
+          <w:tcPr>
+            <w:tcW w:w="700" w:type="dxa"/>
+            <w:tcBorders>
+              <w:top w:color="999999" w:space="0" w:sz="4" w:val="single"/>
+              <w:left w:color="999999" w:space="0" w:sz="4" w:val="single"/>
+              <w:bottom w:color="999999" w:space="0" w:sz="4" w:val="single"/>
+              <w:right w:color="999999" w:space="0" w:sz="4" w:val="single"/>
+            </w:tcBorders>
+            <w:tcMar>
+              <w:top w:w="100.0" w:type="dxa"/>
+              <w:left w:w="140.0" w:type="dxa"/>
+              <w:bottom w:w="100.0" w:type="dxa"/>
+              <w:right w:w="140.0" w:type="dxa"/>
+            </w:tcMar>
+          </w:tcPr>
+          <w:p>
+            <w:pPr>
+              <w:rPr/>
+            </w:pPr>
+            <w:r>
+              <w:rPr>
+                <w:rtl w:val="0"/>
+              </w:rPr>
+              <w:t xml:space="preserve">v4</w:t>
+            </w:r>
+          </w:p>
+        </w:tc>
+        <w:tc>
+          <w:tcPr>
+            <w:tcW w:w="3360" w:type="dxa"/>
+            <w:tcBorders>
+              <w:top w:color="999999" w:space="0" w:sz="4" w:val="single"/>
+              <w:left w:color="999999" w:space="0" w:sz="4" w:val="single"/>
+              <w:bottom w:color="999999" w:space="0" w:sz="4" w:val="single"/>
+              <w:right w:color="999999" w:space="0" w:sz="4" w:val="single"/>
+            </w:tcBorders>
+            <w:tcMar>
+              <w:top w:w="100.0" w:type="dxa"/>
+              <w:left w:w="140.0" w:type="dxa"/>
+              <w:bottom w:w="100.0" w:type="dxa"/>
+              <w:right w:w="140.0" w:type="dxa"/>
+            </w:tcMar>
+          </w:tcPr>
+          <w:p>
+            <w:pPr>
+              <w:rPr/>
+            </w:pPr>
+            <w:r>
+              <w:rPr>
+                <w:rtl w:val="0"/>
+              </w:rPr>
+              <w:t xml:space="preserve">Chunking por secciones</w:t>
+            </w:r>
+          </w:p>
+        </w:tc>
+        <w:tc>
+          <w:tcPr>
+            <w:tcW w:w="1100" w:type="dxa"/>
+            <w:tcBorders>
+              <w:top w:color="999999" w:space="0" w:sz="4" w:val="single"/>
+              <w:left w:color="999999" w:space="0" w:sz="4" w:val="single"/>
+              <w:bottom w:color="999999" w:space="0" w:sz="4" w:val="single"/>
+              <w:right w:color="999999" w:space="0" w:sz="4" w:val="single"/>
+            </w:tcBorders>
+            <w:tcMar>
+              <w:top w:w="100.0" w:type="dxa"/>
+              <w:left w:w="140.0" w:type="dxa"/>
+              <w:bottom w:w="100.0" w:type="dxa"/>
+              <w:right w:w="140.0" w:type="dxa"/>
+            </w:tcMar>
+          </w:tcPr>
+          <w:p>
+            <w:pPr>
+              <w:rPr/>
+            </w:pPr>
+            <w:r>
+              <w:rPr>
+                <w:rtl w:val="0"/>
+              </w:rPr>
+              <w:t xml:space="preserve">0.867</w:t>
+            </w:r>
+          </w:p>
+        </w:tc>
+        <w:tc>
+          <w:tcPr>
+            <w:tcW w:w="1300" w:type="dxa"/>
+            <w:tcBorders>
+              <w:top w:color="999999" w:space="0" w:sz="4" w:val="single"/>
+              <w:left w:color="999999" w:space="0" w:sz="4" w:val="single"/>
+              <w:bottom w:color="999999" w:space="0" w:sz="4" w:val="single"/>
+              <w:right w:color="999999" w:space="0" w:sz="4" w:val="single"/>
+            </w:tcBorders>
+            <w:tcMar>
+              <w:top w:w="100.0" w:type="dxa"/>
+              <w:left w:w="140.0" w:type="dxa"/>
+              <w:bottom w:w="100.0" w:type="dxa"/>
+              <w:right w:w="140.0" w:type="dxa"/>
+            </w:tcMar>
+          </w:tcPr>
+          <w:p>
+            <w:pPr>
+              <w:rPr/>
+            </w:pPr>
+            <w:r>
+              <w:rPr>
+                <w:rtl w:val="0"/>
+              </w:rPr>
+              <w:t xml:space="preserve">0.800</w:t>
+            </w:r>
+          </w:p>
+        </w:tc>
+        <w:tc>
+          <w:tcPr>
+            <w:tcW w:w="1450" w:type="dxa"/>
+            <w:tcBorders>
+              <w:top w:color="999999" w:space="0" w:sz="4" w:val="single"/>
+              <w:left w:color="999999" w:space="0" w:sz="4" w:val="single"/>
+              <w:bottom w:color="999999" w:space="0" w:sz="4" w:val="single"/>
+              <w:right w:color="999999" w:space="0" w:sz="4" w:val="single"/>
+            </w:tcBorders>
+            <w:tcMar>
+              <w:top w:w="100.0" w:type="dxa"/>
+              <w:left w:w="140.0" w:type="dxa"/>
+              <w:bottom w:w="100.0" w:type="dxa"/>
+              <w:right w:w="140.0" w:type="dxa"/>
+            </w:tcMar>
+          </w:tcPr>
+          <w:p>
+            <w:pPr>
+              <w:rPr/>
+            </w:pPr>
+            <w:r>
+              <w:rPr>
+                <w:rtl w:val="0"/>
+              </w:rPr>
+              <w:t xml:space="preserve">4.03</w:t>
+            </w:r>
+          </w:p>
+        </w:tc>
+        <w:tc>
+          <w:tcPr>
+            <w:tcW w:w="1450" w:type="dxa"/>
+            <w:tcBorders>
+              <w:top w:color="999999" w:space="0" w:sz="4" w:val="single"/>
+              <w:left w:color="999999" w:space="0" w:sz="4" w:val="single"/>
+              <w:bottom w:color="999999" w:space="0" w:sz="4" w:val="single"/>
+              <w:right w:color="999999" w:space="0" w:sz="4" w:val="single"/>
+            </w:tcBorders>
+            <w:tcMar>
+              <w:top w:w="100.0" w:type="dxa"/>
+              <w:left w:w="140.0" w:type="dxa"/>
+              <w:bottom w:w="100.0" w:type="dxa"/>
+              <w:right w:w="140.0" w:type="dxa"/>
+            </w:tcMar>
+          </w:tcPr>
+          <w:p>
+            <w:pPr>
+              <w:rPr/>
+            </w:pPr>
+            <w:r>
+              <w:rPr>
+                <w:rtl w:val="0"/>
+              </w:rPr>
+              <w:t xml:space="preserve">4.53</w:t>
+            </w:r>
+          </w:p>
+        </w:tc>
+      </w:tr>
+      <w:tr>
+        <w:trPr>
+          <w:cantSplit w:val="1"/>
+          <w:tblHeader w:val="0"/>
+        </w:trPr>
+        <w:tc>
+          <w:tcPr>
+            <w:tcW w:w="700" w:type="dxa"/>
+            <w:tcBorders>
+              <w:top w:color="999999" w:space="0" w:sz="4" w:val="single"/>
+              <w:left w:color="999999" w:space="0" w:sz="4" w:val="single"/>
+              <w:bottom w:color="999999" w:space="0" w:sz="4" w:val="single"/>
+              <w:right w:color="999999" w:space="0" w:sz="4" w:val="single"/>
+            </w:tcBorders>
+            <w:tcMar>
+              <w:top w:w="100.0" w:type="dxa"/>
+              <w:left w:w="140.0" w:type="dxa"/>
+              <w:bottom w:w="100.0" w:type="dxa"/>
+              <w:right w:w="140.0" w:type="dxa"/>
+            </w:tcMar>
+          </w:tcPr>
+          <w:p>
+            <w:pPr>
+              <w:rPr/>
+            </w:pPr>
+            <w:r>
+              <w:rPr>
+                <w:rtl w:val="0"/>
+              </w:rPr>
+              <w:t xml:space="preserve">v5</w:t>
+            </w:r>
+          </w:p>
+        </w:tc>
+        <w:tc>
+          <w:tcPr>
+            <w:tcW w:w="3360" w:type="dxa"/>
+            <w:tcBorders>
+              <w:top w:color="999999" w:space="0" w:sz="4" w:val="single"/>
+              <w:left w:color="999999" w:space="0" w:sz="4" w:val="single"/>
+              <w:bottom w:color="999999" w:space="0" w:sz="4" w:val="single"/>
+              <w:right w:color="999999" w:space="0" w:sz="4" w:val="single"/>
+            </w:tcBorders>
+            <w:tcMar>
+              <w:top w:w="100.0" w:type="dxa"/>
+              <w:left w:w="140.0" w:type="dxa"/>
+              <w:bottom w:w="100.0" w:type="dxa"/>
+              <w:right w:w="140.0" w:type="dxa"/>
+            </w:tcMar>
+          </w:tcPr>
+          <w:p>
+            <w:pPr>
+              <w:rPr/>
+            </w:pPr>
+            <w:r>
+              <w:rPr>
+                <w:rtl w:val="0"/>
+              </w:rPr>
+              <w:t xml:space="preserve">Búsqueda coseno + BM25</w:t>
+            </w:r>
+          </w:p>
+        </w:tc>
+        <w:tc>
+          <w:tcPr>
+            <w:tcW w:w="1100" w:type="dxa"/>
+            <w:tcBorders>
+              <w:top w:color="999999" w:space="0" w:sz="4" w:val="single"/>
+              <w:left w:color="999999" w:space="0" w:sz="4" w:val="single"/>
+              <w:bottom w:color="999999" w:space="0" w:sz="4" w:val="single"/>
+              <w:right w:color="999999" w:space="0" w:sz="4" w:val="single"/>
+            </w:tcBorders>
+            <w:tcMar>
+              <w:top w:w="100.0" w:type="dxa"/>
+              <w:left w:w="140.0" w:type="dxa"/>
+              <w:bottom w:w="100.0" w:type="dxa"/>
+              <w:right w:w="140.0" w:type="dxa"/>
+            </w:tcMar>
+          </w:tcPr>
+          <w:p>
+            <w:pPr>
+              <w:rPr/>
+            </w:pPr>
+            <w:r>
+              <w:rPr>
+                <w:rtl w:val="0"/>
+              </w:rPr>
+              <w:t xml:space="preserve">0.927</w:t>
+            </w:r>
+          </w:p>
+        </w:tc>
+        <w:tc>
+          <w:tcPr>
+            <w:tcW w:w="1300" w:type="dxa"/>
+            <w:tcBorders>
+              <w:top w:color="999999" w:space="0" w:sz="4" w:val="single"/>
+              <w:left w:color="999999" w:space="0" w:sz="4" w:val="single"/>
+              <w:bottom w:color="999999" w:space="0" w:sz="4" w:val="single"/>
+              <w:right w:color="999999" w:space="0" w:sz="4" w:val="single"/>
+            </w:tcBorders>
+            <w:tcMar>
+              <w:top w:w="100.0" w:type="dxa"/>
+              <w:left w:w="140.0" w:type="dxa"/>
+              <w:bottom w:w="100.0" w:type="dxa"/>
+              <w:right w:w="140.0" w:type="dxa"/>
+            </w:tcMar>
+          </w:tcPr>
+          <w:p>
+            <w:pPr>
+              <w:rPr/>
+            </w:pPr>
+            <w:r>
+              <w:rPr>
+                <w:rtl w:val="0"/>
+              </w:rPr>
+              <w:t xml:space="preserve">0.904</w:t>
+            </w:r>
+          </w:p>
+        </w:tc>
+        <w:tc>
+          <w:tcPr>
+            <w:tcW w:w="1450" w:type="dxa"/>
+            <w:tcBorders>
+              <w:top w:color="999999" w:space="0" w:sz="4" w:val="single"/>
+              <w:left w:color="999999" w:space="0" w:sz="4" w:val="single"/>
+              <w:bottom w:color="999999" w:space="0" w:sz="4" w:val="single"/>
+              <w:right w:color="999999" w:space="0" w:sz="4" w:val="single"/>
+            </w:tcBorders>
+            <w:tcMar>
+              <w:top w:w="100.0" w:type="dxa"/>
+              <w:left w:w="140.0" w:type="dxa"/>
+              <w:bottom w:w="100.0" w:type="dxa"/>
+              <w:right w:w="140.0" w:type="dxa"/>
+            </w:tcMar>
+          </w:tcPr>
+          <w:p>
+            <w:pPr>
+              <w:rPr/>
+            </w:pPr>
+            <w:r>
+              <w:rPr>
+                <w:rtl w:val="0"/>
+              </w:rPr>
+              <w:t xml:space="preserve">4.56</w:t>
+            </w:r>
+          </w:p>
+        </w:tc>
+        <w:tc>
+          <w:tcPr>
+            <w:tcW w:w="1450" w:type="dxa"/>
+            <w:tcBorders>
+              <w:top w:color="999999" w:space="0" w:sz="4" w:val="single"/>
+              <w:left w:color="999999" w:space="0" w:sz="4" w:val="single"/>
+              <w:bottom w:color="999999" w:space="0" w:sz="4" w:val="single"/>
+              <w:right w:color="999999" w:space="0" w:sz="4" w:val="single"/>
+            </w:tcBorders>
+            <w:tcMar>
+              <w:top w:w="100.0" w:type="dxa"/>
+              <w:left w:w="140.0" w:type="dxa"/>
+              <w:bottom w:w="100.0" w:type="dxa"/>
+              <w:right w:w="140.0" w:type="dxa"/>
+            </w:tcMar>
+          </w:tcPr>
+          <w:p>
+            <w:pPr>
+              <w:rPr/>
+            </w:pPr>
+            <w:r>
+              <w:rPr>
+                <w:rtl w:val="0"/>
+              </w:rPr>
+              <w:t xml:space="preserve">4.94</w:t>
+            </w:r>
+          </w:p>
+        </w:tc>
+      </w:tr>
+      <w:tr>
+        <w:trPr>
+          <w:cantSplit w:val="1"/>
+          <w:tblHeader w:val="0"/>
+        </w:trPr>
+        <w:tc>
+          <w:tcPr>
+            <w:tcW w:w="700" w:type="dxa"/>
+            <w:tcBorders>
+              <w:top w:color="999999" w:space="0" w:sz="4" w:val="single"/>
+              <w:left w:color="999999" w:space="0" w:sz="4" w:val="single"/>
+              <w:bottom w:color="999999" w:space="0" w:sz="4" w:val="single"/>
+              <w:right w:color="999999" w:space="0" w:sz="4" w:val="single"/>
+            </w:tcBorders>
+            <w:tcMar>
+              <w:top w:w="100.0" w:type="dxa"/>
+              <w:left w:w="140.0" w:type="dxa"/>
+              <w:bottom w:w="100.0" w:type="dxa"/>
+              <w:right w:w="140.0" w:type="dxa"/>
+            </w:tcMar>
+          </w:tcPr>
+          <w:p>
+            <w:pPr>
+              <w:rPr/>
+            </w:pPr>
+            <w:r>
+              <w:rPr>
+                <w:b w:val="1"/>
+                <w:bCs w:val="1"/>
+                <w:rtl w:val="0"/>
+              </w:rPr>
+              <w:t xml:space="preserve">v6</w:t>
+            </w:r>
+          </w:p>
+        </w:tc>
+        <w:tc>
+          <w:tcPr>
+            <w:tcW w:w="3360" w:type="dxa"/>
+            <w:tcBorders>
+              <w:top w:color="999999" w:space="0" w:sz="4" w:val="single"/>
+              <w:left w:color="999999" w:space="0" w:sz="4" w:val="single"/>
+              <w:bottom w:color="999999" w:space="0" w:sz="4" w:val="single"/>
+              <w:right w:color="999999" w:space="0" w:sz="4" w:val="single"/>
+            </w:tcBorders>
+            <w:tcMar>
+              <w:top w:w="100.0" w:type="dxa"/>
+              <w:left w:w="140.0" w:type="dxa"/>
+              <w:bottom w:w="100.0" w:type="dxa"/>
+              <w:right w:w="140.0" w:type="dxa"/>
+            </w:tcMar>
+          </w:tcPr>
+          <w:p>
+            <w:pPr>
+              <w:rPr/>
+            </w:pPr>
+            <w:r>
+              <w:rPr>
+                <w:b w:val="1"/>
+                <w:bCs w:val="1"/>
+                <w:rtl w:val="0"/>
+              </w:rPr>
+              <w:t xml:space="preserve">Encabezados entre páginas</w:t>
+            </w:r>
+          </w:p>
+        </w:tc>
+        <w:tc>
+          <w:tcPr>
+            <w:tcW w:w="1100" w:type="dxa"/>
+            <w:tcBorders>
+              <w:top w:color="999999" w:space="0" w:sz="4" w:val="single"/>
+              <w:left w:color="999999" w:space="0" w:sz="4" w:val="single"/>
+              <w:bottom w:color="999999" w:space="0" w:sz="4" w:val="single"/>
+              <w:right w:color="999999" w:space="0" w:sz="4" w:val="single"/>
+            </w:tcBorders>
+            <w:tcMar>
+              <w:top w:w="100.0" w:type="dxa"/>
+              <w:left w:w="140.0" w:type="dxa"/>
+              <w:bottom w:w="100.0" w:type="dxa"/>
+              <w:right w:w="140.0" w:type="dxa"/>
+            </w:tcMar>
+          </w:tcPr>
+          <w:p>
+            <w:pPr>
+              <w:rPr/>
+            </w:pPr>
+            <w:r>
+              <w:rPr>
+                <w:b w:val="1"/>
+                <w:bCs w:val="1"/>
+                <w:rtl w:val="0"/>
+              </w:rPr>
+              <w:t xml:space="preserve">0.927</w:t>
+            </w:r>
+          </w:p>
+        </w:tc>
+        <w:tc>
+          <w:tcPr>
+            <w:tcW w:w="1300" w:type="dxa"/>
+            <w:tcBorders>
+              <w:top w:color="999999" w:space="0" w:sz="4" w:val="single"/>
+              <w:left w:color="999999" w:space="0" w:sz="4" w:val="single"/>
+              <w:bottom w:color="999999" w:space="0" w:sz="4" w:val="single"/>
+              <w:right w:color="999999" w:space="0" w:sz="4" w:val="single"/>
+            </w:tcBorders>
+            <w:tcMar>
+              <w:top w:w="100.0" w:type="dxa"/>
+              <w:left w:w="140.0" w:type="dxa"/>
+              <w:bottom w:w="100.0" w:type="dxa"/>
+              <w:right w:w="140.0" w:type="dxa"/>
+            </w:tcMar>
+          </w:tcPr>
+          <w:p>
+            <w:pPr>
+              <w:rPr/>
+            </w:pPr>
+            <w:r>
+              <w:rPr>
+                <w:b w:val="1"/>
+                <w:bCs w:val="1"/>
+                <w:rtl w:val="0"/>
+              </w:rPr>
+              <w:t xml:space="preserve">0.901</w:t>
+            </w:r>
+          </w:p>
+        </w:tc>
+        <w:tc>
+          <w:tcPr>
+            <w:tcW w:w="1450" w:type="dxa"/>
+            <w:tcBorders>
+              <w:top w:color="999999" w:space="0" w:sz="4" w:val="single"/>
+              <w:left w:color="999999" w:space="0" w:sz="4" w:val="single"/>
+              <w:bottom w:color="999999" w:space="0" w:sz="4" w:val="single"/>
+              <w:right w:color="999999" w:space="0" w:sz="4" w:val="single"/>
+            </w:tcBorders>
+            <w:tcMar>
+              <w:top w:w="100.0" w:type="dxa"/>
+              <w:left w:w="140.0" w:type="dxa"/>
+              <w:bottom w:w="100.0" w:type="dxa"/>
+              <w:right w:w="140.0" w:type="dxa"/>
+            </w:tcMar>
+          </w:tcPr>
+          <w:p>
+            <w:pPr>
+              <w:rPr/>
+            </w:pPr>
+            <w:r>
+              <w:rPr>
+                <w:b w:val="1"/>
+                <w:bCs w:val="1"/>
+                <w:rtl w:val="0"/>
+              </w:rPr>
+              <w:t xml:space="preserve">4.56</w:t>
+            </w:r>
+          </w:p>
+        </w:tc>
+        <w:tc>
+          <w:tcPr>
+            <w:tcW w:w="1450" w:type="dxa"/>
+            <w:tcBorders>
+              <w:top w:color="999999" w:space="0" w:sz="4" w:val="single"/>
+              <w:left w:color="999999" w:space="0" w:sz="4" w:val="single"/>
+              <w:bottom w:color="999999" w:space="0" w:sz="4" w:val="single"/>
+              <w:right w:color="999999" w:space="0" w:sz="4" w:val="single"/>
+            </w:tcBorders>
+            <w:tcMar>
+              <w:top w:w="100.0" w:type="dxa"/>
+              <w:left w:w="140.0" w:type="dxa"/>
+              <w:bottom w:w="100.0" w:type="dxa"/>
+              <w:right w:w="140.0" w:type="dxa"/>
+            </w:tcMar>
+          </w:tcPr>
+          <w:p>
+            <w:pPr>
+              <w:rPr/>
+            </w:pPr>
+            <w:r>
+              <w:rPr>
+                <w:b w:val="1"/>
+                <w:bCs w:val="1"/>
+                <w:rtl w:val="0"/>
+              </w:rPr>
+              <w:t xml:space="preserve">4.94</w:t>
             </w:r>
           </w:p>
         </w:tc>
@@ -6361,8 +8257,895 @@
           <w:rFonts w:ascii="Arial Unicode MS" w:cs="Arial Unicode MS" w:eastAsia="Arial Unicode MS" w:hAnsi="Arial Unicode MS"/>
           <w:rtl w:val="0"/>
         </w:rPr>
-        <w:t xml:space="preserve">La causa común es el chunking: los fragmentos de 500 caracteres cortan oraciones a la mitad, y las listas y definiciones quedan repartidas entre dos fragmentos.</w:t>
-      </w:r>
+        <w:t xml:space="preserve">De una corrida a otra, Qwen y el juez no responden siempre igual: el puntaje de una misma pregunta se mueve entre 0.05 y 0.15 aunque llegue el mismo contexto. Por eso las diferencias globales de 0.02 o menos (v3 a v4, v5 a v6) no se distinguen del ruido. La subida de v4 a v5 (+0.10) sí, y coincide con las preguntas cuyo fragmento empezó a llegar. En el v6, el recall por fuente es 0.983 en arch2, 0.767 en arch3 y 0.881 en arch4, y el puntaje global del juez es 0.911, 0.878 y 0.891.</w:t>
+      </w:r>
+    </w:p>
+    <w:p>
+      <w:pPr>
+        <w:spacing w:after="160" w:lineRule="auto"/>
+        <w:rPr/>
+      </w:pPr>
+      <w:r>
+        <w:rPr>
+          <w:rFonts w:ascii="Arial Unicode MS" w:cs="Arial Unicode MS" w:eastAsia="Arial Unicode MS" w:hAnsi="Arial Unicode MS"/>
+          <w:rtl w:val="0"/>
+        </w:rPr>
+        <w:t xml:space="preserve">Las 6 preguntas que fallaban en el v2 quedaron resueltas:</w:t>
+      </w:r>
+    </w:p>
+    <w:tbl>
+      <w:tblPr>
+        <w:tblStyle w:val="Table1"/>
+        <w:tblW w:w="9360.0" w:type="dxa"/>
+        <w:jc w:val="left"/>
+        <w:tblBorders>
+          <w:top w:color="000000" w:space="0" w:sz="4" w:val="single"/>
+          <w:left w:color="000000" w:space="0" w:sz="4" w:val="single"/>
+          <w:bottom w:color="000000" w:space="0" w:sz="4" w:val="single"/>
+          <w:right w:color="000000" w:space="0" w:sz="4" w:val="single"/>
+          <w:insideH w:color="000000" w:space="0" w:sz="4" w:val="single"/>
+          <w:insideV w:color="000000" w:space="0" w:sz="4" w:val="single"/>
+        </w:tblBorders>
+        <w:tblLayout w:type="fixed"/>
+        <w:tblLook w:val="0000"/>
+      </w:tblPr>
+      <w:tblGrid>
+        <w:gridCol w:w="700"/>
+        <w:gridCol w:w="4460"/>
+        <w:gridCol w:w="2100"/>
+        <w:gridCol w:w="2100"/>
+        <w:tblGridChange w:id="0">
+          <w:tblGrid>
+            <w:gridCol w:w="700"/>
+            <w:gridCol w:w="4460"/>
+            <w:gridCol w:w="2100"/>
+            <w:gridCol w:w="2100"/>
+          </w:tblGrid>
+        </w:tblGridChange>
+      </w:tblGrid>
+      <w:tr>
+        <w:trPr>
+          <w:cantSplit w:val="1"/>
+          <w:tblHeader w:val="1"/>
+        </w:trPr>
+        <w:tc>
+          <w:tcPr>
+            <w:tcW w:w="700" w:type="dxa"/>
+            <w:tcBorders>
+              <w:top w:color="999999" w:space="0" w:sz="4" w:val="single"/>
+              <w:left w:color="999999" w:space="0" w:sz="4" w:val="single"/>
+              <w:bottom w:color="999999" w:space="0" w:sz="4" w:val="single"/>
+              <w:right w:color="999999" w:space="0" w:sz="4" w:val="single"/>
+            </w:tcBorders>
+            <w:shd w:fill="d5e8f0" w:val="clear"/>
+            <w:tcMar>
+              <w:top w:w="100.0" w:type="dxa"/>
+              <w:left w:w="140.0" w:type="dxa"/>
+              <w:bottom w:w="100.0" w:type="dxa"/>
+              <w:right w:w="140.0" w:type="dxa"/>
+            </w:tcMar>
+          </w:tcPr>
+          <w:p>
+            <w:pPr>
+              <w:rPr/>
+            </w:pPr>
+            <w:r>
+              <w:rPr>
+                <w:b w:val="1"/>
+                <w:bCs w:val="1"/>
+                <w:rtl w:val="0"/>
+              </w:rPr>
+              <w:t xml:space="preserve">#</w:t>
+            </w:r>
+          </w:p>
+        </w:tc>
+        <w:tc>
+          <w:tcPr>
+            <w:tcW w:w="4460" w:type="dxa"/>
+            <w:tcBorders>
+              <w:top w:color="999999" w:space="0" w:sz="4" w:val="single"/>
+              <w:left w:color="999999" w:space="0" w:sz="4" w:val="single"/>
+              <w:bottom w:color="999999" w:space="0" w:sz="4" w:val="single"/>
+              <w:right w:color="999999" w:space="0" w:sz="4" w:val="single"/>
+            </w:tcBorders>
+            <w:shd w:fill="d5e8f0" w:val="clear"/>
+            <w:tcMar>
+              <w:top w:w="100.0" w:type="dxa"/>
+              <w:left w:w="140.0" w:type="dxa"/>
+              <w:bottom w:w="100.0" w:type="dxa"/>
+              <w:right w:w="140.0" w:type="dxa"/>
+            </w:tcMar>
+          </w:tcPr>
+          <w:p>
+            <w:pPr>
+              <w:rPr/>
+            </w:pPr>
+            <w:r>
+              <w:rPr>
+                <w:b w:val="1"/>
+                <w:bCs w:val="1"/>
+                <w:rtl w:val="0"/>
+              </w:rPr>
+              <w:t xml:space="preserve">Pregunta</w:t>
+            </w:r>
+          </w:p>
+        </w:tc>
+        <w:tc>
+          <w:tcPr>
+            <w:tcW w:w="2100" w:type="dxa"/>
+            <w:tcBorders>
+              <w:top w:color="999999" w:space="0" w:sz="4" w:val="single"/>
+              <w:left w:color="999999" w:space="0" w:sz="4" w:val="single"/>
+              <w:bottom w:color="999999" w:space="0" w:sz="4" w:val="single"/>
+              <w:right w:color="999999" w:space="0" w:sz="4" w:val="single"/>
+            </w:tcBorders>
+            <w:shd w:fill="d5e8f0" w:val="clear"/>
+            <w:tcMar>
+              <w:top w:w="100.0" w:type="dxa"/>
+              <w:left w:w="140.0" w:type="dxa"/>
+              <w:bottom w:w="100.0" w:type="dxa"/>
+              <w:right w:w="140.0" w:type="dxa"/>
+            </w:tcMar>
+          </w:tcPr>
+          <w:p>
+            <w:pPr>
+              <w:rPr/>
+            </w:pPr>
+            <w:r>
+              <w:rPr>
+                <w:b w:val="1"/>
+                <w:bCs w:val="1"/>
+                <w:rtl w:val="0"/>
+              </w:rPr>
+              <w:t xml:space="preserve">Global v2</w:t>
+            </w:r>
+          </w:p>
+        </w:tc>
+        <w:tc>
+          <w:tcPr>
+            <w:tcW w:w="2100" w:type="dxa"/>
+            <w:tcBorders>
+              <w:top w:color="999999" w:space="0" w:sz="4" w:val="single"/>
+              <w:left w:color="999999" w:space="0" w:sz="4" w:val="single"/>
+              <w:bottom w:color="999999" w:space="0" w:sz="4" w:val="single"/>
+              <w:right w:color="999999" w:space="0" w:sz="4" w:val="single"/>
+            </w:tcBorders>
+            <w:shd w:fill="d5e8f0" w:val="clear"/>
+            <w:tcMar>
+              <w:top w:w="100.0" w:type="dxa"/>
+              <w:left w:w="140.0" w:type="dxa"/>
+              <w:bottom w:w="100.0" w:type="dxa"/>
+              <w:right w:w="140.0" w:type="dxa"/>
+            </w:tcMar>
+          </w:tcPr>
+          <w:p>
+            <w:pPr>
+              <w:rPr/>
+            </w:pPr>
+            <w:r>
+              <w:rPr>
+                <w:b w:val="1"/>
+                <w:bCs w:val="1"/>
+                <w:rtl w:val="0"/>
+              </w:rPr>
+              <w:t xml:space="preserve">Global v6</w:t>
+            </w:r>
+          </w:p>
+        </w:tc>
+      </w:tr>
+      <w:tr>
+        <w:trPr>
+          <w:cantSplit w:val="1"/>
+          <w:tblHeader w:val="0"/>
+        </w:trPr>
+        <w:tc>
+          <w:tcPr>
+            <w:tcW w:w="700" w:type="dxa"/>
+            <w:tcBorders>
+              <w:top w:color="999999" w:space="0" w:sz="4" w:val="single"/>
+              <w:left w:color="999999" w:space="0" w:sz="4" w:val="single"/>
+              <w:bottom w:color="999999" w:space="0" w:sz="4" w:val="single"/>
+              <w:right w:color="999999" w:space="0" w:sz="4" w:val="single"/>
+            </w:tcBorders>
+            <w:tcMar>
+              <w:top w:w="100.0" w:type="dxa"/>
+              <w:left w:w="140.0" w:type="dxa"/>
+              <w:bottom w:w="100.0" w:type="dxa"/>
+              <w:right w:w="140.0" w:type="dxa"/>
+            </w:tcMar>
+          </w:tcPr>
+          <w:p>
+            <w:pPr>
+              <w:rPr/>
+            </w:pPr>
+            <w:r>
+              <w:rPr>
+                <w:rtl w:val="0"/>
+              </w:rPr>
+              <w:t xml:space="preserve">27</w:t>
+            </w:r>
+          </w:p>
+        </w:tc>
+        <w:tc>
+          <w:tcPr>
+            <w:tcW w:w="4460" w:type="dxa"/>
+            <w:tcBorders>
+              <w:top w:color="999999" w:space="0" w:sz="4" w:val="single"/>
+              <w:left w:color="999999" w:space="0" w:sz="4" w:val="single"/>
+              <w:bottom w:color="999999" w:space="0" w:sz="4" w:val="single"/>
+              <w:right w:color="999999" w:space="0" w:sz="4" w:val="single"/>
+            </w:tcBorders>
+            <w:tcMar>
+              <w:top w:w="100.0" w:type="dxa"/>
+              <w:left w:w="140.0" w:type="dxa"/>
+              <w:bottom w:w="100.0" w:type="dxa"/>
+              <w:right w:w="140.0" w:type="dxa"/>
+            </w:tcMar>
+          </w:tcPr>
+          <w:p>
+            <w:pPr>
+              <w:rPr/>
+            </w:pPr>
+            <w:r>
+              <w:rPr>
+                <w:rtl w:val="0"/>
+              </w:rPr>
+              <w:t xml:space="preserve">Clasificación de neuronas por número de prolongaciones</w:t>
+            </w:r>
+          </w:p>
+        </w:tc>
+        <w:tc>
+          <w:tcPr>
+            <w:tcW w:w="2100" w:type="dxa"/>
+            <w:tcBorders>
+              <w:top w:color="999999" w:space="0" w:sz="4" w:val="single"/>
+              <w:left w:color="999999" w:space="0" w:sz="4" w:val="single"/>
+              <w:bottom w:color="999999" w:space="0" w:sz="4" w:val="single"/>
+              <w:right w:color="999999" w:space="0" w:sz="4" w:val="single"/>
+            </w:tcBorders>
+            <w:tcMar>
+              <w:top w:w="100.0" w:type="dxa"/>
+              <w:left w:w="140.0" w:type="dxa"/>
+              <w:bottom w:w="100.0" w:type="dxa"/>
+              <w:right w:w="140.0" w:type="dxa"/>
+            </w:tcMar>
+          </w:tcPr>
+          <w:p>
+            <w:pPr>
+              <w:rPr/>
+            </w:pPr>
+            <w:r>
+              <w:rPr>
+                <w:rtl w:val="0"/>
+              </w:rPr>
+              <w:t xml:space="preserve">0.00</w:t>
+            </w:r>
+          </w:p>
+        </w:tc>
+        <w:tc>
+          <w:tcPr>
+            <w:tcW w:w="2100" w:type="dxa"/>
+            <w:tcBorders>
+              <w:top w:color="999999" w:space="0" w:sz="4" w:val="single"/>
+              <w:left w:color="999999" w:space="0" w:sz="4" w:val="single"/>
+              <w:bottom w:color="999999" w:space="0" w:sz="4" w:val="single"/>
+              <w:right w:color="999999" w:space="0" w:sz="4" w:val="single"/>
+            </w:tcBorders>
+            <w:tcMar>
+              <w:top w:w="100.0" w:type="dxa"/>
+              <w:left w:w="140.0" w:type="dxa"/>
+              <w:bottom w:w="100.0" w:type="dxa"/>
+              <w:right w:w="140.0" w:type="dxa"/>
+            </w:tcMar>
+          </w:tcPr>
+          <w:p>
+            <w:pPr>
+              <w:rPr/>
+            </w:pPr>
+            <w:r>
+              <w:rPr>
+                <w:rtl w:val="0"/>
+              </w:rPr>
+              <w:t xml:space="preserve">0.89</w:t>
+            </w:r>
+          </w:p>
+        </w:tc>
+      </w:tr>
+      <w:tr>
+        <w:trPr>
+          <w:cantSplit w:val="1"/>
+          <w:tblHeader w:val="0"/>
+        </w:trPr>
+        <w:tc>
+          <w:tcPr>
+            <w:tcW w:w="700" w:type="dxa"/>
+            <w:tcBorders>
+              <w:top w:color="999999" w:space="0" w:sz="4" w:val="single"/>
+              <w:left w:color="999999" w:space="0" w:sz="4" w:val="single"/>
+              <w:bottom w:color="999999" w:space="0" w:sz="4" w:val="single"/>
+              <w:right w:color="999999" w:space="0" w:sz="4" w:val="single"/>
+            </w:tcBorders>
+            <w:tcMar>
+              <w:top w:w="100.0" w:type="dxa"/>
+              <w:left w:w="140.0" w:type="dxa"/>
+              <w:bottom w:w="100.0" w:type="dxa"/>
+              <w:right w:w="140.0" w:type="dxa"/>
+            </w:tcMar>
+          </w:tcPr>
+          <w:p>
+            <w:pPr>
+              <w:rPr/>
+            </w:pPr>
+            <w:r>
+              <w:rPr>
+                <w:rtl w:val="0"/>
+              </w:rPr>
+              <w:t xml:space="preserve">31</w:t>
+            </w:r>
+          </w:p>
+        </w:tc>
+        <w:tc>
+          <w:tcPr>
+            <w:tcW w:w="4460" w:type="dxa"/>
+            <w:tcBorders>
+              <w:top w:color="999999" w:space="0" w:sz="4" w:val="single"/>
+              <w:left w:color="999999" w:space="0" w:sz="4" w:val="single"/>
+              <w:bottom w:color="999999" w:space="0" w:sz="4" w:val="single"/>
+              <w:right w:color="999999" w:space="0" w:sz="4" w:val="single"/>
+            </w:tcBorders>
+            <w:tcMar>
+              <w:top w:w="100.0" w:type="dxa"/>
+              <w:left w:w="140.0" w:type="dxa"/>
+              <w:bottom w:w="100.0" w:type="dxa"/>
+              <w:right w:w="140.0" w:type="dxa"/>
+            </w:tcMar>
+          </w:tcPr>
+          <w:p>
+            <w:pPr>
+              <w:rPr/>
+            </w:pPr>
+            <w:r>
+              <w:rPr>
+                <w:rtl w:val="0"/>
+              </w:rPr>
+              <w:t xml:space="preserve">Células ependimarias</w:t>
+            </w:r>
+          </w:p>
+        </w:tc>
+        <w:tc>
+          <w:tcPr>
+            <w:tcW w:w="2100" w:type="dxa"/>
+            <w:tcBorders>
+              <w:top w:color="999999" w:space="0" w:sz="4" w:val="single"/>
+              <w:left w:color="999999" w:space="0" w:sz="4" w:val="single"/>
+              <w:bottom w:color="999999" w:space="0" w:sz="4" w:val="single"/>
+              <w:right w:color="999999" w:space="0" w:sz="4" w:val="single"/>
+            </w:tcBorders>
+            <w:tcMar>
+              <w:top w:w="100.0" w:type="dxa"/>
+              <w:left w:w="140.0" w:type="dxa"/>
+              <w:bottom w:w="100.0" w:type="dxa"/>
+              <w:right w:w="140.0" w:type="dxa"/>
+            </w:tcMar>
+          </w:tcPr>
+          <w:p>
+            <w:pPr>
+              <w:rPr/>
+            </w:pPr>
+            <w:r>
+              <w:rPr>
+                <w:rtl w:val="0"/>
+              </w:rPr>
+              <w:t xml:space="preserve">0.10</w:t>
+            </w:r>
+          </w:p>
+        </w:tc>
+        <w:tc>
+          <w:tcPr>
+            <w:tcW w:w="2100" w:type="dxa"/>
+            <w:tcBorders>
+              <w:top w:color="999999" w:space="0" w:sz="4" w:val="single"/>
+              <w:left w:color="999999" w:space="0" w:sz="4" w:val="single"/>
+              <w:bottom w:color="999999" w:space="0" w:sz="4" w:val="single"/>
+              <w:right w:color="999999" w:space="0" w:sz="4" w:val="single"/>
+            </w:tcBorders>
+            <w:tcMar>
+              <w:top w:w="100.0" w:type="dxa"/>
+              <w:left w:w="140.0" w:type="dxa"/>
+              <w:bottom w:w="100.0" w:type="dxa"/>
+              <w:right w:w="140.0" w:type="dxa"/>
+            </w:tcMar>
+          </w:tcPr>
+          <w:p>
+            <w:pPr>
+              <w:rPr/>
+            </w:pPr>
+            <w:r>
+              <w:rPr>
+                <w:rtl w:val="0"/>
+              </w:rPr>
+              <w:t xml:space="preserve">1.00</w:t>
+            </w:r>
+          </w:p>
+        </w:tc>
+      </w:tr>
+      <w:tr>
+        <w:trPr>
+          <w:cantSplit w:val="1"/>
+          <w:tblHeader w:val="0"/>
+        </w:trPr>
+        <w:tc>
+          <w:tcPr>
+            <w:tcW w:w="700" w:type="dxa"/>
+            <w:tcBorders>
+              <w:top w:color="999999" w:space="0" w:sz="4" w:val="single"/>
+              <w:left w:color="999999" w:space="0" w:sz="4" w:val="single"/>
+              <w:bottom w:color="999999" w:space="0" w:sz="4" w:val="single"/>
+              <w:right w:color="999999" w:space="0" w:sz="4" w:val="single"/>
+            </w:tcBorders>
+            <w:tcMar>
+              <w:top w:w="100.0" w:type="dxa"/>
+              <w:left w:w="140.0" w:type="dxa"/>
+              <w:bottom w:w="100.0" w:type="dxa"/>
+              <w:right w:w="140.0" w:type="dxa"/>
+            </w:tcMar>
+          </w:tcPr>
+          <w:p>
+            <w:pPr>
+              <w:rPr/>
+            </w:pPr>
+            <w:r>
+              <w:rPr>
+                <w:rtl w:val="0"/>
+              </w:rPr>
+              <w:t xml:space="preserve">0</w:t>
+            </w:r>
+          </w:p>
+        </w:tc>
+        <w:tc>
+          <w:tcPr>
+            <w:tcW w:w="4460" w:type="dxa"/>
+            <w:tcBorders>
+              <w:top w:color="999999" w:space="0" w:sz="4" w:val="single"/>
+              <w:left w:color="999999" w:space="0" w:sz="4" w:val="single"/>
+              <w:bottom w:color="999999" w:space="0" w:sz="4" w:val="single"/>
+              <w:right w:color="999999" w:space="0" w:sz="4" w:val="single"/>
+            </w:tcBorders>
+            <w:tcMar>
+              <w:top w:w="100.0" w:type="dxa"/>
+              <w:left w:w="140.0" w:type="dxa"/>
+              <w:bottom w:w="100.0" w:type="dxa"/>
+              <w:right w:w="140.0" w:type="dxa"/>
+            </w:tcMar>
+          </w:tcPr>
+          <w:p>
+            <w:pPr>
+              <w:rPr/>
+            </w:pPr>
+            <w:r>
+              <w:rPr>
+                <w:rtl w:val="0"/>
+              </w:rPr>
+              <w:t xml:space="preserve">Capas de la arteria muscular</w:t>
+            </w:r>
+          </w:p>
+        </w:tc>
+        <w:tc>
+          <w:tcPr>
+            <w:tcW w:w="2100" w:type="dxa"/>
+            <w:tcBorders>
+              <w:top w:color="999999" w:space="0" w:sz="4" w:val="single"/>
+              <w:left w:color="999999" w:space="0" w:sz="4" w:val="single"/>
+              <w:bottom w:color="999999" w:space="0" w:sz="4" w:val="single"/>
+              <w:right w:color="999999" w:space="0" w:sz="4" w:val="single"/>
+            </w:tcBorders>
+            <w:tcMar>
+              <w:top w:w="100.0" w:type="dxa"/>
+              <w:left w:w="140.0" w:type="dxa"/>
+              <w:bottom w:w="100.0" w:type="dxa"/>
+              <w:right w:w="140.0" w:type="dxa"/>
+            </w:tcMar>
+          </w:tcPr>
+          <w:p>
+            <w:pPr>
+              <w:rPr/>
+            </w:pPr>
+            <w:r>
+              <w:rPr>
+                <w:rtl w:val="0"/>
+              </w:rPr>
+              <w:t xml:space="preserve">0.35</w:t>
+            </w:r>
+          </w:p>
+        </w:tc>
+        <w:tc>
+          <w:tcPr>
+            <w:tcW w:w="2100" w:type="dxa"/>
+            <w:tcBorders>
+              <w:top w:color="999999" w:space="0" w:sz="4" w:val="single"/>
+              <w:left w:color="999999" w:space="0" w:sz="4" w:val="single"/>
+              <w:bottom w:color="999999" w:space="0" w:sz="4" w:val="single"/>
+              <w:right w:color="999999" w:space="0" w:sz="4" w:val="single"/>
+            </w:tcBorders>
+            <w:tcMar>
+              <w:top w:w="100.0" w:type="dxa"/>
+              <w:left w:w="140.0" w:type="dxa"/>
+              <w:bottom w:w="100.0" w:type="dxa"/>
+              <w:right w:w="140.0" w:type="dxa"/>
+            </w:tcMar>
+          </w:tcPr>
+          <w:p>
+            <w:pPr>
+              <w:rPr/>
+            </w:pPr>
+            <w:r>
+              <w:rPr>
+                <w:rtl w:val="0"/>
+              </w:rPr>
+              <w:t xml:space="preserve">1.00</w:t>
+            </w:r>
+          </w:p>
+        </w:tc>
+      </w:tr>
+      <w:tr>
+        <w:trPr>
+          <w:cantSplit w:val="1"/>
+          <w:tblHeader w:val="0"/>
+        </w:trPr>
+        <w:tc>
+          <w:tcPr>
+            <w:tcW w:w="700" w:type="dxa"/>
+            <w:tcBorders>
+              <w:top w:color="999999" w:space="0" w:sz="4" w:val="single"/>
+              <w:left w:color="999999" w:space="0" w:sz="4" w:val="single"/>
+              <w:bottom w:color="999999" w:space="0" w:sz="4" w:val="single"/>
+              <w:right w:color="999999" w:space="0" w:sz="4" w:val="single"/>
+            </w:tcBorders>
+            <w:tcMar>
+              <w:top w:w="100.0" w:type="dxa"/>
+              <w:left w:w="140.0" w:type="dxa"/>
+              <w:bottom w:w="100.0" w:type="dxa"/>
+              <w:right w:w="140.0" w:type="dxa"/>
+            </w:tcMar>
+          </w:tcPr>
+          <w:p>
+            <w:pPr>
+              <w:rPr/>
+            </w:pPr>
+            <w:r>
+              <w:rPr>
+                <w:rtl w:val="0"/>
+              </w:rPr>
+              <w:t xml:space="preserve">15</w:t>
+            </w:r>
+          </w:p>
+        </w:tc>
+        <w:tc>
+          <w:tcPr>
+            <w:tcW w:w="4460" w:type="dxa"/>
+            <w:tcBorders>
+              <w:top w:color="999999" w:space="0" w:sz="4" w:val="single"/>
+              <w:left w:color="999999" w:space="0" w:sz="4" w:val="single"/>
+              <w:bottom w:color="999999" w:space="0" w:sz="4" w:val="single"/>
+              <w:right w:color="999999" w:space="0" w:sz="4" w:val="single"/>
+            </w:tcBorders>
+            <w:tcMar>
+              <w:top w:w="100.0" w:type="dxa"/>
+              <w:left w:w="140.0" w:type="dxa"/>
+              <w:bottom w:w="100.0" w:type="dxa"/>
+              <w:right w:w="140.0" w:type="dxa"/>
+            </w:tcMar>
+          </w:tcPr>
+          <w:p>
+            <w:pPr>
+              <w:rPr/>
+            </w:pPr>
+            <w:r>
+              <w:rPr>
+                <w:rtl w:val="0"/>
+              </w:rPr>
+              <w:t xml:space="preserve">Estructuras de la lámina de laringe 43</w:t>
+            </w:r>
+          </w:p>
+        </w:tc>
+        <w:tc>
+          <w:tcPr>
+            <w:tcW w:w="2100" w:type="dxa"/>
+            <w:tcBorders>
+              <w:top w:color="999999" w:space="0" w:sz="4" w:val="single"/>
+              <w:left w:color="999999" w:space="0" w:sz="4" w:val="single"/>
+              <w:bottom w:color="999999" w:space="0" w:sz="4" w:val="single"/>
+              <w:right w:color="999999" w:space="0" w:sz="4" w:val="single"/>
+            </w:tcBorders>
+            <w:tcMar>
+              <w:top w:w="100.0" w:type="dxa"/>
+              <w:left w:w="140.0" w:type="dxa"/>
+              <w:bottom w:w="100.0" w:type="dxa"/>
+              <w:right w:w="140.0" w:type="dxa"/>
+            </w:tcMar>
+          </w:tcPr>
+          <w:p>
+            <w:pPr>
+              <w:rPr/>
+            </w:pPr>
+            <w:r>
+              <w:rPr>
+                <w:rtl w:val="0"/>
+              </w:rPr>
+              <w:t xml:space="preserve">0.49</w:t>
+            </w:r>
+          </w:p>
+        </w:tc>
+        <w:tc>
+          <w:tcPr>
+            <w:tcW w:w="2100" w:type="dxa"/>
+            <w:tcBorders>
+              <w:top w:color="999999" w:space="0" w:sz="4" w:val="single"/>
+              <w:left w:color="999999" w:space="0" w:sz="4" w:val="single"/>
+              <w:bottom w:color="999999" w:space="0" w:sz="4" w:val="single"/>
+              <w:right w:color="999999" w:space="0" w:sz="4" w:val="single"/>
+            </w:tcBorders>
+            <w:tcMar>
+              <w:top w:w="100.0" w:type="dxa"/>
+              <w:left w:w="140.0" w:type="dxa"/>
+              <w:bottom w:w="100.0" w:type="dxa"/>
+              <w:right w:w="140.0" w:type="dxa"/>
+            </w:tcMar>
+          </w:tcPr>
+          <w:p>
+            <w:pPr>
+              <w:rPr/>
+            </w:pPr>
+            <w:r>
+              <w:rPr>
+                <w:rtl w:val="0"/>
+              </w:rPr>
+              <w:t xml:space="preserve">0.89</w:t>
+            </w:r>
+          </w:p>
+        </w:tc>
+      </w:tr>
+      <w:tr>
+        <w:trPr>
+          <w:cantSplit w:val="1"/>
+          <w:tblHeader w:val="0"/>
+        </w:trPr>
+        <w:tc>
+          <w:tcPr>
+            <w:tcW w:w="700" w:type="dxa"/>
+            <w:tcBorders>
+              <w:top w:color="999999" w:space="0" w:sz="4" w:val="single"/>
+              <w:left w:color="999999" w:space="0" w:sz="4" w:val="single"/>
+              <w:bottom w:color="999999" w:space="0" w:sz="4" w:val="single"/>
+              <w:right w:color="999999" w:space="0" w:sz="4" w:val="single"/>
+            </w:tcBorders>
+            <w:tcMar>
+              <w:top w:w="100.0" w:type="dxa"/>
+              <w:left w:w="140.0" w:type="dxa"/>
+              <w:bottom w:w="100.0" w:type="dxa"/>
+              <w:right w:w="140.0" w:type="dxa"/>
+            </w:tcMar>
+          </w:tcPr>
+          <w:p>
+            <w:pPr>
+              <w:rPr/>
+            </w:pPr>
+            <w:r>
+              <w:rPr>
+                <w:rtl w:val="0"/>
+              </w:rPr>
+              <w:t xml:space="preserve">23</w:t>
+            </w:r>
+          </w:p>
+        </w:tc>
+        <w:tc>
+          <w:tcPr>
+            <w:tcW w:w="4460" w:type="dxa"/>
+            <w:tcBorders>
+              <w:top w:color="999999" w:space="0" w:sz="4" w:val="single"/>
+              <w:left w:color="999999" w:space="0" w:sz="4" w:val="single"/>
+              <w:bottom w:color="999999" w:space="0" w:sz="4" w:val="single"/>
+              <w:right w:color="999999" w:space="0" w:sz="4" w:val="single"/>
+            </w:tcBorders>
+            <w:tcMar>
+              <w:top w:w="100.0" w:type="dxa"/>
+              <w:left w:w="140.0" w:type="dxa"/>
+              <w:bottom w:w="100.0" w:type="dxa"/>
+              <w:right w:w="140.0" w:type="dxa"/>
+            </w:tcMar>
+          </w:tcPr>
+          <w:p>
+            <w:pPr>
+              <w:rPr/>
+            </w:pPr>
+            <w:r>
+              <w:rPr>
+                <w:rtl w:val="0"/>
+              </w:rPr>
+              <w:t xml:space="preserve">Función y ubicación de los osteoclastos</w:t>
+            </w:r>
+          </w:p>
+        </w:tc>
+        <w:tc>
+          <w:tcPr>
+            <w:tcW w:w="2100" w:type="dxa"/>
+            <w:tcBorders>
+              <w:top w:color="999999" w:space="0" w:sz="4" w:val="single"/>
+              <w:left w:color="999999" w:space="0" w:sz="4" w:val="single"/>
+              <w:bottom w:color="999999" w:space="0" w:sz="4" w:val="single"/>
+              <w:right w:color="999999" w:space="0" w:sz="4" w:val="single"/>
+            </w:tcBorders>
+            <w:tcMar>
+              <w:top w:w="100.0" w:type="dxa"/>
+              <w:left w:w="140.0" w:type="dxa"/>
+              <w:bottom w:w="100.0" w:type="dxa"/>
+              <w:right w:w="140.0" w:type="dxa"/>
+            </w:tcMar>
+          </w:tcPr>
+          <w:p>
+            <w:pPr>
+              <w:rPr/>
+            </w:pPr>
+            <w:r>
+              <w:rPr>
+                <w:rtl w:val="0"/>
+              </w:rPr>
+              <w:t xml:space="preserve">0.54</w:t>
+            </w:r>
+          </w:p>
+        </w:tc>
+        <w:tc>
+          <w:tcPr>
+            <w:tcW w:w="2100" w:type="dxa"/>
+            <w:tcBorders>
+              <w:top w:color="999999" w:space="0" w:sz="4" w:val="single"/>
+              <w:left w:color="999999" w:space="0" w:sz="4" w:val="single"/>
+              <w:bottom w:color="999999" w:space="0" w:sz="4" w:val="single"/>
+              <w:right w:color="999999" w:space="0" w:sz="4" w:val="single"/>
+            </w:tcBorders>
+            <w:tcMar>
+              <w:top w:w="100.0" w:type="dxa"/>
+              <w:left w:w="140.0" w:type="dxa"/>
+              <w:bottom w:w="100.0" w:type="dxa"/>
+              <w:right w:w="140.0" w:type="dxa"/>
+            </w:tcMar>
+          </w:tcPr>
+          <w:p>
+            <w:pPr>
+              <w:rPr/>
+            </w:pPr>
+            <w:r>
+              <w:rPr>
+                <w:rtl w:val="0"/>
+              </w:rPr>
+              <w:t xml:space="preserve">0.89</w:t>
+            </w:r>
+          </w:p>
+        </w:tc>
+      </w:tr>
+      <w:tr>
+        <w:trPr>
+          <w:cantSplit w:val="1"/>
+          <w:tblHeader w:val="0"/>
+        </w:trPr>
+        <w:tc>
+          <w:tcPr>
+            <w:tcW w:w="700" w:type="dxa"/>
+            <w:tcBorders>
+              <w:top w:color="999999" w:space="0" w:sz="4" w:val="single"/>
+              <w:left w:color="999999" w:space="0" w:sz="4" w:val="single"/>
+              <w:bottom w:color="999999" w:space="0" w:sz="4" w:val="single"/>
+              <w:right w:color="999999" w:space="0" w:sz="4" w:val="single"/>
+            </w:tcBorders>
+            <w:tcMar>
+              <w:top w:w="100.0" w:type="dxa"/>
+              <w:left w:w="140.0" w:type="dxa"/>
+              <w:bottom w:w="100.0" w:type="dxa"/>
+              <w:right w:w="140.0" w:type="dxa"/>
+            </w:tcMar>
+          </w:tcPr>
+          <w:p>
+            <w:pPr>
+              <w:rPr/>
+            </w:pPr>
+            <w:r>
+              <w:rPr>
+                <w:rtl w:val="0"/>
+              </w:rPr>
+              <w:t xml:space="preserve">30</w:t>
+            </w:r>
+          </w:p>
+        </w:tc>
+        <w:tc>
+          <w:tcPr>
+            <w:tcW w:w="4460" w:type="dxa"/>
+            <w:tcBorders>
+              <w:top w:color="999999" w:space="0" w:sz="4" w:val="single"/>
+              <w:left w:color="999999" w:space="0" w:sz="4" w:val="single"/>
+              <w:bottom w:color="999999" w:space="0" w:sz="4" w:val="single"/>
+              <w:right w:color="999999" w:space="0" w:sz="4" w:val="single"/>
+            </w:tcBorders>
+            <w:tcMar>
+              <w:top w:w="100.0" w:type="dxa"/>
+              <w:left w:w="140.0" w:type="dxa"/>
+              <w:bottom w:w="100.0" w:type="dxa"/>
+              <w:right w:w="140.0" w:type="dxa"/>
+            </w:tcMar>
+          </w:tcPr>
+          <w:p>
+            <w:pPr>
+              <w:rPr/>
+            </w:pPr>
+            <w:r>
+              <w:rPr>
+                <w:rtl w:val="0"/>
+              </w:rPr>
+              <w:t xml:space="preserve">Función de los oligodendrocitos</w:t>
+            </w:r>
+          </w:p>
+        </w:tc>
+        <w:tc>
+          <w:tcPr>
+            <w:tcW w:w="2100" w:type="dxa"/>
+            <w:tcBorders>
+              <w:top w:color="999999" w:space="0" w:sz="4" w:val="single"/>
+              <w:left w:color="999999" w:space="0" w:sz="4" w:val="single"/>
+              <w:bottom w:color="999999" w:space="0" w:sz="4" w:val="single"/>
+              <w:right w:color="999999" w:space="0" w:sz="4" w:val="single"/>
+            </w:tcBorders>
+            <w:tcMar>
+              <w:top w:w="100.0" w:type="dxa"/>
+              <w:left w:w="140.0" w:type="dxa"/>
+              <w:bottom w:w="100.0" w:type="dxa"/>
+              <w:right w:w="140.0" w:type="dxa"/>
+            </w:tcMar>
+          </w:tcPr>
+          <w:p>
+            <w:pPr>
+              <w:rPr/>
+            </w:pPr>
+            <w:r>
+              <w:rPr>
+                <w:rtl w:val="0"/>
+              </w:rPr>
+              <w:t xml:space="preserve">0.54</w:t>
+            </w:r>
+          </w:p>
+        </w:tc>
+        <w:tc>
+          <w:tcPr>
+            <w:tcW w:w="2100" w:type="dxa"/>
+            <w:tcBorders>
+              <w:top w:color="999999" w:space="0" w:sz="4" w:val="single"/>
+              <w:left w:color="999999" w:space="0" w:sz="4" w:val="single"/>
+              <w:bottom w:color="999999" w:space="0" w:sz="4" w:val="single"/>
+              <w:right w:color="999999" w:space="0" w:sz="4" w:val="single"/>
+            </w:tcBorders>
+            <w:tcMar>
+              <w:top w:w="100.0" w:type="dxa"/>
+              <w:left w:w="140.0" w:type="dxa"/>
+              <w:bottom w:w="100.0" w:type="dxa"/>
+              <w:right w:w="140.0" w:type="dxa"/>
+            </w:tcMar>
+          </w:tcPr>
+          <w:p>
+            <w:pPr>
+              <w:rPr/>
+            </w:pPr>
+            <w:r>
+              <w:rPr>
+                <w:rtl w:val="0"/>
+              </w:rPr>
+              <w:t xml:space="preserve">1.00</w:t>
+            </w:r>
+          </w:p>
+        </w:tc>
+      </w:tr>
+    </w:tbl>
+    <w:p>
+      <w:pPr>
+        <w:rPr/>
+      </w:pPr>
     </w:p>
     <w:p>
       <w:pPr>
@@ -6373,7 +9156,801 @@
         <w:rPr>
           <w:rtl w:val="0"/>
         </w:rPr>
-        <w:t xml:space="preserve">7. Organización del Repositorio</w:t>
+        <w:t xml:space="preserve">7. Limitaciones</w:t>
+      </w:r>
+    </w:p>
+    <w:p>
+      <w:pPr>
+        <w:spacing w:after="160" w:lineRule="auto"/>
+        <w:rPr/>
+      </w:pPr>
+      <w:r>
+        <w:rPr>
+          <w:rFonts w:ascii="Arial Unicode MS" w:cs="Arial Unicode MS" w:eastAsia="Arial Unicode MS" w:hAnsi="Arial Unicode MS"/>
+          <w:rtl w:val="0"/>
+        </w:rPr>
+        <w:t xml:space="preserve">En el v6, 5 preguntas siguen por debajo de 0.8:</w:t>
+      </w:r>
+    </w:p>
+    <w:tbl>
+      <w:tblPr>
+        <w:tblStyle w:val="Table1"/>
+        <w:tblW w:w="9360.0" w:type="dxa"/>
+        <w:jc w:val="left"/>
+        <w:tblBorders>
+          <w:top w:color="000000" w:space="0" w:sz="4" w:val="single"/>
+          <w:left w:color="000000" w:space="0" w:sz="4" w:val="single"/>
+          <w:bottom w:color="000000" w:space="0" w:sz="4" w:val="single"/>
+          <w:right w:color="000000" w:space="0" w:sz="4" w:val="single"/>
+          <w:insideH w:color="000000" w:space="0" w:sz="4" w:val="single"/>
+          <w:insideV w:color="000000" w:space="0" w:sz="4" w:val="single"/>
+        </w:tblBorders>
+        <w:tblLayout w:type="fixed"/>
+        <w:tblLook w:val="0000"/>
+      </w:tblPr>
+      <w:tblGrid>
+        <w:gridCol w:w="700"/>
+        <w:gridCol w:w="3000"/>
+        <w:gridCol w:w="1100"/>
+        <w:gridCol w:w="4560"/>
+        <w:tblGridChange w:id="0">
+          <w:tblGrid>
+            <w:gridCol w:w="700"/>
+            <w:gridCol w:w="3000"/>
+            <w:gridCol w:w="1100"/>
+            <w:gridCol w:w="4560"/>
+          </w:tblGrid>
+        </w:tblGridChange>
+      </w:tblGrid>
+      <w:tr>
+        <w:trPr>
+          <w:cantSplit w:val="1"/>
+          <w:tblHeader w:val="1"/>
+        </w:trPr>
+        <w:tc>
+          <w:tcPr>
+            <w:tcW w:w="700" w:type="dxa"/>
+            <w:tcBorders>
+              <w:top w:color="999999" w:space="0" w:sz="4" w:val="single"/>
+              <w:left w:color="999999" w:space="0" w:sz="4" w:val="single"/>
+              <w:bottom w:color="999999" w:space="0" w:sz="4" w:val="single"/>
+              <w:right w:color="999999" w:space="0" w:sz="4" w:val="single"/>
+            </w:tcBorders>
+            <w:shd w:fill="d5e8f0" w:val="clear"/>
+            <w:tcMar>
+              <w:top w:w="100.0" w:type="dxa"/>
+              <w:left w:w="140.0" w:type="dxa"/>
+              <w:bottom w:w="100.0" w:type="dxa"/>
+              <w:right w:w="140.0" w:type="dxa"/>
+            </w:tcMar>
+          </w:tcPr>
+          <w:p>
+            <w:pPr>
+              <w:rPr/>
+            </w:pPr>
+            <w:r>
+              <w:rPr>
+                <w:b w:val="1"/>
+                <w:bCs w:val="1"/>
+                <w:rtl w:val="0"/>
+              </w:rPr>
+              <w:t xml:space="preserve">#</w:t>
+            </w:r>
+          </w:p>
+        </w:tc>
+        <w:tc>
+          <w:tcPr>
+            <w:tcW w:w="3000" w:type="dxa"/>
+            <w:tcBorders>
+              <w:top w:color="999999" w:space="0" w:sz="4" w:val="single"/>
+              <w:left w:color="999999" w:space="0" w:sz="4" w:val="single"/>
+              <w:bottom w:color="999999" w:space="0" w:sz="4" w:val="single"/>
+              <w:right w:color="999999" w:space="0" w:sz="4" w:val="single"/>
+            </w:tcBorders>
+            <w:shd w:fill="d5e8f0" w:val="clear"/>
+            <w:tcMar>
+              <w:top w:w="100.0" w:type="dxa"/>
+              <w:left w:w="140.0" w:type="dxa"/>
+              <w:bottom w:w="100.0" w:type="dxa"/>
+              <w:right w:w="140.0" w:type="dxa"/>
+            </w:tcMar>
+          </w:tcPr>
+          <w:p>
+            <w:pPr>
+              <w:rPr/>
+            </w:pPr>
+            <w:r>
+              <w:rPr>
+                <w:b w:val="1"/>
+                <w:bCs w:val="1"/>
+                <w:rtl w:val="0"/>
+              </w:rPr>
+              <w:t xml:space="preserve">Pregunta</w:t>
+            </w:r>
+          </w:p>
+        </w:tc>
+        <w:tc>
+          <w:tcPr>
+            <w:tcW w:w="1100" w:type="dxa"/>
+            <w:tcBorders>
+              <w:top w:color="999999" w:space="0" w:sz="4" w:val="single"/>
+              <w:left w:color="999999" w:space="0" w:sz="4" w:val="single"/>
+              <w:bottom w:color="999999" w:space="0" w:sz="4" w:val="single"/>
+              <w:right w:color="999999" w:space="0" w:sz="4" w:val="single"/>
+            </w:tcBorders>
+            <w:shd w:fill="d5e8f0" w:val="clear"/>
+            <w:tcMar>
+              <w:top w:w="100.0" w:type="dxa"/>
+              <w:left w:w="140.0" w:type="dxa"/>
+              <w:bottom w:w="100.0" w:type="dxa"/>
+              <w:right w:w="140.0" w:type="dxa"/>
+            </w:tcMar>
+          </w:tcPr>
+          <w:p>
+            <w:pPr>
+              <w:rPr/>
+            </w:pPr>
+            <w:r>
+              <w:rPr>
+                <w:b w:val="1"/>
+                <w:bCs w:val="1"/>
+                <w:rtl w:val="0"/>
+              </w:rPr>
+              <w:t xml:space="preserve">Global v6</w:t>
+            </w:r>
+          </w:p>
+        </w:tc>
+        <w:tc>
+          <w:tcPr>
+            <w:tcW w:w="4560" w:type="dxa"/>
+            <w:tcBorders>
+              <w:top w:color="999999" w:space="0" w:sz="4" w:val="single"/>
+              <w:left w:color="999999" w:space="0" w:sz="4" w:val="single"/>
+              <w:bottom w:color="999999" w:space="0" w:sz="4" w:val="single"/>
+              <w:right w:color="999999" w:space="0" w:sz="4" w:val="single"/>
+            </w:tcBorders>
+            <w:shd w:fill="d5e8f0" w:val="clear"/>
+            <w:tcMar>
+              <w:top w:w="100.0" w:type="dxa"/>
+              <w:left w:w="140.0" w:type="dxa"/>
+              <w:bottom w:w="100.0" w:type="dxa"/>
+              <w:right w:w="140.0" w:type="dxa"/>
+            </w:tcMar>
+          </w:tcPr>
+          <w:p>
+            <w:pPr>
+              <w:rPr/>
+            </w:pPr>
+            <w:r>
+              <w:rPr>
+                <w:b w:val="1"/>
+                <w:bCs w:val="1"/>
+                <w:rtl w:val="0"/>
+              </w:rPr>
+              <w:t xml:space="preserve">Causa</w:t>
+            </w:r>
+          </w:p>
+        </w:tc>
+      </w:tr>
+      <w:tr>
+        <w:trPr>
+          <w:cantSplit w:val="1"/>
+          <w:tblHeader w:val="0"/>
+        </w:trPr>
+        <w:tc>
+          <w:tcPr>
+            <w:tcW w:w="700" w:type="dxa"/>
+            <w:tcBorders>
+              <w:top w:color="999999" w:space="0" w:sz="4" w:val="single"/>
+              <w:left w:color="999999" w:space="0" w:sz="4" w:val="single"/>
+              <w:bottom w:color="999999" w:space="0" w:sz="4" w:val="single"/>
+              <w:right w:color="999999" w:space="0" w:sz="4" w:val="single"/>
+            </w:tcBorders>
+            <w:tcMar>
+              <w:top w:w="100.0" w:type="dxa"/>
+              <w:left w:w="140.0" w:type="dxa"/>
+              <w:bottom w:w="100.0" w:type="dxa"/>
+              <w:right w:w="140.0" w:type="dxa"/>
+            </w:tcMar>
+          </w:tcPr>
+          <w:p>
+            <w:pPr>
+              <w:rPr/>
+            </w:pPr>
+            <w:r>
+              <w:rPr>
+                <w:rtl w:val="0"/>
+              </w:rPr>
+              <w:t xml:space="preserve">24</w:t>
+            </w:r>
+          </w:p>
+        </w:tc>
+        <w:tc>
+          <w:tcPr>
+            <w:tcW w:w="3000" w:type="dxa"/>
+            <w:tcBorders>
+              <w:top w:color="999999" w:space="0" w:sz="4" w:val="single"/>
+              <w:left w:color="999999" w:space="0" w:sz="4" w:val="single"/>
+              <w:bottom w:color="999999" w:space="0" w:sz="4" w:val="single"/>
+              <w:right w:color="999999" w:space="0" w:sz="4" w:val="single"/>
+            </w:tcBorders>
+            <w:tcMar>
+              <w:top w:w="100.0" w:type="dxa"/>
+              <w:left w:w="140.0" w:type="dxa"/>
+              <w:bottom w:w="100.0" w:type="dxa"/>
+              <w:right w:w="140.0" w:type="dxa"/>
+            </w:tcMar>
+          </w:tcPr>
+          <w:p>
+            <w:pPr>
+              <w:rPr/>
+            </w:pPr>
+            <w:r>
+              <w:rPr>
+                <w:rtl w:val="0"/>
+              </w:rPr>
+              <w:t xml:space="preserve">Tres tipos de tejido muscular y sus características</w:t>
+            </w:r>
+          </w:p>
+        </w:tc>
+        <w:tc>
+          <w:tcPr>
+            <w:tcW w:w="1100" w:type="dxa"/>
+            <w:tcBorders>
+              <w:top w:color="999999" w:space="0" w:sz="4" w:val="single"/>
+              <w:left w:color="999999" w:space="0" w:sz="4" w:val="single"/>
+              <w:bottom w:color="999999" w:space="0" w:sz="4" w:val="single"/>
+              <w:right w:color="999999" w:space="0" w:sz="4" w:val="single"/>
+            </w:tcBorders>
+            <w:tcMar>
+              <w:top w:w="100.0" w:type="dxa"/>
+              <w:left w:w="140.0" w:type="dxa"/>
+              <w:bottom w:w="100.0" w:type="dxa"/>
+              <w:right w:w="140.0" w:type="dxa"/>
+            </w:tcMar>
+          </w:tcPr>
+          <w:p>
+            <w:pPr>
+              <w:rPr/>
+            </w:pPr>
+            <w:r>
+              <w:rPr>
+                <w:rtl w:val="0"/>
+              </w:rPr>
+              <w:t xml:space="preserve">0.61</w:t>
+            </w:r>
+          </w:p>
+        </w:tc>
+        <w:tc>
+          <w:tcPr>
+            <w:tcW w:w="4560" w:type="dxa"/>
+            <w:tcBorders>
+              <w:top w:color="999999" w:space="0" w:sz="4" w:val="single"/>
+              <w:left w:color="999999" w:space="0" w:sz="4" w:val="single"/>
+              <w:bottom w:color="999999" w:space="0" w:sz="4" w:val="single"/>
+              <w:right w:color="999999" w:space="0" w:sz="4" w:val="single"/>
+            </w:tcBorders>
+            <w:tcMar>
+              <w:top w:w="100.0" w:type="dxa"/>
+              <w:left w:w="140.0" w:type="dxa"/>
+              <w:bottom w:w="100.0" w:type="dxa"/>
+              <w:right w:w="140.0" w:type="dxa"/>
+            </w:tcMar>
+          </w:tcPr>
+          <w:p>
+            <w:pPr>
+              <w:rPr/>
+            </w:pPr>
+            <w:r>
+              <w:rPr>
+                <w:rtl w:val="0"/>
+              </w:rPr>
+              <w:t xml:space="preserve">Búsqueda: la respuesta está repartida en tres fragmentos, uno por tipo, y ninguno repite "tipos"</w:t>
+            </w:r>
+          </w:p>
+        </w:tc>
+      </w:tr>
+      <w:tr>
+        <w:trPr>
+          <w:cantSplit w:val="1"/>
+          <w:tblHeader w:val="0"/>
+        </w:trPr>
+        <w:tc>
+          <w:tcPr>
+            <w:tcW w:w="700" w:type="dxa"/>
+            <w:tcBorders>
+              <w:top w:color="999999" w:space="0" w:sz="4" w:val="single"/>
+              <w:left w:color="999999" w:space="0" w:sz="4" w:val="single"/>
+              <w:bottom w:color="999999" w:space="0" w:sz="4" w:val="single"/>
+              <w:right w:color="999999" w:space="0" w:sz="4" w:val="single"/>
+            </w:tcBorders>
+            <w:tcMar>
+              <w:top w:w="100.0" w:type="dxa"/>
+              <w:left w:w="140.0" w:type="dxa"/>
+              <w:bottom w:w="100.0" w:type="dxa"/>
+              <w:right w:w="140.0" w:type="dxa"/>
+            </w:tcMar>
+          </w:tcPr>
+          <w:p>
+            <w:pPr>
+              <w:rPr/>
+            </w:pPr>
+            <w:r>
+              <w:rPr>
+                <w:rtl w:val="0"/>
+              </w:rPr>
+              <w:t xml:space="preserve">4</w:t>
+            </w:r>
+          </w:p>
+        </w:tc>
+        <w:tc>
+          <w:tcPr>
+            <w:tcW w:w="3000" w:type="dxa"/>
+            <w:tcBorders>
+              <w:top w:color="999999" w:space="0" w:sz="4" w:val="single"/>
+              <w:left w:color="999999" w:space="0" w:sz="4" w:val="single"/>
+              <w:bottom w:color="999999" w:space="0" w:sz="4" w:val="single"/>
+              <w:right w:color="999999" w:space="0" w:sz="4" w:val="single"/>
+            </w:tcBorders>
+            <w:tcMar>
+              <w:top w:w="100.0" w:type="dxa"/>
+              <w:left w:w="140.0" w:type="dxa"/>
+              <w:bottom w:w="100.0" w:type="dxa"/>
+              <w:right w:w="140.0" w:type="dxa"/>
+            </w:tcMar>
+          </w:tcPr>
+          <w:p>
+            <w:pPr>
+              <w:rPr/>
+            </w:pPr>
+            <w:r>
+              <w:rPr>
+                <w:rtl w:val="0"/>
+              </w:rPr>
+              <w:t xml:space="preserve">Corte transversal de una arteria muscular pequeña</w:t>
+            </w:r>
+          </w:p>
+        </w:tc>
+        <w:tc>
+          <w:tcPr>
+            <w:tcW w:w="1100" w:type="dxa"/>
+            <w:tcBorders>
+              <w:top w:color="999999" w:space="0" w:sz="4" w:val="single"/>
+              <w:left w:color="999999" w:space="0" w:sz="4" w:val="single"/>
+              <w:bottom w:color="999999" w:space="0" w:sz="4" w:val="single"/>
+              <w:right w:color="999999" w:space="0" w:sz="4" w:val="single"/>
+            </w:tcBorders>
+            <w:tcMar>
+              <w:top w:w="100.0" w:type="dxa"/>
+              <w:left w:w="140.0" w:type="dxa"/>
+              <w:bottom w:w="100.0" w:type="dxa"/>
+              <w:right w:w="140.0" w:type="dxa"/>
+            </w:tcMar>
+          </w:tcPr>
+          <w:p>
+            <w:pPr>
+              <w:rPr/>
+            </w:pPr>
+            <w:r>
+              <w:rPr>
+                <w:rtl w:val="0"/>
+              </w:rPr>
+              <w:t xml:space="preserve">0.70</w:t>
+            </w:r>
+          </w:p>
+        </w:tc>
+        <w:tc>
+          <w:tcPr>
+            <w:tcW w:w="4560" w:type="dxa"/>
+            <w:tcBorders>
+              <w:top w:color="999999" w:space="0" w:sz="4" w:val="single"/>
+              <w:left w:color="999999" w:space="0" w:sz="4" w:val="single"/>
+              <w:bottom w:color="999999" w:space="0" w:sz="4" w:val="single"/>
+              <w:right w:color="999999" w:space="0" w:sz="4" w:val="single"/>
+            </w:tcBorders>
+            <w:tcMar>
+              <w:top w:w="100.0" w:type="dxa"/>
+              <w:left w:w="140.0" w:type="dxa"/>
+              <w:bottom w:w="100.0" w:type="dxa"/>
+              <w:right w:w="140.0" w:type="dxa"/>
+            </w:tcMar>
+          </w:tcPr>
+          <w:p>
+            <w:pPr>
+              <w:rPr/>
+            </w:pPr>
+            <w:r>
+              <w:rPr>
+                <w:rtl w:val="0"/>
+              </w:rPr>
+              <w:t xml:space="preserve">Respuesta incompleta: omite el endotelio y la lámina elástica interna</w:t>
+            </w:r>
+          </w:p>
+        </w:tc>
+      </w:tr>
+      <w:tr>
+        <w:trPr>
+          <w:cantSplit w:val="1"/>
+          <w:tblHeader w:val="0"/>
+        </w:trPr>
+        <w:tc>
+          <w:tcPr>
+            <w:tcW w:w="700" w:type="dxa"/>
+            <w:tcBorders>
+              <w:top w:color="999999" w:space="0" w:sz="4" w:val="single"/>
+              <w:left w:color="999999" w:space="0" w:sz="4" w:val="single"/>
+              <w:bottom w:color="999999" w:space="0" w:sz="4" w:val="single"/>
+              <w:right w:color="999999" w:space="0" w:sz="4" w:val="single"/>
+            </w:tcBorders>
+            <w:tcMar>
+              <w:top w:w="100.0" w:type="dxa"/>
+              <w:left w:w="140.0" w:type="dxa"/>
+              <w:bottom w:w="100.0" w:type="dxa"/>
+              <w:right w:w="140.0" w:type="dxa"/>
+            </w:tcMar>
+          </w:tcPr>
+          <w:p>
+            <w:pPr>
+              <w:rPr/>
+            </w:pPr>
+            <w:r>
+              <w:rPr>
+                <w:rtl w:val="0"/>
+              </w:rPr>
+              <w:t xml:space="preserve">9</w:t>
+            </w:r>
+          </w:p>
+        </w:tc>
+        <w:tc>
+          <w:tcPr>
+            <w:tcW w:w="3000" w:type="dxa"/>
+            <w:tcBorders>
+              <w:top w:color="999999" w:space="0" w:sz="4" w:val="single"/>
+              <w:left w:color="999999" w:space="0" w:sz="4" w:val="single"/>
+              <w:bottom w:color="999999" w:space="0" w:sz="4" w:val="single"/>
+              <w:right w:color="999999" w:space="0" w:sz="4" w:val="single"/>
+            </w:tcBorders>
+            <w:tcMar>
+              <w:top w:w="100.0" w:type="dxa"/>
+              <w:left w:w="140.0" w:type="dxa"/>
+              <w:bottom w:w="100.0" w:type="dxa"/>
+              <w:right w:w="140.0" w:type="dxa"/>
+            </w:tcMar>
+          </w:tcPr>
+          <w:p>
+            <w:pPr>
+              <w:rPr/>
+            </w:pPr>
+            <w:r>
+              <w:rPr>
+                <w:rtl w:val="0"/>
+              </w:rPr>
+              <w:t xml:space="preserve">Espermatogonia A oscura</w:t>
+            </w:r>
+          </w:p>
+        </w:tc>
+        <w:tc>
+          <w:tcPr>
+            <w:tcW w:w="1100" w:type="dxa"/>
+            <w:tcBorders>
+              <w:top w:color="999999" w:space="0" w:sz="4" w:val="single"/>
+              <w:left w:color="999999" w:space="0" w:sz="4" w:val="single"/>
+              <w:bottom w:color="999999" w:space="0" w:sz="4" w:val="single"/>
+              <w:right w:color="999999" w:space="0" w:sz="4" w:val="single"/>
+            </w:tcBorders>
+            <w:tcMar>
+              <w:top w:w="100.0" w:type="dxa"/>
+              <w:left w:w="140.0" w:type="dxa"/>
+              <w:bottom w:w="100.0" w:type="dxa"/>
+              <w:right w:w="140.0" w:type="dxa"/>
+            </w:tcMar>
+          </w:tcPr>
+          <w:p>
+            <w:pPr>
+              <w:rPr/>
+            </w:pPr>
+            <w:r>
+              <w:rPr>
+                <w:rtl w:val="0"/>
+              </w:rPr>
+              <w:t xml:space="preserve">0.71</w:t>
+            </w:r>
+          </w:p>
+        </w:tc>
+        <w:tc>
+          <w:tcPr>
+            <w:tcW w:w="4560" w:type="dxa"/>
+            <w:tcBorders>
+              <w:top w:color="999999" w:space="0" w:sz="4" w:val="single"/>
+              <w:left w:color="999999" w:space="0" w:sz="4" w:val="single"/>
+              <w:bottom w:color="999999" w:space="0" w:sz="4" w:val="single"/>
+              <w:right w:color="999999" w:space="0" w:sz="4" w:val="single"/>
+            </w:tcBorders>
+            <w:tcMar>
+              <w:top w:w="100.0" w:type="dxa"/>
+              <w:left w:w="140.0" w:type="dxa"/>
+              <w:bottom w:w="100.0" w:type="dxa"/>
+              <w:right w:w="140.0" w:type="dxa"/>
+            </w:tcMar>
+          </w:tcPr>
+          <w:p>
+            <w:pPr>
+              <w:rPr/>
+            </w:pPr>
+            <w:r>
+              <w:rPr>
+                <w:rtl w:val="0"/>
+              </w:rPr>
+              <w:t xml:space="preserve">Respuesta incompleta: el contexto tiene todo, pero Qwen responde en una oración</w:t>
+            </w:r>
+          </w:p>
+        </w:tc>
+      </w:tr>
+      <w:tr>
+        <w:trPr>
+          <w:cantSplit w:val="1"/>
+          <w:tblHeader w:val="0"/>
+        </w:trPr>
+        <w:tc>
+          <w:tcPr>
+            <w:tcW w:w="700" w:type="dxa"/>
+            <w:tcBorders>
+              <w:top w:color="999999" w:space="0" w:sz="4" w:val="single"/>
+              <w:left w:color="999999" w:space="0" w:sz="4" w:val="single"/>
+              <w:bottom w:color="999999" w:space="0" w:sz="4" w:val="single"/>
+              <w:right w:color="999999" w:space="0" w:sz="4" w:val="single"/>
+            </w:tcBorders>
+            <w:tcMar>
+              <w:top w:w="100.0" w:type="dxa"/>
+              <w:left w:w="140.0" w:type="dxa"/>
+              <w:bottom w:w="100.0" w:type="dxa"/>
+              <w:right w:w="140.0" w:type="dxa"/>
+            </w:tcMar>
+          </w:tcPr>
+          <w:p>
+            <w:pPr>
+              <w:rPr/>
+            </w:pPr>
+            <w:r>
+              <w:rPr>
+                <w:rtl w:val="0"/>
+              </w:rPr>
+              <w:t xml:space="preserve">5</w:t>
+            </w:r>
+          </w:p>
+        </w:tc>
+        <w:tc>
+          <w:tcPr>
+            <w:tcW w:w="3000" w:type="dxa"/>
+            <w:tcBorders>
+              <w:top w:color="999999" w:space="0" w:sz="4" w:val="single"/>
+              <w:left w:color="999999" w:space="0" w:sz="4" w:val="single"/>
+              <w:bottom w:color="999999" w:space="0" w:sz="4" w:val="single"/>
+              <w:right w:color="999999" w:space="0" w:sz="4" w:val="single"/>
+            </w:tcBorders>
+            <w:tcMar>
+              <w:top w:w="100.0" w:type="dxa"/>
+              <w:left w:w="140.0" w:type="dxa"/>
+              <w:bottom w:w="100.0" w:type="dxa"/>
+              <w:right w:w="140.0" w:type="dxa"/>
+            </w:tcMar>
+          </w:tcPr>
+          <w:p>
+            <w:pPr>
+              <w:rPr/>
+            </w:pPr>
+            <w:r>
+              <w:rPr>
+                <w:rtl w:val="0"/>
+              </w:rPr>
+              <w:t xml:space="preserve">Organización del tejido testicular</w:t>
+            </w:r>
+          </w:p>
+        </w:tc>
+        <w:tc>
+          <w:tcPr>
+            <w:tcW w:w="1100" w:type="dxa"/>
+            <w:tcBorders>
+              <w:top w:color="999999" w:space="0" w:sz="4" w:val="single"/>
+              <w:left w:color="999999" w:space="0" w:sz="4" w:val="single"/>
+              <w:bottom w:color="999999" w:space="0" w:sz="4" w:val="single"/>
+              <w:right w:color="999999" w:space="0" w:sz="4" w:val="single"/>
+            </w:tcBorders>
+            <w:tcMar>
+              <w:top w:w="100.0" w:type="dxa"/>
+              <w:left w:w="140.0" w:type="dxa"/>
+              <w:bottom w:w="100.0" w:type="dxa"/>
+              <w:right w:w="140.0" w:type="dxa"/>
+            </w:tcMar>
+          </w:tcPr>
+          <w:p>
+            <w:pPr>
+              <w:rPr/>
+            </w:pPr>
+            <w:r>
+              <w:rPr>
+                <w:rtl w:val="0"/>
+              </w:rPr>
+              <w:t xml:space="preserve">0.75</w:t>
+            </w:r>
+          </w:p>
+        </w:tc>
+        <w:tc>
+          <w:tcPr>
+            <w:tcW w:w="4560" w:type="dxa"/>
+            <w:tcBorders>
+              <w:top w:color="999999" w:space="0" w:sz="4" w:val="single"/>
+              <w:left w:color="999999" w:space="0" w:sz="4" w:val="single"/>
+              <w:bottom w:color="999999" w:space="0" w:sz="4" w:val="single"/>
+              <w:right w:color="999999" w:space="0" w:sz="4" w:val="single"/>
+            </w:tcBorders>
+            <w:tcMar>
+              <w:top w:w="100.0" w:type="dxa"/>
+              <w:left w:w="140.0" w:type="dxa"/>
+              <w:bottom w:w="100.0" w:type="dxa"/>
+              <w:right w:w="140.0" w:type="dxa"/>
+            </w:tcMar>
+          </w:tcPr>
+          <w:p>
+            <w:pPr>
+              <w:rPr/>
+            </w:pPr>
+            <w:r>
+              <w:rPr>
+                <w:rtl w:val="0"/>
+              </w:rPr>
+              <w:t xml:space="preserve">Respuesta incompleta: omite el intersticio (en el v5 lo incluía)</w:t>
+            </w:r>
+          </w:p>
+        </w:tc>
+      </w:tr>
+      <w:tr>
+        <w:trPr>
+          <w:cantSplit w:val="1"/>
+          <w:tblHeader w:val="0"/>
+        </w:trPr>
+        <w:tc>
+          <w:tcPr>
+            <w:tcW w:w="700" w:type="dxa"/>
+            <w:tcBorders>
+              <w:top w:color="999999" w:space="0" w:sz="4" w:val="single"/>
+              <w:left w:color="999999" w:space="0" w:sz="4" w:val="single"/>
+              <w:bottom w:color="999999" w:space="0" w:sz="4" w:val="single"/>
+              <w:right w:color="999999" w:space="0" w:sz="4" w:val="single"/>
+            </w:tcBorders>
+            <w:tcMar>
+              <w:top w:w="100.0" w:type="dxa"/>
+              <w:left w:w="140.0" w:type="dxa"/>
+              <w:bottom w:w="100.0" w:type="dxa"/>
+              <w:right w:w="140.0" w:type="dxa"/>
+            </w:tcMar>
+          </w:tcPr>
+          <w:p>
+            <w:pPr>
+              <w:rPr/>
+            </w:pPr>
+            <w:r>
+              <w:rPr>
+                <w:rtl w:val="0"/>
+              </w:rPr>
+              <w:t xml:space="preserve">18</w:t>
+            </w:r>
+          </w:p>
+        </w:tc>
+        <w:tc>
+          <w:tcPr>
+            <w:tcW w:w="3000" w:type="dxa"/>
+            <w:tcBorders>
+              <w:top w:color="999999" w:space="0" w:sz="4" w:val="single"/>
+              <w:left w:color="999999" w:space="0" w:sz="4" w:val="single"/>
+              <w:bottom w:color="999999" w:space="0" w:sz="4" w:val="single"/>
+              <w:right w:color="999999" w:space="0" w:sz="4" w:val="single"/>
+            </w:tcBorders>
+            <w:tcMar>
+              <w:top w:w="100.0" w:type="dxa"/>
+              <w:left w:w="140.0" w:type="dxa"/>
+              <w:bottom w:w="100.0" w:type="dxa"/>
+              <w:right w:w="140.0" w:type="dxa"/>
+            </w:tcMar>
+          </w:tcPr>
+          <w:p>
+            <w:pPr>
+              <w:rPr/>
+            </w:pPr>
+            <w:r>
+              <w:rPr>
+                <w:rtl w:val="0"/>
+              </w:rPr>
+              <w:t xml:space="preserve">Cartílago hialino del disco de crecimiento</w:t>
+            </w:r>
+          </w:p>
+        </w:tc>
+        <w:tc>
+          <w:tcPr>
+            <w:tcW w:w="1100" w:type="dxa"/>
+            <w:tcBorders>
+              <w:top w:color="999999" w:space="0" w:sz="4" w:val="single"/>
+              <w:left w:color="999999" w:space="0" w:sz="4" w:val="single"/>
+              <w:bottom w:color="999999" w:space="0" w:sz="4" w:val="single"/>
+              <w:right w:color="999999" w:space="0" w:sz="4" w:val="single"/>
+            </w:tcBorders>
+            <w:tcMar>
+              <w:top w:w="100.0" w:type="dxa"/>
+              <w:left w:w="140.0" w:type="dxa"/>
+              <w:bottom w:w="100.0" w:type="dxa"/>
+              <w:right w:w="140.0" w:type="dxa"/>
+            </w:tcMar>
+          </w:tcPr>
+          <w:p>
+            <w:pPr>
+              <w:rPr/>
+            </w:pPr>
+            <w:r>
+              <w:rPr>
+                <w:rtl w:val="0"/>
+              </w:rPr>
+              <w:t xml:space="preserve">0.75</w:t>
+            </w:r>
+          </w:p>
+        </w:tc>
+        <w:tc>
+          <w:tcPr>
+            <w:tcW w:w="4560" w:type="dxa"/>
+            <w:tcBorders>
+              <w:top w:color="999999" w:space="0" w:sz="4" w:val="single"/>
+              <w:left w:color="999999" w:space="0" w:sz="4" w:val="single"/>
+              <w:bottom w:color="999999" w:space="0" w:sz="4" w:val="single"/>
+              <w:right w:color="999999" w:space="0" w:sz="4" w:val="single"/>
+            </w:tcBorders>
+            <w:tcMar>
+              <w:top w:w="100.0" w:type="dxa"/>
+              <w:left w:w="140.0" w:type="dxa"/>
+              <w:bottom w:w="100.0" w:type="dxa"/>
+              <w:right w:w="140.0" w:type="dxa"/>
+            </w:tcMar>
+          </w:tcPr>
+          <w:p>
+            <w:pPr>
+              <w:rPr/>
+            </w:pPr>
+            <w:r>
+              <w:rPr>
+                <w:rtl w:val="0"/>
+              </w:rPr>
+              <w:t xml:space="preserve">Respuesta incompleta: omite la laminilla (Hueso fracturado 79.c)</w:t>
+            </w:r>
+          </w:p>
+        </w:tc>
+      </w:tr>
+    </w:tbl>
+    <w:p>
+      <w:pPr>
+        <w:rPr/>
+      </w:pPr>
+    </w:p>
+    <w:p>
+      <w:pPr>
+        <w:spacing w:after="160" w:lineRule="auto"/>
+        <w:rPr/>
+      </w:pPr>
+      <w:r>
+        <w:rPr>
+          <w:rFonts w:ascii="Arial Unicode MS" w:cs="Arial Unicode MS" w:eastAsia="Arial Unicode MS" w:hAnsi="Arial Unicode MS"/>
+          <w:rtl w:val="0"/>
+        </w:rPr>
+        <w:t xml:space="preserve">Solo la #24 falla por recuperación. En las demás, el contexto trae la respuesta y Qwen la resume de más: es lo que un prompt puede mejorar. Además, el estilo docente sigue siendo la dimensión más baja (3.59 sobre 5).</w:t>
+      </w:r>
+    </w:p>
+    <w:p>
+      <w:pPr>
+        <w:pStyle w:val="Heading1"/>
+        <w:rPr/>
+      </w:pPr>
+      <w:r>
+        <w:rPr>
+          <w:rtl w:val="0"/>
+        </w:rPr>
+        <w:t xml:space="preserve">8. Organización del Repositorio</w:t>
       </w:r>
     </w:p>
     <w:p>
@@ -6448,7 +10025,7 @@
           <w:szCs w:val="20"/>
           <w:rtl w:val="0"/>
         </w:rPr>
-        <w:t xml:space="preserve">├── modelos.py     # lista y prueba los modelos de Groq</w:t>
+        <w:t xml:space="preserve">├── modelos.py       # lista y prueba los modelos de Groq</w:t>
       </w:r>
     </w:p>
     <w:p>
@@ -6463,7 +10040,7 @@
           <w:szCs w:val="20"/>
           <w:rtl w:val="0"/>
         </w:rPr>
-        <w:t xml:space="preserve">├── baseline.py    # pipeline completo sobre el golden set</w:t>
+        <w:t xml:space="preserve">├── baseline.py      # pipeline completo sobre el golden set</w:t>
       </w:r>
     </w:p>
     <w:p>
@@ -6478,7 +10055,7 @@
           <w:szCs w:val="20"/>
           <w:rtl w:val="0"/>
         </w:rPr>
-        <w:t xml:space="preserve">├── juez.py        # LLM como juez con la rúbrica docente</w:t>
+        <w:t xml:space="preserve">├── juez.py          # LLM como juez con la rúbrica docente</w:t>
       </w:r>
     </w:p>
     <w:p>
@@ -6493,7 +10070,7 @@
           <w:szCs w:val="20"/>
           <w:rtl w:val="0"/>
         </w:rPr>
-        <w:t xml:space="preserve">├── gepa.py        # optimización del prompt con DSPy GEPA</w:t>
+        <w:t xml:space="preserve">├── gepa.py          # optimización del prompt con DSPy GEPA</w:t>
       </w:r>
     </w:p>
     <w:p>
@@ -6508,7 +10085,7 @@
           <w:szCs w:val="20"/>
           <w:rtl w:val="0"/>
         </w:rPr>
-        <w:t xml:space="preserve">├── comparar.py    # compara dos corridas pregunta por pregunta</w:t>
+        <w:t xml:space="preserve">├── comparar.py      # compara dos corridas pregunta por pregunta</w:t>
       </w:r>
     </w:p>
     <w:p>
@@ -6523,26 +10100,14 @@
           <w:szCs w:val="20"/>
           <w:rtl w:val="0"/>
         </w:rPr>
-        <w:t xml:space="preserve">└── resultados/    # JSONL de cada corrida y logs de GEPA</w:t>
-      </w:r>
-    </w:p>
-    <w:p>
-      <w:pPr>
-        <w:rPr/>
-      </w:pPr>
-    </w:p>
-    <w:p>
-      <w:pPr>
-        <w:spacing w:after="160" w:lineRule="auto"/>
-        <w:rPr/>
-      </w:pPr>
-      <w:r>
-        <w:rPr>
-          <w:rFonts w:ascii="Arial Unicode MS" w:cs="Arial Unicode MS" w:eastAsia="Arial Unicode MS" w:hAnsi="Arial Unicode MS"/>
-          <w:rtl w:val="0"/>
-        </w:rPr>
-        <w:t xml:space="preserve">La secuencia de comandos para reproducir la etapa, desde </w:t>
-      </w:r>
+        <w:t xml:space="preserve">├── inspeccionar.py  # contexto recuperado y juicio por pregunta</w:t>
+      </w:r>
+    </w:p>
+    <w:p>
+      <w:pPr>
+        <w:spacing w:after="60" w:before="60" w:lineRule="auto"/>
+        <w:rPr/>
+      </w:pPr>
       <w:r>
         <w:rPr>
           <w:rFonts w:ascii="Consolas" w:cs="Consolas" w:eastAsia="Consolas" w:hAnsi="Consolas"/>
@@ -6550,14 +10115,7 @@
           <w:szCs w:val="20"/>
           <w:rtl w:val="0"/>
         </w:rPr>
-        <w:t xml:space="preserve">app/</w:t>
-      </w:r>
-      <w:r>
-        <w:rPr>
-          <w:rFonts w:ascii="Arial Unicode MS" w:cs="Arial Unicode MS" w:eastAsia="Arial Unicode MS" w:hAnsi="Arial Unicode MS"/>
-          <w:rtl w:val="0"/>
-        </w:rPr>
-        <w:t xml:space="preserve">:</w:t>
+        <w:t xml:space="preserve">├── recuperacion.py  # recall de la búsqueda según el peso coseno/BM25</w:t>
       </w:r>
     </w:p>
     <w:p>
@@ -6572,14 +10130,26 @@
           <w:szCs w:val="20"/>
           <w:rtl w:val="0"/>
         </w:rPr>
-        <w:t xml:space="preserve">uv run python -m optimizacion.modelos --probar</w:t>
-      </w:r>
-    </w:p>
-    <w:p>
-      <w:pPr>
-        <w:spacing w:after="60" w:before="60" w:lineRule="auto"/>
-        <w:rPr/>
-      </w:pPr>
+        <w:t xml:space="preserve">└── resultados/      # JSONL de cada corrida y logs de GEPA</w:t>
+      </w:r>
+    </w:p>
+    <w:p>
+      <w:pPr>
+        <w:rPr/>
+      </w:pPr>
+    </w:p>
+    <w:p>
+      <w:pPr>
+        <w:spacing w:after="160" w:lineRule="auto"/>
+        <w:rPr/>
+      </w:pPr>
+      <w:r>
+        <w:rPr>
+          <w:rFonts w:ascii="Arial Unicode MS" w:cs="Arial Unicode MS" w:eastAsia="Arial Unicode MS" w:hAnsi="Arial Unicode MS"/>
+          <w:rtl w:val="0"/>
+        </w:rPr>
+        <w:t xml:space="preserve">La secuencia de comandos para reproducir la etapa, desde </w:t>
+      </w:r>
       <w:r>
         <w:rPr>
           <w:rFonts w:ascii="Consolas" w:cs="Consolas" w:eastAsia="Consolas" w:hAnsi="Consolas"/>
@@ -6587,7 +10157,14 @@
           <w:szCs w:val="20"/>
           <w:rtl w:val="0"/>
         </w:rPr>
-        <w:t xml:space="preserve">uv run python -m optimizacion.baseline --salida optimizacion/resultados/baseline-v2.jsonl</w:t>
+        <w:t xml:space="preserve">app/</w:t>
+      </w:r>
+      <w:r>
+        <w:rPr>
+          <w:rFonts w:ascii="Arial Unicode MS" w:cs="Arial Unicode MS" w:eastAsia="Arial Unicode MS" w:hAnsi="Arial Unicode MS"/>
+          <w:rtl w:val="0"/>
+        </w:rPr>
+        <w:t xml:space="preserve">:</w:t>
       </w:r>
     </w:p>
     <w:p>
@@ -6602,7 +10179,7 @@
           <w:szCs w:val="20"/>
           <w:rtl w:val="0"/>
         </w:rPr>
-        <w:t xml:space="preserve">uv run python -m optimizacion.juez optimizacion/resultados/baseline-v2.jsonl</w:t>
+        <w:t xml:space="preserve">uv run python -m optimizacion.modelos --probar</w:t>
       </w:r>
     </w:p>
     <w:p>
@@ -6617,7 +10194,7 @@
           <w:szCs w:val="20"/>
           <w:rtl w:val="0"/>
         </w:rPr>
-        <w:t xml:space="preserve">uv run python -m optimizacion.comparar &lt;corrida-A&gt;-juez.jsonl &lt;corrida-B&gt;-juez.jsonl</w:t>
+        <w:t xml:space="preserve">uv run python -m optimizacion.baseline --salida optimizacion/resultados/baseline-v2.jsonl</w:t>
       </w:r>
     </w:p>
     <w:p>
@@ -6632,13 +10209,150 @@
           <w:szCs w:val="20"/>
           <w:rtl w:val="0"/>
         </w:rPr>
+        <w:t xml:space="preserve">uv run python -m optimizacion.juez optimizacion/resultados/baseline-v2.jsonl</w:t>
+      </w:r>
+    </w:p>
+    <w:p>
+      <w:pPr>
+        <w:spacing w:after="60" w:before="60" w:lineRule="auto"/>
+        <w:rPr/>
+      </w:pPr>
+      <w:r>
+        <w:rPr>
+          <w:rFonts w:ascii="Consolas" w:cs="Consolas" w:eastAsia="Consolas" w:hAnsi="Consolas"/>
+          <w:sz w:val="20"/>
+          <w:szCs w:val="20"/>
+          <w:rtl w:val="0"/>
+        </w:rPr>
+        <w:t xml:space="preserve">uv run python -m optimizacion.comparar &lt;corrida-A&gt;-juez.jsonl &lt;corrida-B&gt;-juez.jsonl</w:t>
+      </w:r>
+    </w:p>
+    <w:p>
+      <w:pPr>
+        <w:spacing w:after="60" w:before="60" w:lineRule="auto"/>
+        <w:rPr/>
+      </w:pPr>
+      <w:r>
+        <w:rPr>
+          <w:rFonts w:ascii="Consolas" w:cs="Consolas" w:eastAsia="Consolas" w:hAnsi="Consolas"/>
+          <w:sz w:val="20"/>
+          <w:szCs w:val="20"/>
+          <w:rtl w:val="0"/>
+        </w:rPr>
         <w:t xml:space="preserve">uv run python -m optimizacion.gepa optimizacion/resultados/baseline-v2.jsonl --max-metric-calls 100</w:t>
       </w:r>
     </w:p>
     <w:p>
       <w:pPr>
-        <w:rPr/>
-      </w:pPr>
+        <w:spacing w:after="60" w:before="60" w:lineRule="auto"/>
+        <w:rPr/>
+      </w:pPr>
+      <w:r>
+        <w:rPr>
+          <w:rFonts w:ascii="Consolas" w:cs="Consolas" w:eastAsia="Consolas" w:hAnsi="Consolas"/>
+          <w:sz w:val="20"/>
+          <w:szCs w:val="20"/>
+          <w:rtl w:val="0"/>
+        </w:rPr>
+        <w:t xml:space="preserve">uv run python -m optimizacion.inspeccionar &lt;corrida&gt;.jsonl 1 5 15</w:t>
+      </w:r>
+    </w:p>
+    <w:p>
+      <w:pPr>
+        <w:spacing w:after="60" w:before="60" w:lineRule="auto"/>
+        <w:rPr/>
+      </w:pPr>
+      <w:r>
+        <w:rPr>
+          <w:rFonts w:ascii="Consolas" w:cs="Consolas" w:eastAsia="Consolas" w:hAnsi="Consolas"/>
+          <w:sz w:val="20"/>
+          <w:szCs w:val="20"/>
+          <w:rtl w:val="0"/>
+        </w:rPr>
+        <w:t xml:space="preserve">uv run python -m optimizacion.recuperacion --baseline &lt;corrida&gt;.jsonl</w:t>
+      </w:r>
+    </w:p>
+    <w:p>
+      <w:pPr>
+        <w:rPr/>
+      </w:pPr>
+    </w:p>
+    <w:p>
+      <w:pPr>
+        <w:spacing w:after="160" w:lineRule="auto"/>
+        <w:rPr/>
+      </w:pPr>
+      <w:r>
+        <w:rPr>
+          <w:rFonts w:ascii="Arial Unicode MS" w:cs="Arial Unicode MS" w:eastAsia="Arial Unicode MS" w:hAnsi="Arial Unicode MS"/>
+          <w:rtl w:val="0"/>
+        </w:rPr>
+        <w:t xml:space="preserve">La recuperación nueva está en </w:t>
+      </w:r>
+      <w:r>
+        <w:rPr>
+          <w:rFonts w:ascii="Consolas" w:cs="Consolas" w:eastAsia="Consolas" w:hAnsi="Consolas"/>
+          <w:sz w:val="20"/>
+          <w:szCs w:val="20"/>
+          <w:rtl w:val="0"/>
+        </w:rPr>
+        <w:t xml:space="preserve">app/src/chunking.py</w:t>
+      </w:r>
+      <w:r>
+        <w:rPr>
+          <w:rFonts w:ascii="Arial Unicode MS" w:cs="Arial Unicode MS" w:eastAsia="Arial Unicode MS" w:hAnsi="Arial Unicode MS"/>
+          <w:rtl w:val="0"/>
+        </w:rPr>
+        <w:t xml:space="preserve"> (división en fragmentos), </w:t>
+      </w:r>
+      <w:r>
+        <w:rPr>
+          <w:rFonts w:ascii="Consolas" w:cs="Consolas" w:eastAsia="Consolas" w:hAnsi="Consolas"/>
+          <w:sz w:val="20"/>
+          <w:szCs w:val="20"/>
+          <w:rtl w:val="0"/>
+        </w:rPr>
+        <w:t xml:space="preserve">app/src/lexico.py</w:t>
+      </w:r>
+      <w:r>
+        <w:rPr>
+          <w:rFonts w:ascii="Arial Unicode MS" w:cs="Arial Unicode MS" w:eastAsia="Arial Unicode MS" w:hAnsi="Arial Unicode MS"/>
+          <w:rtl w:val="0"/>
+        </w:rPr>
+        <w:t xml:space="preserve"> (BM25) y </w:t>
+      </w:r>
+      <w:r>
+        <w:rPr>
+          <w:rFonts w:ascii="Consolas" w:cs="Consolas" w:eastAsia="Consolas" w:hAnsi="Consolas"/>
+          <w:sz w:val="20"/>
+          <w:szCs w:val="20"/>
+          <w:rtl w:val="0"/>
+        </w:rPr>
+        <w:t xml:space="preserve">busqueda_densa_lexica</w:t>
+      </w:r>
+      <w:r>
+        <w:rPr>
+          <w:rFonts w:ascii="Arial Unicode MS" w:cs="Arial Unicode MS" w:eastAsia="Arial Unicode MS" w:hAnsi="Arial Unicode MS"/>
+          <w:rtl w:val="0"/>
+        </w:rPr>
+        <w:t xml:space="preserve"> en </w:t>
+      </w:r>
+      <w:r>
+        <w:rPr>
+          <w:rFonts w:ascii="Consolas" w:cs="Consolas" w:eastAsia="Consolas" w:hAnsi="Consolas"/>
+          <w:sz w:val="20"/>
+          <w:szCs w:val="20"/>
+          <w:rtl w:val="0"/>
+        </w:rPr>
+        <w:t xml:space="preserve">app/src/qdrant_store.py</w:t>
+      </w:r>
+      <w:r>
+        <w:rPr>
+          <w:rFonts w:ascii="Arial Unicode MS" w:cs="Arial Unicode MS" w:eastAsia="Arial Unicode MS" w:hAnsi="Arial Unicode MS"/>
+          <w:rtl w:val="0"/>
+        </w:rPr>
+        <w:t xml:space="preserve">.</w:t>
+      </w:r>
     </w:p>
     <w:p>
       <w:pPr>
@@ -6649,7 +10363,7 @@
         <w:rPr>
           <w:rtl w:val="0"/>
         </w:rPr>
-        <w:t xml:space="preserve">8. Conclusiones y Próximos Pasos</w:t>
+        <w:t xml:space="preserve">9. Conclusiones y Próximos Pasos</w:t>
       </w:r>
     </w:p>
     <w:p>
@@ -6662,7 +10376,7 @@
           <w:rFonts w:ascii="Arial Unicode MS" w:cs="Arial Unicode MS" w:eastAsia="Arial Unicode MS" w:hAnsi="Arial Unicode MS"/>
           <w:rtl w:val="0"/>
         </w:rPr>
-        <w:t xml:space="preserve">La Etapa 2 dejó una evaluación reproducible de punta a punta: el baseline mide la recuperación, el juez mide las respuestas y GEPA prueba variantes del prompt con la misma métrica. Con esa evaluación se corrigió el prompt y el golden set, y el puntaje del juez subió de 0.729 a 0.788. GEPA confirmó que el prompt actual es el mejor que encontró, así que el margen que queda está en la recuperación.</w:t>
+        <w:t xml:space="preserve">La Etapa 2 dejó una evaluación reproducible de punta a punta: el baseline mide la recuperación, el juez mide las respuestas y GEPA prueba variantes del prompt con la misma métrica. GEPA no mejoró el prompt y mostró que el límite estaba en la recuperación. Con el chunking por oraciones y secciones y la búsqueda coseno + BM25, el recall subió de 0.867 a 0.927 y el puntaje del juez de 0.776 a 0.901 (con las referencias corregidas). Las 6 preguntas que fallaban en el v2 sacan ahora 0.89 o más.</w:t>
       </w:r>
     </w:p>
     <w:p>
@@ -6708,7 +10422,7 @@
       </w:tblGrid>
       <w:tr>
         <w:trPr>
-          <w:cantSplit w:val="0"/>
+          <w:cantSplit w:val="1"/>
           <w:tblHeader w:val="1"/>
         </w:trPr>
         <w:tc>
@@ -6807,7 +10521,7 @@
       </w:tr>
       <w:tr>
         <w:trPr>
-          <w:cantSplit w:val="0"/>
+          <w:cantSplit w:val="1"/>
           <w:tblHeader w:val="0"/>
         </w:trPr>
         <w:tc>
@@ -6897,7 +10611,7 @@
       </w:tr>
       <w:tr>
         <w:trPr>
-          <w:cantSplit w:val="0"/>
+          <w:cantSplit w:val="1"/>
           <w:tblHeader w:val="0"/>
         </w:trPr>
         <w:tc>
@@ -6987,7 +10701,7 @@
       </w:tr>
       <w:tr>
         <w:trPr>
-          <w:cantSplit w:val="0"/>
+          <w:cantSplit w:val="1"/>
           <w:tblHeader w:val="0"/>
         </w:trPr>
         <w:tc>
@@ -7077,7 +10791,7 @@
       </w:tr>
       <w:tr>
         <w:trPr>
-          <w:cantSplit w:val="0"/>
+          <w:cantSplit w:val="1"/>
           <w:tblHeader w:val="0"/>
         </w:trPr>
         <w:tc>
@@ -7167,7 +10881,7 @@
       </w:tr>
       <w:tr>
         <w:trPr>
-          <w:cantSplit w:val="0"/>
+          <w:cantSplit w:val="1"/>
           <w:tblHeader w:val="0"/>
         </w:trPr>
         <w:tc>
@@ -7194,7 +10908,7 @@
               <w:rPr>
                 <w:rtl w:val="0"/>
               </w:rPr>
-              <w:t xml:space="preserve">Chunking y recuperación</w:t>
+              <w:t xml:space="preserve">Mejora de la recuperación</w:t>
             </w:r>
           </w:p>
         </w:tc>
@@ -7222,7 +10936,7 @@
               <w:rPr>
                 <w:rtl w:val="0"/>
               </w:rPr>
-              <w:t xml:space="preserve">Pendiente</w:t>
+              <w:t xml:space="preserve">Completada</w:t>
             </w:r>
           </w:p>
         </w:tc>
@@ -7250,7 +10964,97 @@
               <w:rPr>
                 <w:rtl w:val="0"/>
               </w:rPr>
-              <w:t xml:space="preserve">6 preguntas con puntaje menor a 0.6</w:t>
+              <w:t xml:space="preserve">Recall 0.867 → 0.927; juez 0.776 → 0.901</w:t>
+            </w:r>
+          </w:p>
+        </w:tc>
+      </w:tr>
+      <w:tr>
+        <w:trPr>
+          <w:cantSplit w:val="1"/>
+          <w:tblHeader w:val="0"/>
+        </w:trPr>
+        <w:tc>
+          <w:tcPr>
+            <w:tcW w:w="2800" w:type="dxa"/>
+            <w:tcBorders>
+              <w:top w:color="999999" w:space="0" w:sz="4" w:val="single"/>
+              <w:left w:color="999999" w:space="0" w:sz="4" w:val="single"/>
+              <w:bottom w:color="999999" w:space="0" w:sz="4" w:val="single"/>
+              <w:right w:color="999999" w:space="0" w:sz="4" w:val="single"/>
+            </w:tcBorders>
+            <w:tcMar>
+              <w:top w:w="100.0" w:type="dxa"/>
+              <w:left w:w="140.0" w:type="dxa"/>
+              <w:bottom w:w="100.0" w:type="dxa"/>
+              <w:right w:w="140.0" w:type="dxa"/>
+            </w:tcMar>
+          </w:tcPr>
+          <w:p>
+            <w:pPr>
+              <w:rPr/>
+            </w:pPr>
+            <w:r>
+              <w:rPr>
+                <w:rtl w:val="0"/>
+              </w:rPr>
+              <w:t xml:space="preserve">Corrección del golden set</w:t>
+            </w:r>
+          </w:p>
+        </w:tc>
+        <w:tc>
+          <w:tcPr>
+            <w:tcW w:w="2400" w:type="dxa"/>
+            <w:tcBorders>
+              <w:top w:color="999999" w:space="0" w:sz="4" w:val="single"/>
+              <w:left w:color="999999" w:space="0" w:sz="4" w:val="single"/>
+              <w:bottom w:color="999999" w:space="0" w:sz="4" w:val="single"/>
+              <w:right w:color="999999" w:space="0" w:sz="4" w:val="single"/>
+            </w:tcBorders>
+            <w:tcMar>
+              <w:top w:w="100.0" w:type="dxa"/>
+              <w:left w:w="140.0" w:type="dxa"/>
+              <w:bottom w:w="100.0" w:type="dxa"/>
+              <w:right w:w="140.0" w:type="dxa"/>
+            </w:tcMar>
+          </w:tcPr>
+          <w:p>
+            <w:pPr>
+              <w:rPr/>
+            </w:pPr>
+            <w:r>
+              <w:rPr>
+                <w:rtl w:val="0"/>
+              </w:rPr>
+              <w:t xml:space="preserve">Completada</w:t>
+            </w:r>
+          </w:p>
+        </w:tc>
+        <w:tc>
+          <w:tcPr>
+            <w:tcW w:w="4160" w:type="dxa"/>
+            <w:tcBorders>
+              <w:top w:color="999999" w:space="0" w:sz="4" w:val="single"/>
+              <w:left w:color="999999" w:space="0" w:sz="4" w:val="single"/>
+              <w:bottom w:color="999999" w:space="0" w:sz="4" w:val="single"/>
+              <w:right w:color="999999" w:space="0" w:sz="4" w:val="single"/>
+            </w:tcBorders>
+            <w:tcMar>
+              <w:top w:w="100.0" w:type="dxa"/>
+              <w:left w:w="140.0" w:type="dxa"/>
+              <w:bottom w:w="100.0" w:type="dxa"/>
+              <w:right w:w="140.0" w:type="dxa"/>
+            </w:tcMar>
+          </w:tcPr>
+          <w:p>
+            <w:pPr>
+              <w:rPr/>
+            </w:pPr>
+            <w:r>
+              <w:rPr>
+                <w:rtl w:val="0"/>
+              </w:rPr>
+              <w:t xml:space="preserve">4 referencias alineadas con el manual (#9, #10, #11, #21)</w:t>
             </w:r>
           </w:p>
         </w:tc>
@@ -7314,7 +11118,7 @@
           <w:vertAlign w:val="baseline"/>
           <w:rtl w:val="0"/>
         </w:rPr>
-        <w:t xml:space="preserve">Rehacer el chunking para que respete oraciones, listas y definiciones, y reindexar los tres manuales.</w:t>
+        <w:t xml:space="preserve">Volver a correr GEPA sobre el baseline v6. La primera corrida optimizaba sobre contextos de la búsqueda anterior; ahora los errores que quedan son respuestas incompletas (#4, #5, #9, #18), que es lo que GEPA puede mejorar.</w:t>
       </w:r>
     </w:p>
     <w:p>
@@ -7357,35 +11161,7 @@
           <w:vertAlign w:val="baseline"/>
           <w:rtl w:val="0"/>
         </w:rPr>
-        <w:t xml:space="preserve">Volver a correr el baseline y el juez sobre las mismas 32 preguntas y compararlos contra el v2 con </w:t>
-      </w:r>
-      <w:r>
-        <w:rPr>
-          <w:rFonts w:ascii="Consolas" w:cs="Consolas" w:eastAsia="Consolas" w:hAnsi="Consolas"/>
-          <w:sz w:val="20"/>
-          <w:szCs w:val="20"/>
-          <w:rtl w:val="0"/>
-        </w:rPr>
-        <w:t xml:space="preserve">comparar.py</w:t>
-      </w:r>
-      <w:r>
-        <w:rPr>
-          <w:rFonts w:ascii="Arial Unicode MS" w:cs="Arial Unicode MS" w:eastAsia="Arial Unicode MS" w:hAnsi="Arial Unicode MS"/>
-          <w:b w:val="0"/>
-          <w:bCs w:val="0"/>
-          <w:i w:val="0"/>
-          <w:iCs w:val="0"/>
-          <w:smallCaps w:val="0"/>
-          <w:strike w:val="0"/>
-          <w:color w:val="000000"/>
-          <w:sz w:val="22"/>
-          <w:szCs w:val="22"/>
-          <w:u w:val="none"/>
-          <w:shd w:fill="auto" w:val="clear"/>
-          <w:vertAlign w:val="baseline"/>
-          <w:rtl w:val="0"/>
-        </w:rPr>
-        <w:t xml:space="preserve">.</w:t>
+        <w:t xml:space="preserve">Para preguntas que piden una enumeración repartida en varias secciones (#24), sumar al contexto los fragmentos vecinos del mejor resultado.</w:t>
       </w:r>
     </w:p>
     <w:p>
@@ -7428,17 +11204,32 @@
           <w:vertAlign w:val="baseline"/>
           <w:rtl w:val="0"/>
         </w:rPr>
-        <w:t xml:space="preserve">Si la cátedra provee respuestas de referencia propias, volver a correr GEPA con </w:t>
-      </w:r>
-      <w:r>
-        <w:rPr>
-          <w:rFonts w:ascii="Consolas" w:cs="Consolas" w:eastAsia="Consolas" w:hAnsi="Consolas"/>
-          <w:sz w:val="20"/>
-          <w:szCs w:val="20"/>
-          <w:rtl w:val="0"/>
-        </w:rPr>
-        <w:t xml:space="preserve">--ejemplos-docente</w:t>
-      </w:r>
+        <w:t xml:space="preserve">Probar un modelo de embeddings multilingüe en lugar de MiniLM, entrenado en inglés, para que el coseno aporte en preguntas con vocabulario distinto del manual.</w:t>
+      </w:r>
+    </w:p>
+    <w:p>
+      <w:pPr>
+        <w:keepNext w:val="0"/>
+        <w:keepLines w:val="0"/>
+        <w:pageBreakBefore w:val="0"/>
+        <w:widowControl w:val="1"/>
+        <w:numPr>
+          <w:ilvl w:val="0"/>
+          <w:numId w:val="1"/>
+        </w:numPr>
+        <w:pBdr>
+          <w:top w:space="0" w:sz="0" w:val="nil"/>
+          <w:left w:space="0" w:sz="0" w:val="nil"/>
+          <w:bottom w:space="0" w:sz="0" w:val="nil"/>
+          <w:right w:space="0" w:sz="0" w:val="nil"/>
+          <w:between w:space="0" w:sz="0" w:val="nil"/>
+        </w:pBdr>
+        <w:shd w:fill="auto" w:val="clear"/>
+        <w:spacing w:after="0" w:before="0" w:line="240" w:lineRule="auto"/>
+        <w:ind w:left="720" w:right="0" w:hanging="360"/>
+        <w:jc w:val="left"/>
+        <w:rPr/>
+      </w:pPr>
       <w:r>
         <w:rPr>
           <w:rFonts w:ascii="Arial Unicode MS" w:cs="Arial Unicode MS" w:eastAsia="Arial Unicode MS" w:hAnsi="Arial Unicode MS"/>
@@ -7456,7 +11247,35 @@
           <w:vertAlign w:val="baseline"/>
           <w:rtl w:val="0"/>
         </w:rPr>
-        <w:t xml:space="preserve">. El estilo docente es la dimensión más baja (3.41 sobre 5) y es la que un prompt puede mejorar.</w:t>
+        <w:t xml:space="preserve">Si la cátedra provee respuestas de referencia propias, volver a correr GEPA con </w:t>
+      </w:r>
+      <w:r>
+        <w:rPr>
+          <w:rFonts w:ascii="Consolas" w:cs="Consolas" w:eastAsia="Consolas" w:hAnsi="Consolas"/>
+          <w:sz w:val="20"/>
+          <w:szCs w:val="20"/>
+          <w:rtl w:val="0"/>
+        </w:rPr>
+        <w:t xml:space="preserve">--ejemplos-docente</w:t>
+      </w:r>
+      <w:r>
+        <w:rPr>
+          <w:rFonts w:ascii="Arial Unicode MS" w:cs="Arial Unicode MS" w:eastAsia="Arial Unicode MS" w:hAnsi="Arial Unicode MS"/>
+          <w:b w:val="0"/>
+          <w:bCs w:val="0"/>
+          <w:i w:val="0"/>
+          <w:iCs w:val="0"/>
+          <w:smallCaps w:val="0"/>
+          <w:strike w:val="0"/>
+          <w:color w:val="000000"/>
+          <w:sz w:val="22"/>
+          <w:szCs w:val="22"/>
+          <w:u w:val="none"/>
+          <w:shd w:fill="auto" w:val="clear"/>
+          <w:vertAlign w:val="baseline"/>
+          <w:rtl w:val="0"/>
+        </w:rPr>
+        <w:t xml:space="preserve">. El estilo docente es la dimensión más baja (3.59 sobre 5) y es la que un prompt puede mejorar.</w:t>
       </w:r>
     </w:p>
     <w:p>
